--- a/Статья.docx
+++ b/Статья.docx
@@ -543,7 +543,73 @@
           <w:szCs w:val="28"/>
           <w:lang w:eastAsia="en-US"/>
         </w:rPr>
-        <w:t>Модули LSTM играют ключевую роль в архитектуре систем распознавания и перевода дактильных жестов в текст на основе глубокого обучения, особенно когда требуется обработка последовательностей данных.</w:t>
+        <w:t>Мод</w:t>
+      </w:r>
+      <w:r>
+        <w:rPr>
+          <w:rFonts w:ascii="Times New Roman" w:hAnsi="Times New Roman" w:cs="Times New Roman"/>
+          <w:bCs/>
+          <w:color w:val="000000" w:themeColor="text1"/>
+          <w:sz w:val="28"/>
+          <w:szCs w:val="28"/>
+          <w:lang w:eastAsia="en-US"/>
+        </w:rPr>
+        <w:t>е</w:t>
+      </w:r>
+      <w:r>
+        <w:rPr>
+          <w:rFonts w:ascii="Times New Roman" w:hAnsi="Times New Roman" w:cs="Times New Roman"/>
+          <w:bCs/>
+          <w:color w:val="000000" w:themeColor="text1"/>
+          <w:sz w:val="28"/>
+          <w:szCs w:val="28"/>
+          <w:lang w:eastAsia="en-US"/>
+        </w:rPr>
+        <w:t>л</w:t>
+      </w:r>
+      <w:r>
+        <w:rPr>
+          <w:rFonts w:ascii="Times New Roman" w:hAnsi="Times New Roman" w:cs="Times New Roman"/>
+          <w:bCs/>
+          <w:color w:val="000000" w:themeColor="text1"/>
+          <w:sz w:val="28"/>
+          <w:szCs w:val="28"/>
+          <w:lang w:eastAsia="en-US"/>
+        </w:rPr>
+        <w:t>ь</w:t>
+      </w:r>
+      <w:r>
+        <w:rPr>
+          <w:rFonts w:ascii="Times New Roman" w:hAnsi="Times New Roman" w:cs="Times New Roman"/>
+          <w:bCs/>
+          <w:color w:val="000000" w:themeColor="text1"/>
+          <w:sz w:val="28"/>
+          <w:szCs w:val="28"/>
+          <w:lang w:eastAsia="en-US"/>
+        </w:rPr>
+        <w:t xml:space="preserve"> LSTM игра</w:t>
+      </w:r>
+      <w:r>
+        <w:rPr>
+          <w:rFonts w:ascii="Times New Roman" w:hAnsi="Times New Roman" w:cs="Times New Roman"/>
+          <w:bCs/>
+          <w:color w:val="000000" w:themeColor="text1"/>
+          <w:sz w:val="28"/>
+          <w:szCs w:val="28"/>
+          <w:lang w:eastAsia="en-US"/>
+        </w:rPr>
+        <w:t>е</w:t>
+      </w:r>
+      <w:r>
+        <w:rPr>
+          <w:rFonts w:ascii="Times New Roman" w:hAnsi="Times New Roman" w:cs="Times New Roman"/>
+          <w:bCs/>
+          <w:color w:val="000000" w:themeColor="text1"/>
+          <w:sz w:val="28"/>
+          <w:szCs w:val="28"/>
+          <w:lang w:eastAsia="en-US"/>
+        </w:rPr>
+        <w:t>т ключевую роль в архитектуре систем распознавания и перевода дактильных жестов в текст на основе глубокого обучения, особенно когда требуется обработка последовательностей данных.</w:t>
       </w:r>
     </w:p>
     <w:p>
@@ -650,7 +716,29 @@
           <w:szCs w:val="28"/>
           <w:lang w:eastAsia="en-US"/>
         </w:rPr>
-        <w:t>, отвечающий за преобразование последовательности жестов в текстовое представление с применением постобработки и формированием грамматически корректных предложений</w:t>
+        <w:t xml:space="preserve"> отвеча</w:t>
+      </w:r>
+      <w:r>
+        <w:rPr>
+          <w:rFonts w:ascii="Times New Roman" w:hAnsi="Times New Roman" w:cs="Times New Roman"/>
+          <w:bCs/>
+          <w:color w:val="000000" w:themeColor="text1"/>
+          <w:sz w:val="28"/>
+          <w:szCs w:val="28"/>
+          <w:lang w:eastAsia="en-US"/>
+        </w:rPr>
+        <w:t>ет</w:t>
+      </w:r>
+      <w:r>
+        <w:rPr>
+          <w:rFonts w:ascii="Times New Roman" w:hAnsi="Times New Roman" w:cs="Times New Roman"/>
+          <w:bCs/>
+          <w:color w:val="000000" w:themeColor="text1"/>
+          <w:sz w:val="28"/>
+          <w:szCs w:val="28"/>
+          <w:lang w:eastAsia="en-US"/>
+        </w:rPr>
+        <w:t xml:space="preserve"> за преобразование последовательности жестов в текстовое представление с применением постобработки и формированием грамматически корректных предложений</w:t>
       </w:r>
       <w:r>
         <w:rPr>
@@ -796,7 +884,7 @@
           <w:szCs w:val="28"/>
           <w:lang w:eastAsia="en-US"/>
         </w:rPr>
-        <w:t>Архитектурная схема разработанного программного обеспечения.</w:t>
+        <w:t>Архитектурная схема разработанного программного обеспечения</w:t>
       </w:r>
     </w:p>
     <w:p>
@@ -1026,7 +1114,24 @@
                 <w:sz w:val="28"/>
                 <w:szCs w:val="28"/>
               </w:rPr>
-              <w:t>(30, 64)</w:t>
+              <w:t>(</w:t>
+            </w:r>
+            <w:r>
+              <w:rPr>
+                <w:rFonts w:ascii="Times New Roman" w:hAnsi="Times New Roman" w:cs="Times New Roman"/>
+                <w:sz w:val="28"/>
+                <w:szCs w:val="28"/>
+                <w:lang w:val="en-US"/>
+              </w:rPr>
+              <w:t>2</w:t>
+            </w:r>
+            <w:r>
+              <w:rPr>
+                <w:rFonts w:ascii="Times New Roman" w:hAnsi="Times New Roman" w:cs="Times New Roman"/>
+                <w:sz w:val="28"/>
+                <w:szCs w:val="28"/>
+              </w:rPr>
+              <w:t>0, 64)</w:t>
             </w:r>
           </w:p>
         </w:tc>
@@ -1108,7 +1213,24 @@
                 <w:sz w:val="28"/>
                 <w:szCs w:val="28"/>
               </w:rPr>
-              <w:t>(30, 128)</w:t>
+              <w:t>(</w:t>
+            </w:r>
+            <w:r>
+              <w:rPr>
+                <w:rFonts w:ascii="Times New Roman" w:hAnsi="Times New Roman" w:cs="Times New Roman"/>
+                <w:sz w:val="28"/>
+                <w:szCs w:val="28"/>
+                <w:lang w:val="en-US"/>
+              </w:rPr>
+              <w:t>2</w:t>
+            </w:r>
+            <w:r>
+              <w:rPr>
+                <w:rFonts w:ascii="Times New Roman" w:hAnsi="Times New Roman" w:cs="Times New Roman"/>
+                <w:sz w:val="28"/>
+                <w:szCs w:val="28"/>
+              </w:rPr>
+              <w:t>0, 128)</w:t>
             </w:r>
           </w:p>
         </w:tc>
@@ -1403,8 +1525,17 @@
                 <w:rFonts w:ascii="Times New Roman" w:hAnsi="Times New Roman" w:cs="Times New Roman"/>
                 <w:sz w:val="28"/>
                 <w:szCs w:val="28"/>
-              </w:rPr>
-              <w:t>10 units, Softmax</w:t>
+                <w:lang w:val="en-US"/>
+              </w:rPr>
+              <w:t>3</w:t>
+            </w:r>
+            <w:r>
+              <w:rPr>
+                <w:rFonts w:ascii="Times New Roman" w:hAnsi="Times New Roman" w:cs="Times New Roman"/>
+                <w:sz w:val="28"/>
+                <w:szCs w:val="28"/>
+              </w:rPr>
+              <w:t xml:space="preserve"> units, Softmax</w:t>
             </w:r>
           </w:p>
         </w:tc>
@@ -1430,884 +1561,22 @@
                 <w:sz w:val="28"/>
                 <w:szCs w:val="28"/>
               </w:rPr>
-              <w:t>(10)</w:t>
-            </w:r>
-          </w:p>
-        </w:tc>
-      </w:tr>
-    </w:tbl>
-    <w:p>
-      <w:pPr>
-        <w:spacing w:after="0" w:line="360" w:lineRule="auto"/>
-        <w:ind w:firstLine="709"/>
-        <w:jc w:val="both"/>
-        <w:rPr>
-          <w:rFonts w:ascii="Times New Roman" w:hAnsi="Times New Roman" w:cs="Times New Roman"/>
-          <w:bCs/>
-          <w:color w:val="000000" w:themeColor="text1"/>
-          <w:sz w:val="28"/>
-          <w:szCs w:val="28"/>
-          <w:lang w:eastAsia="en-US"/>
-        </w:rPr>
-      </w:pPr>
-    </w:p>
-    <w:p>
-      <w:pPr>
-        <w:spacing w:after="0" w:line="360" w:lineRule="auto"/>
-        <w:ind w:firstLine="709"/>
-        <w:jc w:val="both"/>
-        <w:rPr>
-          <w:rFonts w:ascii="Times New Roman" w:hAnsi="Times New Roman" w:cs="Times New Roman"/>
-          <w:bCs/>
-          <w:color w:val="000000" w:themeColor="text1"/>
-          <w:sz w:val="28"/>
-          <w:szCs w:val="28"/>
-          <w:lang w:eastAsia="en-US"/>
-        </w:rPr>
-      </w:pPr>
-      <w:r>
-        <w:rPr>
-          <w:rFonts w:ascii="Times New Roman" w:hAnsi="Times New Roman" w:cs="Times New Roman"/>
-          <w:bCs/>
-          <w:color w:val="000000" w:themeColor="text1"/>
-          <w:sz w:val="28"/>
-          <w:szCs w:val="28"/>
-          <w:lang w:eastAsia="en-US"/>
-        </w:rPr>
-        <w:t>Входные данные имеют размерность (30, 1662), где 30 — количество кадров в последовательности, 1662 — количество признаков. Модель обучалась с использованием оптимизатора Adam и функции потерь categorical cross-entropy на протяжении 1800 эпох</w:t>
-      </w:r>
-      <w:r>
-        <w:rPr>
-          <w:rFonts w:ascii="Times New Roman" w:hAnsi="Times New Roman" w:cs="Times New Roman"/>
-          <w:bCs/>
-          <w:color w:val="000000" w:themeColor="text1"/>
-          <w:sz w:val="28"/>
-          <w:szCs w:val="28"/>
-          <w:lang w:eastAsia="en-US"/>
-        </w:rPr>
-        <w:t>.</w:t>
-      </w:r>
-    </w:p>
-    <w:p>
-      <w:pPr>
-        <w:spacing w:after="0" w:line="360" w:lineRule="auto"/>
-        <w:ind w:firstLine="709"/>
-        <w:jc w:val="both"/>
-        <w:rPr>
-          <w:rFonts w:ascii="Times New Roman" w:hAnsi="Times New Roman" w:cs="Times New Roman"/>
-          <w:b/>
-          <w:color w:val="000000" w:themeColor="text1"/>
-          <w:sz w:val="28"/>
-          <w:szCs w:val="28"/>
-          <w:lang w:eastAsia="en-US"/>
-        </w:rPr>
-      </w:pPr>
-      <w:r>
-        <w:rPr>
-          <w:rFonts w:ascii="Times New Roman" w:hAnsi="Times New Roman" w:cs="Times New Roman"/>
-          <w:b/>
-          <w:color w:val="000000" w:themeColor="text1"/>
-          <w:sz w:val="28"/>
-          <w:szCs w:val="28"/>
-          <w:lang w:eastAsia="en-US"/>
-        </w:rPr>
-        <w:t>Набор данных</w:t>
-      </w:r>
-    </w:p>
-    <w:p>
-      <w:pPr>
-        <w:spacing w:after="0" w:line="360" w:lineRule="auto"/>
-        <w:ind w:firstLine="709"/>
-        <w:jc w:val="both"/>
-        <w:rPr>
-          <w:rFonts w:ascii="Times New Roman" w:hAnsi="Times New Roman" w:cs="Times New Roman"/>
-          <w:bCs/>
-          <w:color w:val="000000" w:themeColor="text1"/>
-          <w:sz w:val="28"/>
-          <w:szCs w:val="28"/>
-          <w:lang w:eastAsia="en-US"/>
-        </w:rPr>
-      </w:pPr>
-      <w:r>
-        <w:rPr>
-          <w:rFonts w:ascii="Times New Roman" w:hAnsi="Times New Roman" w:cs="Times New Roman"/>
-          <w:bCs/>
-          <w:color w:val="000000" w:themeColor="text1"/>
-          <w:sz w:val="28"/>
-          <w:szCs w:val="28"/>
-          <w:lang w:eastAsia="en-US"/>
-        </w:rPr>
-        <w:t xml:space="preserve">После того, как данные собраны и набор данных завершен, пользователь может приступить к обучению модели. На этом этапе набор данных разделяется на два подмножества: 90% набора данных используется для обучения и 10% для тестирования. Точность тестирования с использованием этих 10% набора данных даст представление об эффективности модели. </w:t>
-      </w:r>
-    </w:p>
-    <w:p>
-      <w:pPr>
-        <w:spacing w:after="0" w:line="360" w:lineRule="auto"/>
-        <w:ind w:firstLine="709"/>
-        <w:jc w:val="both"/>
-        <w:rPr>
-          <w:rFonts w:ascii="Times New Roman" w:hAnsi="Times New Roman" w:cs="Times New Roman"/>
-          <w:bCs/>
-          <w:color w:val="000000" w:themeColor="text1"/>
-          <w:sz w:val="28"/>
-          <w:szCs w:val="28"/>
-          <w:lang w:eastAsia="en-US"/>
-        </w:rPr>
-      </w:pPr>
-      <w:r>
-        <w:rPr>
-          <w:rFonts w:ascii="Times New Roman" w:hAnsi="Times New Roman" w:cs="Times New Roman"/>
-          <w:bCs/>
-          <w:color w:val="000000" w:themeColor="text1"/>
-          <w:sz w:val="28"/>
-          <w:szCs w:val="28"/>
-          <w:lang w:eastAsia="en-US"/>
-        </w:rPr>
-        <w:t>Для этого конкретного проекта нейронная сеть построена с использованием экземпляра последовательной модели путем прохождения трех LSTM и трех плотно связанных слоев. Первые пять из этих слоев используют функцию активации ReLU, а последний слой — функцию активации Softmax. В процессе обучения алгоритм оптимизации Adam используется для получения оптимальных параметров для каждого слоя</w:t>
-      </w:r>
-      <w:r>
-        <w:rPr>
-          <w:rFonts w:ascii="Times New Roman" w:hAnsi="Times New Roman" w:cs="Times New Roman"/>
-          <w:bCs/>
-          <w:color w:val="000000" w:themeColor="text1"/>
-          <w:sz w:val="28"/>
-          <w:szCs w:val="28"/>
-          <w:lang w:eastAsia="en-US"/>
-        </w:rPr>
-        <w:t>.</w:t>
-      </w:r>
-    </w:p>
-    <w:p>
-      <w:pPr>
-        <w:spacing w:after="0" w:line="360" w:lineRule="auto"/>
-        <w:ind w:firstLine="709"/>
-        <w:jc w:val="both"/>
-        <w:rPr>
-          <w:rFonts w:ascii="Times New Roman" w:hAnsi="Times New Roman" w:cs="Times New Roman"/>
-          <w:b/>
-          <w:color w:val="000000" w:themeColor="text1"/>
-          <w:sz w:val="28"/>
-          <w:szCs w:val="28"/>
-          <w:lang w:eastAsia="en-US"/>
-        </w:rPr>
-      </w:pPr>
-      <w:r>
-        <w:rPr>
-          <w:rFonts w:ascii="Times New Roman" w:hAnsi="Times New Roman" w:cs="Times New Roman"/>
-          <w:b/>
-          <w:color w:val="000000" w:themeColor="text1"/>
-          <w:sz w:val="28"/>
-          <w:szCs w:val="28"/>
-          <w:lang w:eastAsia="en-US"/>
-        </w:rPr>
-        <w:t>Метрики оценки качества</w:t>
-      </w:r>
-    </w:p>
-    <w:p>
-      <w:pPr>
-        <w:spacing w:after="0" w:line="360" w:lineRule="auto"/>
-        <w:ind w:firstLine="709"/>
-        <w:jc w:val="both"/>
-        <w:rPr>
-          <w:rFonts w:ascii="Times New Roman" w:hAnsi="Times New Roman" w:cs="Times New Roman"/>
-          <w:bCs/>
-          <w:color w:val="000000" w:themeColor="text1"/>
-          <w:sz w:val="28"/>
-          <w:szCs w:val="28"/>
-          <w:lang w:eastAsia="en-US"/>
-        </w:rPr>
-      </w:pPr>
-      <w:r>
-        <w:rPr>
-          <w:rFonts w:ascii="Times New Roman" w:hAnsi="Times New Roman" w:cs="Times New Roman"/>
-          <w:bCs/>
-          <w:color w:val="000000" w:themeColor="text1"/>
-          <w:sz w:val="28"/>
-          <w:szCs w:val="28"/>
-          <w:lang w:eastAsia="en-US"/>
-        </w:rPr>
-        <w:lastRenderedPageBreak/>
-        <w:t>Для комплексной оценки качества распознавания использовались следующие метрики</w:t>
-      </w:r>
-      <w:r>
-        <w:rPr>
-          <w:rFonts w:ascii="Times New Roman" w:hAnsi="Times New Roman" w:cs="Times New Roman"/>
-          <w:bCs/>
-          <w:color w:val="000000" w:themeColor="text1"/>
-          <w:sz w:val="28"/>
-          <w:szCs w:val="28"/>
-          <w:lang w:eastAsia="en-US"/>
-        </w:rPr>
-        <w:t>:</w:t>
-      </w:r>
-    </w:p>
-    <w:tbl>
-      <w:tblPr>
-        <w:tblStyle w:val="TableGrid"/>
-        <w:tblW w:w="0" w:type="auto"/>
-        <w:tblBorders>
-          <w:top w:val="none" w:sz="0" w:space="0" w:color="auto"/>
-          <w:left w:val="none" w:sz="0" w:space="0" w:color="auto"/>
-          <w:bottom w:val="none" w:sz="0" w:space="0" w:color="auto"/>
-          <w:right w:val="none" w:sz="0" w:space="0" w:color="auto"/>
-          <w:insideH w:val="none" w:sz="0" w:space="0" w:color="auto"/>
-          <w:insideV w:val="none" w:sz="0" w:space="0" w:color="auto"/>
-        </w:tblBorders>
-        <w:tblLook w:val="04A0" w:firstRow="1" w:lastRow="0" w:firstColumn="1" w:lastColumn="0" w:noHBand="0" w:noVBand="1"/>
-      </w:tblPr>
-      <w:tblGrid>
-        <w:gridCol w:w="9606"/>
-        <w:gridCol w:w="582"/>
-      </w:tblGrid>
-      <w:tr>
-        <w:tc>
-          <w:tcPr>
-            <w:tcW w:w="9606" w:type="dxa"/>
-            <w:vAlign w:val="center"/>
-          </w:tcPr>
-          <w:p>
-            <w:pPr>
-              <w:spacing w:line="360" w:lineRule="auto"/>
-              <w:jc w:val="center"/>
-              <w:rPr>
-                <w:rFonts w:ascii="Times New Roman" w:hAnsi="Times New Roman" w:cs="Times New Roman"/>
-                <w:bCs/>
-                <w:i/>
-                <w:color w:val="000000" w:themeColor="text1"/>
-                <w:sz w:val="28"/>
-                <w:szCs w:val="28"/>
-                <w:lang w:eastAsia="en-US"/>
-              </w:rPr>
-            </w:pPr>
-            <m:oMathPara>
-              <m:oMath>
-                <m:r>
-                  <w:rPr>
-                    <w:rFonts w:ascii="Cambria Math" w:hAnsi="Cambria Math" w:cs="Times New Roman"/>
-                    <w:color w:val="000000" w:themeColor="text1"/>
-                    <w:sz w:val="28"/>
-                    <w:szCs w:val="28"/>
-                    <w:lang w:eastAsia="en-US"/>
-                  </w:rPr>
-                  <m:t xml:space="preserve">Accuracy </m:t>
-                </m:r>
-                <m:d>
-                  <m:dPr>
-                    <m:ctrlPr>
-                      <w:rPr>
-                        <w:rFonts w:ascii="Cambria Math" w:hAnsi="Cambria Math" w:cs="Times New Roman"/>
-                        <w:bCs/>
-                        <w:i/>
-                        <w:color w:val="000000" w:themeColor="text1"/>
-                        <w:sz w:val="28"/>
-                        <w:szCs w:val="28"/>
-                        <w:lang w:eastAsia="en-US"/>
-                      </w:rPr>
-                    </m:ctrlPr>
-                  </m:dPr>
-                  <m:e>
-                    <m:r>
-                      <w:rPr>
-                        <w:rFonts w:ascii="Cambria Math" w:hAnsi="Cambria Math" w:cs="Times New Roman"/>
-                        <w:color w:val="000000" w:themeColor="text1"/>
-                        <w:sz w:val="28"/>
-                        <w:szCs w:val="28"/>
-                        <w:lang w:eastAsia="en-US"/>
-                      </w:rPr>
-                      <m:t>точность</m:t>
-                    </m:r>
-                  </m:e>
-                </m:d>
-                <m:r>
-                  <w:rPr>
-                    <w:rFonts w:ascii="Cambria Math" w:hAnsi="Cambria Math" w:cs="Times New Roman"/>
-                    <w:color w:val="000000" w:themeColor="text1"/>
-                    <w:sz w:val="28"/>
-                    <w:szCs w:val="28"/>
-                    <w:lang w:eastAsia="en-US"/>
-                  </w:rPr>
-                  <m:t>=</m:t>
-                </m:r>
-                <m:f>
-                  <m:fPr>
-                    <m:ctrlPr>
-                      <w:rPr>
-                        <w:rFonts w:ascii="Cambria Math" w:hAnsi="Cambria Math" w:cs="Times New Roman"/>
-                        <w:bCs/>
-                        <w:i/>
-                        <w:color w:val="000000" w:themeColor="text1"/>
-                        <w:sz w:val="28"/>
-                        <w:szCs w:val="28"/>
-                        <w:lang w:eastAsia="en-US"/>
-                      </w:rPr>
-                    </m:ctrlPr>
-                  </m:fPr>
-                  <m:num>
-                    <m:r>
-                      <w:rPr>
-                        <w:rFonts w:ascii="Cambria Math" w:hAnsi="Cambria Math" w:cs="Times New Roman"/>
-                        <w:color w:val="000000" w:themeColor="text1"/>
-                        <w:sz w:val="28"/>
-                        <w:szCs w:val="28"/>
-                        <w:lang w:eastAsia="en-US"/>
-                      </w:rPr>
-                      <m:t>TP+TN</m:t>
-                    </m:r>
-                  </m:num>
-                  <m:den>
-                    <m:r>
-                      <w:rPr>
-                        <w:rFonts w:ascii="Cambria Math" w:hAnsi="Cambria Math" w:cs="Times New Roman"/>
-                        <w:color w:val="000000" w:themeColor="text1"/>
-                        <w:sz w:val="28"/>
-                        <w:szCs w:val="28"/>
-                        <w:lang w:eastAsia="en-US"/>
-                      </w:rPr>
-                      <m:t>TP+TN+FP+FN</m:t>
-                    </m:r>
-                  </m:den>
-                </m:f>
-                <m:r>
-                  <w:rPr>
-                    <w:rFonts w:ascii="Cambria Math" w:hAnsi="Cambria Math" w:cs="Times New Roman"/>
-                    <w:color w:val="000000" w:themeColor="text1"/>
-                    <w:sz w:val="28"/>
-                    <w:szCs w:val="28"/>
-                    <w:lang w:eastAsia="en-US"/>
-                  </w:rPr>
-                  <m:t>;</m:t>
-                </m:r>
-              </m:oMath>
-            </m:oMathPara>
-          </w:p>
-        </w:tc>
-        <w:tc>
-          <w:tcPr>
-            <w:tcW w:w="582" w:type="dxa"/>
-            <w:vAlign w:val="center"/>
-          </w:tcPr>
-          <w:p>
-            <w:pPr>
-              <w:spacing w:line="360" w:lineRule="auto"/>
-              <w:jc w:val="center"/>
-              <w:rPr>
-                <w:rFonts w:ascii="Times New Roman" w:hAnsi="Times New Roman" w:cs="Times New Roman"/>
-                <w:bCs/>
-                <w:color w:val="000000" w:themeColor="text1"/>
-                <w:sz w:val="28"/>
-                <w:szCs w:val="28"/>
-                <w:lang w:eastAsia="en-US"/>
-              </w:rPr>
-            </w:pPr>
-            <w:r>
-              <w:rPr>
-                <w:rFonts w:ascii="Times New Roman" w:hAnsi="Times New Roman" w:cs="Times New Roman"/>
-                <w:bCs/>
-                <w:color w:val="000000" w:themeColor="text1"/>
-                <w:sz w:val="28"/>
-                <w:szCs w:val="28"/>
-                <w:lang w:eastAsia="en-US"/>
-              </w:rPr>
-              <w:t>(1)</w:t>
-            </w:r>
-          </w:p>
-        </w:tc>
-      </w:tr>
-      <w:tr>
-        <w:tc>
-          <w:tcPr>
-            <w:tcW w:w="9606" w:type="dxa"/>
-            <w:vAlign w:val="center"/>
-          </w:tcPr>
-          <w:p>
-            <w:pPr>
-              <w:spacing w:line="360" w:lineRule="auto"/>
-              <w:jc w:val="center"/>
-              <w:rPr>
-                <w:rFonts w:ascii="Times New Roman" w:hAnsi="Times New Roman" w:cs="Times New Roman"/>
-                <w:bCs/>
-                <w:i/>
-                <w:color w:val="000000" w:themeColor="text1"/>
-                <w:sz w:val="28"/>
-                <w:szCs w:val="28"/>
-                <w:lang w:eastAsia="en-US"/>
-              </w:rPr>
-            </w:pPr>
-            <m:oMathPara>
-              <m:oMath>
-                <m:r>
-                  <w:rPr>
-                    <w:rFonts w:ascii="Cambria Math" w:hAnsi="Cambria Math" w:cs="Times New Roman"/>
-                    <w:color w:val="000000" w:themeColor="text1"/>
-                    <w:sz w:val="28"/>
-                    <w:szCs w:val="28"/>
-                    <w:lang w:eastAsia="en-US"/>
-                  </w:rPr>
-                  <m:t xml:space="preserve">Precision </m:t>
-                </m:r>
-                <m:d>
-                  <m:dPr>
-                    <m:ctrlPr>
-                      <w:rPr>
-                        <w:rFonts w:ascii="Cambria Math" w:hAnsi="Cambria Math" w:cs="Times New Roman"/>
-                        <w:bCs/>
-                        <w:i/>
-                        <w:color w:val="000000" w:themeColor="text1"/>
-                        <w:sz w:val="28"/>
-                        <w:szCs w:val="28"/>
-                        <w:lang w:eastAsia="en-US"/>
-                      </w:rPr>
-                    </m:ctrlPr>
-                  </m:dPr>
-                  <m:e>
-                    <m:r>
-                      <w:rPr>
-                        <w:rFonts w:ascii="Cambria Math" w:hAnsi="Cambria Math" w:cs="Times New Roman"/>
-                        <w:color w:val="000000" w:themeColor="text1"/>
-                        <w:sz w:val="28"/>
-                        <w:szCs w:val="28"/>
-                        <w:lang w:eastAsia="en-US"/>
-                      </w:rPr>
-                      <m:t>точность класса</m:t>
-                    </m:r>
-                  </m:e>
-                </m:d>
-                <m:r>
-                  <w:rPr>
-                    <w:rFonts w:ascii="Cambria Math" w:hAnsi="Cambria Math" w:cs="Times New Roman"/>
-                    <w:color w:val="000000" w:themeColor="text1"/>
-                    <w:sz w:val="28"/>
-                    <w:szCs w:val="28"/>
-                    <w:lang w:eastAsia="en-US"/>
-                  </w:rPr>
-                  <m:t>=</m:t>
-                </m:r>
-                <m:f>
-                  <m:fPr>
-                    <m:ctrlPr>
-                      <w:rPr>
-                        <w:rFonts w:ascii="Cambria Math" w:hAnsi="Cambria Math" w:cs="Times New Roman"/>
-                        <w:bCs/>
-                        <w:i/>
-                        <w:color w:val="000000" w:themeColor="text1"/>
-                        <w:sz w:val="28"/>
-                        <w:szCs w:val="28"/>
-                        <w:lang w:eastAsia="en-US"/>
-                      </w:rPr>
-                    </m:ctrlPr>
-                  </m:fPr>
-                  <m:num>
-                    <m:r>
-                      <w:rPr>
-                        <w:rFonts w:ascii="Cambria Math" w:hAnsi="Cambria Math" w:cs="Times New Roman"/>
-                        <w:color w:val="000000" w:themeColor="text1"/>
-                        <w:sz w:val="28"/>
-                        <w:szCs w:val="28"/>
-                        <w:lang w:eastAsia="en-US"/>
-                      </w:rPr>
-                      <m:t>TP</m:t>
-                    </m:r>
-                  </m:num>
-                  <m:den>
-                    <m:r>
-                      <w:rPr>
-                        <w:rFonts w:ascii="Cambria Math" w:hAnsi="Cambria Math" w:cs="Times New Roman"/>
-                        <w:color w:val="000000" w:themeColor="text1"/>
-                        <w:sz w:val="28"/>
-                        <w:szCs w:val="28"/>
-                        <w:lang w:eastAsia="en-US"/>
-                      </w:rPr>
-                      <m:t>TP+FP</m:t>
-                    </m:r>
-                  </m:den>
-                </m:f>
-                <m:r>
-                  <w:rPr>
-                    <w:rFonts w:ascii="Cambria Math" w:hAnsi="Cambria Math" w:cs="Times New Roman"/>
-                    <w:color w:val="000000" w:themeColor="text1"/>
-                    <w:sz w:val="28"/>
-                    <w:szCs w:val="28"/>
-                    <w:lang w:eastAsia="en-US"/>
-                  </w:rPr>
-                  <m:t>;</m:t>
-                </m:r>
-              </m:oMath>
-            </m:oMathPara>
-          </w:p>
-        </w:tc>
-        <w:tc>
-          <w:tcPr>
-            <w:tcW w:w="582" w:type="dxa"/>
-            <w:vAlign w:val="center"/>
-          </w:tcPr>
-          <w:p>
-            <w:pPr>
-              <w:spacing w:line="360" w:lineRule="auto"/>
-              <w:jc w:val="center"/>
-              <w:rPr>
-                <w:rFonts w:ascii="Times New Roman" w:hAnsi="Times New Roman" w:cs="Times New Roman"/>
-                <w:bCs/>
-                <w:color w:val="000000" w:themeColor="text1"/>
-                <w:sz w:val="28"/>
-                <w:szCs w:val="28"/>
-                <w:lang w:eastAsia="en-US"/>
-              </w:rPr>
-            </w:pPr>
-            <w:r>
-              <w:rPr>
-                <w:rFonts w:ascii="Times New Roman" w:hAnsi="Times New Roman" w:cs="Times New Roman"/>
-                <w:bCs/>
-                <w:color w:val="000000" w:themeColor="text1"/>
-                <w:sz w:val="28"/>
-                <w:szCs w:val="28"/>
-                <w:lang w:eastAsia="en-US"/>
-              </w:rPr>
               <w:t>(</w:t>
             </w:r>
             <w:r>
               <w:rPr>
                 <w:rFonts w:ascii="Times New Roman" w:hAnsi="Times New Roman" w:cs="Times New Roman"/>
-                <w:bCs/>
-                <w:color w:val="000000" w:themeColor="text1"/>
-                <w:sz w:val="28"/>
-                <w:szCs w:val="28"/>
-                <w:lang w:eastAsia="en-US"/>
-              </w:rPr>
-              <w:t>2</w:t>
-            </w:r>
-            <w:r>
-              <w:rPr>
-                <w:rFonts w:ascii="Times New Roman" w:hAnsi="Times New Roman" w:cs="Times New Roman"/>
-                <w:bCs/>
-                <w:color w:val="000000" w:themeColor="text1"/>
-                <w:sz w:val="28"/>
-                <w:szCs w:val="28"/>
-                <w:lang w:eastAsia="en-US"/>
-              </w:rPr>
-              <w:t>)</w:t>
-            </w:r>
-          </w:p>
-        </w:tc>
-      </w:tr>
-      <w:tr>
-        <w:tc>
-          <w:tcPr>
-            <w:tcW w:w="9606" w:type="dxa"/>
-            <w:vAlign w:val="center"/>
-          </w:tcPr>
-          <w:p>
-            <w:pPr>
-              <w:spacing w:line="360" w:lineRule="auto"/>
-              <w:jc w:val="center"/>
-              <w:rPr>
-                <w:rFonts w:ascii="Times New Roman" w:hAnsi="Times New Roman" w:cs="Times New Roman"/>
-                <w:bCs/>
-                <w:i/>
-                <w:color w:val="000000" w:themeColor="text1"/>
-                <w:sz w:val="28"/>
-                <w:szCs w:val="28"/>
-                <w:lang w:eastAsia="en-US"/>
-              </w:rPr>
-            </w:pPr>
-            <m:oMathPara>
-              <m:oMath>
-                <m:r>
-                  <w:rPr>
-                    <w:rFonts w:ascii="Cambria Math" w:hAnsi="Cambria Math" w:cs="Times New Roman"/>
-                    <w:color w:val="000000" w:themeColor="text1"/>
-                    <w:sz w:val="28"/>
-                    <w:szCs w:val="28"/>
-                    <w:lang w:eastAsia="en-US"/>
-                  </w:rPr>
-                  <m:t xml:space="preserve">Recall </m:t>
-                </m:r>
-                <m:d>
-                  <m:dPr>
-                    <m:ctrlPr>
-                      <w:rPr>
-                        <w:rFonts w:ascii="Cambria Math" w:hAnsi="Cambria Math" w:cs="Times New Roman"/>
-                        <w:bCs/>
-                        <w:i/>
-                        <w:color w:val="000000" w:themeColor="text1"/>
-                        <w:sz w:val="28"/>
-                        <w:szCs w:val="28"/>
-                        <w:lang w:eastAsia="en-US"/>
-                      </w:rPr>
-                    </m:ctrlPr>
-                  </m:dPr>
-                  <m:e>
-                    <m:r>
-                      <w:rPr>
-                        <w:rFonts w:ascii="Cambria Math" w:hAnsi="Cambria Math" w:cs="Times New Roman"/>
-                        <w:color w:val="000000" w:themeColor="text1"/>
-                        <w:sz w:val="28"/>
-                        <w:szCs w:val="28"/>
-                        <w:lang w:eastAsia="en-US"/>
-                      </w:rPr>
-                      <m:t>полнота</m:t>
-                    </m:r>
-                  </m:e>
-                </m:d>
-                <m:r>
-                  <w:rPr>
-                    <w:rFonts w:ascii="Cambria Math" w:hAnsi="Cambria Math" w:cs="Times New Roman"/>
-                    <w:color w:val="000000" w:themeColor="text1"/>
-                    <w:sz w:val="28"/>
-                    <w:szCs w:val="28"/>
-                    <w:lang w:eastAsia="en-US"/>
-                  </w:rPr>
-                  <m:t>=</m:t>
-                </m:r>
-                <m:f>
-                  <m:fPr>
-                    <m:ctrlPr>
-                      <w:rPr>
-                        <w:rFonts w:ascii="Cambria Math" w:hAnsi="Cambria Math" w:cs="Times New Roman"/>
-                        <w:bCs/>
-                        <w:i/>
-                        <w:color w:val="000000" w:themeColor="text1"/>
-                        <w:sz w:val="28"/>
-                        <w:szCs w:val="28"/>
-                        <w:lang w:eastAsia="en-US"/>
-                      </w:rPr>
-                    </m:ctrlPr>
-                  </m:fPr>
-                  <m:num>
-                    <m:r>
-                      <w:rPr>
-                        <w:rFonts w:ascii="Cambria Math" w:hAnsi="Cambria Math" w:cs="Times New Roman"/>
-                        <w:color w:val="000000" w:themeColor="text1"/>
-                        <w:sz w:val="28"/>
-                        <w:szCs w:val="28"/>
-                        <w:lang w:eastAsia="en-US"/>
-                      </w:rPr>
-                      <m:t>TP</m:t>
-                    </m:r>
-                  </m:num>
-                  <m:den>
-                    <m:r>
-                      <w:rPr>
-                        <w:rFonts w:ascii="Cambria Math" w:hAnsi="Cambria Math" w:cs="Times New Roman"/>
-                        <w:color w:val="000000" w:themeColor="text1"/>
-                        <w:sz w:val="28"/>
-                        <w:szCs w:val="28"/>
-                        <w:lang w:eastAsia="en-US"/>
-                      </w:rPr>
-                      <m:t>TP+FN</m:t>
-                    </m:r>
-                  </m:den>
-                </m:f>
-                <m:r>
-                  <w:rPr>
-                    <w:rFonts w:ascii="Cambria Math" w:hAnsi="Cambria Math" w:cs="Times New Roman"/>
-                    <w:color w:val="000000" w:themeColor="text1"/>
-                    <w:sz w:val="28"/>
-                    <w:szCs w:val="28"/>
-                    <w:lang w:eastAsia="en-US"/>
-                  </w:rPr>
-                  <m:t>;</m:t>
-                </m:r>
-              </m:oMath>
-            </m:oMathPara>
-          </w:p>
-        </w:tc>
-        <w:tc>
-          <w:tcPr>
-            <w:tcW w:w="582" w:type="dxa"/>
-            <w:vAlign w:val="center"/>
-          </w:tcPr>
-          <w:p>
-            <w:pPr>
-              <w:spacing w:line="360" w:lineRule="auto"/>
-              <w:jc w:val="center"/>
-              <w:rPr>
-                <w:rFonts w:ascii="Times New Roman" w:hAnsi="Times New Roman" w:cs="Times New Roman"/>
-                <w:bCs/>
-                <w:color w:val="000000" w:themeColor="text1"/>
-                <w:sz w:val="28"/>
-                <w:szCs w:val="28"/>
-                <w:lang w:eastAsia="en-US"/>
-              </w:rPr>
-            </w:pPr>
-            <w:r>
-              <w:rPr>
-                <w:rFonts w:ascii="Times New Roman" w:hAnsi="Times New Roman" w:cs="Times New Roman"/>
-                <w:bCs/>
-                <w:color w:val="000000" w:themeColor="text1"/>
-                <w:sz w:val="28"/>
-                <w:szCs w:val="28"/>
-                <w:lang w:eastAsia="en-US"/>
-              </w:rPr>
-              <w:t>(</w:t>
-            </w:r>
-            <w:r>
-              <w:rPr>
-                <w:rFonts w:ascii="Times New Roman" w:hAnsi="Times New Roman" w:cs="Times New Roman"/>
-                <w:bCs/>
-                <w:color w:val="000000" w:themeColor="text1"/>
-                <w:sz w:val="28"/>
-                <w:szCs w:val="28"/>
-                <w:lang w:eastAsia="en-US"/>
+                <w:sz w:val="28"/>
+                <w:szCs w:val="28"/>
+                <w:lang w:val="en-US"/>
               </w:rPr>
               <w:t>3</w:t>
             </w:r>
             <w:r>
               <w:rPr>
                 <w:rFonts w:ascii="Times New Roman" w:hAnsi="Times New Roman" w:cs="Times New Roman"/>
-                <w:bCs/>
-                <w:color w:val="000000" w:themeColor="text1"/>
-                <w:sz w:val="28"/>
-                <w:szCs w:val="28"/>
-                <w:lang w:eastAsia="en-US"/>
-              </w:rPr>
-              <w:t>)</w:t>
-            </w:r>
-          </w:p>
-        </w:tc>
-      </w:tr>
-      <w:tr>
-        <w:tc>
-          <w:tcPr>
-            <w:tcW w:w="9606" w:type="dxa"/>
-            <w:vAlign w:val="center"/>
-          </w:tcPr>
-          <w:p>
-            <w:pPr>
-              <w:spacing w:line="360" w:lineRule="auto"/>
-              <w:jc w:val="center"/>
-              <w:rPr>
-                <w:rFonts w:ascii="Times New Roman" w:hAnsi="Times New Roman" w:cs="Times New Roman"/>
-                <w:bCs/>
-                <w:i/>
-                <w:color w:val="000000" w:themeColor="text1"/>
-                <w:sz w:val="28"/>
-                <w:szCs w:val="28"/>
-                <w:lang w:eastAsia="en-US"/>
-              </w:rPr>
-            </w:pPr>
-            <m:oMathPara>
-              <m:oMath>
-                <m:r>
-                  <w:rPr>
-                    <w:rFonts w:ascii="Cambria Math" w:hAnsi="Cambria Math" w:cs="Times New Roman"/>
-                    <w:color w:val="000000" w:themeColor="text1"/>
-                    <w:sz w:val="28"/>
-                    <w:szCs w:val="28"/>
-                    <w:lang w:eastAsia="en-US"/>
-                  </w:rPr>
-                  <m:t>F1-Score=2×</m:t>
-                </m:r>
-                <m:f>
-                  <m:fPr>
-                    <m:ctrlPr>
-                      <w:rPr>
-                        <w:rFonts w:ascii="Cambria Math" w:hAnsi="Cambria Math" w:cs="Times New Roman"/>
-                        <w:bCs/>
-                        <w:i/>
-                        <w:color w:val="000000" w:themeColor="text1"/>
-                        <w:sz w:val="28"/>
-                        <w:szCs w:val="28"/>
-                        <w:lang w:eastAsia="en-US"/>
-                      </w:rPr>
-                    </m:ctrlPr>
-                  </m:fPr>
-                  <m:num>
-                    <m:r>
-                      <w:rPr>
-                        <w:rFonts w:ascii="Cambria Math" w:hAnsi="Cambria Math" w:cs="Times New Roman"/>
-                        <w:color w:val="000000" w:themeColor="text1"/>
-                        <w:sz w:val="28"/>
-                        <w:szCs w:val="28"/>
-                        <w:lang w:eastAsia="en-US"/>
-                      </w:rPr>
-                      <m:t>Precision</m:t>
-                    </m:r>
-                    <m:r>
-                      <w:rPr>
-                        <w:rFonts w:ascii="Cambria Math" w:hAnsi="Cambria Math" w:cs="Times New Roman"/>
-                        <w:color w:val="000000" w:themeColor="text1"/>
-                        <w:sz w:val="28"/>
-                        <w:szCs w:val="28"/>
-                        <w:lang w:eastAsia="en-US"/>
-                      </w:rPr>
-                      <m:t>×Recall</m:t>
-                    </m:r>
-                  </m:num>
-                  <m:den>
-                    <m:r>
-                      <w:rPr>
-                        <w:rFonts w:ascii="Cambria Math" w:hAnsi="Cambria Math" w:cs="Times New Roman"/>
-                        <w:color w:val="000000" w:themeColor="text1"/>
-                        <w:sz w:val="28"/>
-                        <w:szCs w:val="28"/>
-                        <w:lang w:eastAsia="en-US"/>
-                      </w:rPr>
-                      <m:t>Precision+Recall</m:t>
-                    </m:r>
-                  </m:den>
-                </m:f>
-                <m:r>
-                  <w:rPr>
-                    <w:rFonts w:ascii="Cambria Math" w:hAnsi="Cambria Math" w:cs="Times New Roman"/>
-                    <w:color w:val="000000" w:themeColor="text1"/>
-                    <w:sz w:val="28"/>
-                    <w:szCs w:val="28"/>
-                    <w:lang w:eastAsia="en-US"/>
-                  </w:rPr>
-                  <m:t>;</m:t>
-                </m:r>
-              </m:oMath>
-            </m:oMathPara>
-          </w:p>
-        </w:tc>
-        <w:tc>
-          <w:tcPr>
-            <w:tcW w:w="582" w:type="dxa"/>
-            <w:vAlign w:val="center"/>
-          </w:tcPr>
-          <w:p>
-            <w:pPr>
-              <w:spacing w:line="360" w:lineRule="auto"/>
-              <w:jc w:val="center"/>
-              <w:rPr>
-                <w:rFonts w:ascii="Times New Roman" w:hAnsi="Times New Roman" w:cs="Times New Roman"/>
-                <w:bCs/>
-                <w:color w:val="000000" w:themeColor="text1"/>
-                <w:sz w:val="28"/>
-                <w:szCs w:val="28"/>
-                <w:lang w:eastAsia="en-US"/>
-              </w:rPr>
-            </w:pPr>
-            <w:r>
-              <w:rPr>
-                <w:rFonts w:ascii="Times New Roman" w:hAnsi="Times New Roman" w:cs="Times New Roman"/>
-                <w:bCs/>
-                <w:color w:val="000000" w:themeColor="text1"/>
-                <w:sz w:val="28"/>
-                <w:szCs w:val="28"/>
-                <w:lang w:eastAsia="en-US"/>
-              </w:rPr>
-              <w:t>(</w:t>
-            </w:r>
-            <w:r>
-              <w:rPr>
-                <w:rFonts w:ascii="Times New Roman" w:hAnsi="Times New Roman" w:cs="Times New Roman"/>
-                <w:bCs/>
-                <w:color w:val="000000" w:themeColor="text1"/>
-                <w:sz w:val="28"/>
-                <w:szCs w:val="28"/>
-                <w:lang w:eastAsia="en-US"/>
-              </w:rPr>
-              <w:t>4</w:t>
-            </w:r>
-            <w:r>
-              <w:rPr>
-                <w:rFonts w:ascii="Times New Roman" w:hAnsi="Times New Roman" w:cs="Times New Roman"/>
-                <w:bCs/>
-                <w:color w:val="000000" w:themeColor="text1"/>
-                <w:sz w:val="28"/>
-                <w:szCs w:val="28"/>
-                <w:lang w:eastAsia="en-US"/>
+                <w:sz w:val="28"/>
+                <w:szCs w:val="28"/>
               </w:rPr>
               <w:t>)</w:t>
             </w:r>
@@ -2329,28 +1598,6 @@
           <w:lang w:eastAsia="en-US"/>
         </w:rPr>
       </w:pPr>
-      <w:r>
-        <w:rPr>
-          <w:rFonts w:ascii="Times New Roman" w:hAnsi="Times New Roman" w:cs="Times New Roman"/>
-          <w:bCs/>
-          <w:color w:val="000000" w:themeColor="text1"/>
-          <w:sz w:val="28"/>
-          <w:szCs w:val="28"/>
-          <w:lang w:eastAsia="en-US"/>
-        </w:rPr>
-        <w:t>где TP — истинно положительные, TN — истинно отрицательные, FP — ложноположительные, FN — ложноотрицательные результаты</w:t>
-      </w:r>
-      <w:r>
-        <w:rPr>
-          <w:rFonts w:ascii="Times New Roman" w:hAnsi="Times New Roman" w:cs="Times New Roman"/>
-          <w:bCs/>
-          <w:color w:val="000000" w:themeColor="text1"/>
-          <w:sz w:val="28"/>
-          <w:szCs w:val="28"/>
-          <w:lang w:eastAsia="en-US"/>
-        </w:rPr>
-        <w:t>.</w:t>
-      </w:r>
     </w:p>
     <w:p>
       <w:pPr>
@@ -2359,23 +1606,122 @@
         <w:jc w:val="both"/>
         <w:rPr>
           <w:rFonts w:ascii="Times New Roman" w:hAnsi="Times New Roman" w:cs="Times New Roman"/>
-          <w:b/>
-          <w:color w:val="000000" w:themeColor="text1"/>
-          <w:sz w:val="28"/>
-          <w:szCs w:val="28"/>
-          <w:lang w:eastAsia="en-US"/>
-        </w:rPr>
-      </w:pPr>
-      <w:r>
-        <w:rPr>
-          <w:rFonts w:ascii="Times New Roman" w:hAnsi="Times New Roman" w:cs="Times New Roman"/>
-          <w:b/>
-          <w:color w:val="000000" w:themeColor="text1"/>
-          <w:sz w:val="28"/>
-          <w:szCs w:val="28"/>
-          <w:lang w:eastAsia="en-US"/>
-        </w:rPr>
-        <w:t>Результаты экспериментов</w:t>
+          <w:bCs/>
+          <w:color w:val="000000" w:themeColor="text1"/>
+          <w:sz w:val="28"/>
+          <w:szCs w:val="28"/>
+          <w:lang w:eastAsia="en-US"/>
+        </w:rPr>
+      </w:pPr>
+      <w:r>
+        <w:rPr>
+          <w:rFonts w:ascii="Times New Roman" w:hAnsi="Times New Roman" w:cs="Times New Roman"/>
+          <w:bCs/>
+          <w:color w:val="000000" w:themeColor="text1"/>
+          <w:sz w:val="28"/>
+          <w:szCs w:val="28"/>
+          <w:lang w:eastAsia="en-US"/>
+        </w:rPr>
+        <w:t>Входные данные имеют размерность (</w:t>
+      </w:r>
+      <w:r>
+        <w:rPr>
+          <w:rFonts w:ascii="Times New Roman" w:hAnsi="Times New Roman" w:cs="Times New Roman"/>
+          <w:bCs/>
+          <w:color w:val="000000" w:themeColor="text1"/>
+          <w:sz w:val="28"/>
+          <w:szCs w:val="28"/>
+          <w:lang w:eastAsia="en-US"/>
+        </w:rPr>
+        <w:t>2</w:t>
+      </w:r>
+      <w:r>
+        <w:rPr>
+          <w:rFonts w:ascii="Times New Roman" w:hAnsi="Times New Roman" w:cs="Times New Roman"/>
+          <w:bCs/>
+          <w:color w:val="000000" w:themeColor="text1"/>
+          <w:sz w:val="28"/>
+          <w:szCs w:val="28"/>
+          <w:lang w:eastAsia="en-US"/>
+        </w:rPr>
+        <w:t>0, 1</w:t>
+      </w:r>
+      <w:r>
+        <w:rPr>
+          <w:rFonts w:ascii="Times New Roman" w:hAnsi="Times New Roman" w:cs="Times New Roman"/>
+          <w:bCs/>
+          <w:color w:val="000000" w:themeColor="text1"/>
+          <w:sz w:val="28"/>
+          <w:szCs w:val="28"/>
+          <w:lang w:eastAsia="en-US"/>
+        </w:rPr>
+        <w:t>26</w:t>
+      </w:r>
+      <w:r>
+        <w:rPr>
+          <w:rFonts w:ascii="Times New Roman" w:hAnsi="Times New Roman" w:cs="Times New Roman"/>
+          <w:bCs/>
+          <w:color w:val="000000" w:themeColor="text1"/>
+          <w:sz w:val="28"/>
+          <w:szCs w:val="28"/>
+          <w:lang w:eastAsia="en-US"/>
+        </w:rPr>
+        <w:t xml:space="preserve">), где </w:t>
+      </w:r>
+      <w:r>
+        <w:rPr>
+          <w:rFonts w:ascii="Times New Roman" w:hAnsi="Times New Roman" w:cs="Times New Roman"/>
+          <w:bCs/>
+          <w:color w:val="000000" w:themeColor="text1"/>
+          <w:sz w:val="28"/>
+          <w:szCs w:val="28"/>
+          <w:lang w:eastAsia="en-US"/>
+        </w:rPr>
+        <w:t>2</w:t>
+      </w:r>
+      <w:r>
+        <w:rPr>
+          <w:rFonts w:ascii="Times New Roman" w:hAnsi="Times New Roman" w:cs="Times New Roman"/>
+          <w:bCs/>
+          <w:color w:val="000000" w:themeColor="text1"/>
+          <w:sz w:val="28"/>
+          <w:szCs w:val="28"/>
+          <w:lang w:eastAsia="en-US"/>
+        </w:rPr>
+        <w:t>0 — количество кадров в последовательности, 1</w:t>
+      </w:r>
+      <w:r>
+        <w:rPr>
+          <w:rFonts w:ascii="Times New Roman" w:hAnsi="Times New Roman" w:cs="Times New Roman"/>
+          <w:bCs/>
+          <w:color w:val="000000" w:themeColor="text1"/>
+          <w:sz w:val="28"/>
+          <w:szCs w:val="28"/>
+          <w:lang w:eastAsia="en-US"/>
+        </w:rPr>
+        <w:t>26</w:t>
+      </w:r>
+      <w:r>
+        <w:rPr>
+          <w:rFonts w:ascii="Times New Roman" w:hAnsi="Times New Roman" w:cs="Times New Roman"/>
+          <w:bCs/>
+          <w:color w:val="000000" w:themeColor="text1"/>
+          <w:sz w:val="28"/>
+          <w:szCs w:val="28"/>
+          <w:lang w:eastAsia="en-US"/>
+        </w:rPr>
+        <w:t xml:space="preserve"> — количество признаков. Модель обучалась с использованием оптимизатора Adam и функции потерь categorical cross-entropy на протяжении 100 эпох</w:t>
+      </w:r>
+      <w:r>
+        <w:rPr>
+          <w:rFonts w:ascii="Times New Roman" w:hAnsi="Times New Roman" w:cs="Times New Roman"/>
+          <w:bCs/>
+          <w:color w:val="000000" w:themeColor="text1"/>
+          <w:sz w:val="28"/>
+          <w:szCs w:val="28"/>
+          <w:lang w:eastAsia="en-US"/>
+        </w:rPr>
+        <w:t>.</w:t>
       </w:r>
     </w:p>
     <w:p>
@@ -2385,89 +1731,23 @@
         <w:jc w:val="both"/>
         <w:rPr>
           <w:rFonts w:ascii="Times New Roman" w:hAnsi="Times New Roman" w:cs="Times New Roman"/>
-          <w:bCs/>
-          <w:color w:val="000000" w:themeColor="text1"/>
-          <w:sz w:val="28"/>
-          <w:szCs w:val="28"/>
-          <w:lang w:eastAsia="en-US"/>
-        </w:rPr>
-      </w:pPr>
-      <w:r>
-        <w:rPr>
-          <w:rFonts w:ascii="Times New Roman" w:hAnsi="Times New Roman" w:cs="Times New Roman"/>
-          <w:bCs/>
-          <w:color w:val="000000" w:themeColor="text1"/>
-          <w:sz w:val="28"/>
-          <w:szCs w:val="28"/>
-          <w:lang w:eastAsia="en-US"/>
-        </w:rPr>
-        <w:t xml:space="preserve">Также имеется </w:t>
-      </w:r>
-      <w:r>
-        <w:rPr>
-          <w:rFonts w:ascii="Cambria Math" w:hAnsi="Cambria Math" w:cs="Cambria Math"/>
-          <w:bCs/>
-          <w:color w:val="000000" w:themeColor="text1"/>
-          <w:sz w:val="28"/>
-          <w:szCs w:val="28"/>
-          <w:lang w:eastAsia="en-US"/>
-        </w:rPr>
-        <w:t>𝐼</w:t>
-      </w:r>
-      <w:r>
-        <w:rPr>
-          <w:rFonts w:ascii="Times New Roman" w:hAnsi="Times New Roman" w:cs="Times New Roman"/>
-          <w:bCs/>
-          <w:color w:val="000000" w:themeColor="text1"/>
-          <w:sz w:val="28"/>
-          <w:szCs w:val="28"/>
-          <w:lang w:eastAsia="en-US"/>
-        </w:rPr>
-        <w:t xml:space="preserve"> – дискретное изображение сцены, поступающей с </w:t>
-      </w:r>
-      <w:r>
-        <w:rPr>
-          <w:rFonts w:ascii="Times New Roman" w:hAnsi="Times New Roman" w:cs="Times New Roman"/>
-          <w:bCs/>
-          <w:color w:val="000000" w:themeColor="text1"/>
-          <w:sz w:val="28"/>
-          <w:szCs w:val="28"/>
-          <w:lang w:eastAsia="en-US"/>
-        </w:rPr>
-        <w:t>веб-камеры</w:t>
-      </w:r>
-      <w:r>
-        <w:rPr>
-          <w:rFonts w:ascii="Times New Roman" w:hAnsi="Times New Roman" w:cs="Times New Roman"/>
-          <w:bCs/>
-          <w:color w:val="000000" w:themeColor="text1"/>
-          <w:sz w:val="28"/>
-          <w:szCs w:val="28"/>
-          <w:lang w:eastAsia="en-US"/>
-        </w:rPr>
-        <w:t xml:space="preserve"> пользователя, в которой могут присутствовать жесты рук. При этом сама сцена находится в идеальных условиях, то есть жесты рук различимы (отсутствует взаимное перекрытие элементов руки, имеют место хорошие условия освещения и т.п.). Изображение </w:t>
-      </w:r>
-      <w:r>
-        <w:rPr>
-          <w:rFonts w:ascii="Cambria Math" w:hAnsi="Cambria Math" w:cs="Cambria Math"/>
-          <w:bCs/>
-          <w:color w:val="000000" w:themeColor="text1"/>
-          <w:sz w:val="28"/>
-          <w:szCs w:val="28"/>
-          <w:lang w:eastAsia="en-US"/>
-        </w:rPr>
-        <w:t>𝐼</w:t>
-      </w:r>
-      <w:r>
-        <w:rPr>
-          <w:rFonts w:ascii="Times New Roman" w:hAnsi="Times New Roman" w:cs="Times New Roman"/>
-          <w:bCs/>
-          <w:color w:val="000000" w:themeColor="text1"/>
-          <w:sz w:val="28"/>
-          <w:szCs w:val="28"/>
-          <w:lang w:eastAsia="en-US"/>
-        </w:rPr>
-        <w:t xml:space="preserve"> представлено цветовым пространством RGB.</w:t>
+          <w:b/>
+          <w:color w:val="000000" w:themeColor="text1"/>
+          <w:sz w:val="28"/>
+          <w:szCs w:val="28"/>
+          <w:lang w:eastAsia="en-US"/>
+        </w:rPr>
+      </w:pPr>
+      <w:r>
+        <w:rPr>
+          <w:rFonts w:ascii="Times New Roman" w:hAnsi="Times New Roman" w:cs="Times New Roman"/>
+          <w:b/>
+          <w:color w:val="000000" w:themeColor="text1"/>
+          <w:sz w:val="28"/>
+          <w:szCs w:val="28"/>
+          <w:lang w:eastAsia="en-US"/>
+        </w:rPr>
+        <w:t>Набор данных</w:t>
       </w:r>
     </w:p>
     <w:p>
@@ -2476,22 +1756,46 @@
         <w:ind w:firstLine="709"/>
         <w:jc w:val="both"/>
         <w:rPr>
-          <w:rFonts w:ascii="Times New Roman" w:eastAsia="Times New Roman" w:hAnsi="Times New Roman" w:cs="Times New Roman"/>
-          <w:color w:val="000000" w:themeColor="text1"/>
-          <w:sz w:val="28"/>
-          <w:szCs w:val="28"/>
-          <w:lang w:val="vi-VN"/>
-        </w:rPr>
-      </w:pPr>
-      <w:r>
-        <w:rPr>
-          <w:rFonts w:ascii="Times New Roman" w:eastAsia="Times New Roman" w:hAnsi="Times New Roman" w:cs="Times New Roman"/>
-          <w:b/>
-          <w:color w:val="000000" w:themeColor="text1"/>
-          <w:sz w:val="28"/>
-          <w:szCs w:val="28"/>
-        </w:rPr>
-        <w:t>Заключение</w:t>
+          <w:rFonts w:ascii="Times New Roman" w:hAnsi="Times New Roman" w:cs="Times New Roman"/>
+          <w:bCs/>
+          <w:color w:val="000000" w:themeColor="text1"/>
+          <w:sz w:val="28"/>
+          <w:szCs w:val="28"/>
+          <w:lang w:eastAsia="en-US"/>
+        </w:rPr>
+      </w:pPr>
+      <w:r>
+        <w:rPr>
+          <w:rFonts w:ascii="Times New Roman" w:hAnsi="Times New Roman" w:cs="Times New Roman"/>
+          <w:bCs/>
+          <w:color w:val="000000" w:themeColor="text1"/>
+          <w:sz w:val="28"/>
+          <w:szCs w:val="28"/>
+          <w:lang w:eastAsia="en-US"/>
+        </w:rPr>
+        <w:t xml:space="preserve">После того, как </w:t>
+      </w:r>
+      <w:r>
+        <w:rPr>
+          <w:rFonts w:ascii="Times New Roman" w:hAnsi="Times New Roman" w:cs="Times New Roman"/>
+          <w:bCs/>
+          <w:color w:val="000000" w:themeColor="text1"/>
+          <w:sz w:val="28"/>
+          <w:szCs w:val="28"/>
+          <w:lang w:val="en-US" w:eastAsia="en-US"/>
+        </w:rPr>
+        <w:t>c</w:t>
+      </w:r>
+      <w:r>
+        <w:rPr>
+          <w:rFonts w:ascii="Times New Roman" w:hAnsi="Times New Roman" w:cs="Times New Roman"/>
+          <w:bCs/>
+          <w:color w:val="000000" w:themeColor="text1"/>
+          <w:sz w:val="28"/>
+          <w:szCs w:val="28"/>
+          <w:lang w:eastAsia="en-US"/>
+        </w:rPr>
+        <w:t xml:space="preserve">бор данных завершен, пользователь может приступить к обучению модели. На этом этапе набор данных разделяется на два подмножества: 90% набора данных используется для обучения и 10% для тестирования. Точность тестирования с использованием этих 10% набора данных даст представление об эффективности модели. </w:t>
       </w:r>
     </w:p>
     <w:p>
@@ -2511,21 +1815,24 @@
       <w:r>
         <w:rPr>
           <w:rFonts w:ascii="Times New Roman" w:hAnsi="Times New Roman" w:cs="Times New Roman"/>
-          <w:sz w:val="28"/>
-          <w:szCs w:val="28"/>
-        </w:rPr>
-        <w:t xml:space="preserve">Метод перевода дактильных жестов в текст, основанный на совместном использовании рекуррентных нейронных сетей, представляет собой перспективное направление в области компьютерного зрения и обработки естественных языков для людей с ограниченными возможностями слуха. Данный подход успешно решает ключевые задачи: вариабельность исполнения жестов и необходимость анализа временных последовательностей. </w:t>
-      </w:r>
-      <w:r>
-        <w:rPr>
-          <w:rFonts w:ascii="Times New Roman" w:hAnsi="Times New Roman" w:cs="Times New Roman"/>
-          <w:bCs/>
-          <w:color w:val="000000" w:themeColor="text1"/>
-          <w:sz w:val="28"/>
-          <w:szCs w:val="28"/>
-          <w:lang w:eastAsia="en-US"/>
-        </w:rPr>
-        <w:t>Программное решение было апробировано на алфавите глухонемых и может быть использовано при обучении сурдопереводчиков.</w:t>
+          <w:bCs/>
+          <w:color w:val="000000" w:themeColor="text1"/>
+          <w:sz w:val="28"/>
+          <w:szCs w:val="28"/>
+          <w:lang w:eastAsia="en-US"/>
+        </w:rPr>
+        <w:t>Для этого конкретного проекта нейронная сеть построена с использованием экземпляра последовательной модели путем прохождения трех LSTM и трех плотно связанных слоев. Первые пять из этих слоев используют функцию активации ReLU, а последний слой — функцию активации Softmax. В процессе обучения алгоритм оптимизации Adam используется для получения оптимальных параметров для каждого слоя</w:t>
+      </w:r>
+      <w:r>
+        <w:rPr>
+          <w:rFonts w:ascii="Times New Roman" w:hAnsi="Times New Roman" w:cs="Times New Roman"/>
+          <w:bCs/>
+          <w:color w:val="000000" w:themeColor="text1"/>
+          <w:sz w:val="28"/>
+          <w:szCs w:val="28"/>
+          <w:lang w:eastAsia="en-US"/>
+        </w:rPr>
+        <w:t>.</w:t>
       </w:r>
     </w:p>
     <w:p>
@@ -2535,34 +1842,197 @@
         <w:jc w:val="both"/>
         <w:rPr>
           <w:rFonts w:ascii="Times New Roman" w:hAnsi="Times New Roman" w:cs="Times New Roman"/>
-          <w:sz w:val="28"/>
-          <w:szCs w:val="28"/>
-        </w:rPr>
-      </w:pPr>
-      <w:r>
-        <w:rPr>
-          <w:rFonts w:ascii="Times New Roman" w:hAnsi="Times New Roman" w:cs="Times New Roman"/>
-          <w:sz w:val="28"/>
-          <w:szCs w:val="28"/>
-        </w:rPr>
-        <w:t>Дальнейшее развитие связано с улучшением архитектур (например, применение трансформеров для временных рядов), сбором более обширных и разнооб</w:t>
-      </w:r>
-      <w:r>
-        <w:rPr>
-          <w:rFonts w:ascii="Times New Roman" w:hAnsi="Times New Roman" w:cs="Times New Roman"/>
-          <w:sz w:val="28"/>
-          <w:szCs w:val="28"/>
+          <w:b/>
+          <w:color w:val="000000" w:themeColor="text1"/>
+          <w:sz w:val="28"/>
+          <w:szCs w:val="28"/>
+          <w:lang w:eastAsia="en-US"/>
+        </w:rPr>
+      </w:pPr>
+      <w:r>
+        <w:rPr>
+          <w:rFonts w:ascii="Times New Roman" w:hAnsi="Times New Roman" w:cs="Times New Roman"/>
+          <w:b/>
+          <w:color w:val="000000" w:themeColor="text1"/>
+          <w:sz w:val="28"/>
+          <w:szCs w:val="28"/>
+          <w:lang w:eastAsia="en-US"/>
+        </w:rPr>
+        <w:t>Общ</w:t>
+      </w:r>
+      <w:r>
+        <w:rPr>
+          <w:rFonts w:ascii="Times New Roman" w:hAnsi="Times New Roman" w:cs="Times New Roman"/>
+          <w:b/>
+          <w:color w:val="000000" w:themeColor="text1"/>
+          <w:sz w:val="28"/>
+          <w:szCs w:val="28"/>
+          <w:lang w:eastAsia="en-US"/>
+        </w:rPr>
+        <w:t>ая</w:t>
+      </w:r>
+      <w:r>
+        <w:rPr>
+          <w:rFonts w:ascii="Times New Roman" w:hAnsi="Times New Roman" w:cs="Times New Roman"/>
+          <w:b/>
+          <w:color w:val="000000" w:themeColor="text1"/>
+          <w:sz w:val="28"/>
+          <w:szCs w:val="28"/>
+          <w:lang w:eastAsia="en-US"/>
+        </w:rPr>
+        <w:t xml:space="preserve"> </w:t>
+      </w:r>
+      <w:r>
+        <w:rPr>
+          <w:rFonts w:ascii="Times New Roman" w:hAnsi="Times New Roman" w:cs="Times New Roman"/>
+          <w:b/>
+          <w:color w:val="000000" w:themeColor="text1"/>
+          <w:sz w:val="28"/>
+          <w:szCs w:val="28"/>
+          <w:lang w:eastAsia="en-US"/>
+        </w:rPr>
+        <w:t>схема</w:t>
+      </w:r>
+      <w:r>
+        <w:rPr>
+          <w:rFonts w:ascii="Times New Roman" w:hAnsi="Times New Roman" w:cs="Times New Roman"/>
+          <w:b/>
+          <w:color w:val="000000" w:themeColor="text1"/>
+          <w:sz w:val="28"/>
+          <w:szCs w:val="28"/>
+          <w:lang w:eastAsia="en-US"/>
+        </w:rPr>
+        <w:t xml:space="preserve"> работы процедуры распознавания дактильных жестов</w:t>
+      </w:r>
+    </w:p>
+    <w:p>
+      <w:pPr>
+        <w:spacing w:after="0" w:line="360" w:lineRule="auto"/>
+        <w:jc w:val="center"/>
+        <w:rPr>
+          <w:rFonts w:ascii="Times New Roman" w:hAnsi="Times New Roman" w:cs="Times New Roman"/>
+          <w:bCs/>
+          <w:color w:val="000000" w:themeColor="text1"/>
+          <w:sz w:val="28"/>
+          <w:szCs w:val="28"/>
+          <w:lang w:eastAsia="en-US"/>
+        </w:rPr>
+      </w:pPr>
+      <w:r>
+        <w:rPr>
+          <w:rFonts w:ascii="Times New Roman" w:hAnsi="Times New Roman" w:cs="Times New Roman"/>
+          <w:bCs/>
+          <w:noProof/>
+          <w:color w:val="000000" w:themeColor="text1"/>
+          <w:sz w:val="28"/>
+          <w:szCs w:val="28"/>
+          <w:lang w:eastAsia="en-US"/>
         </w:rPr>
         <w:lastRenderedPageBreak/>
-        <w:t>разных датасетов, а также с интеграцией таких систем в мобильные приложения и устройства для обеспечения доступности технологий.</w:t>
-      </w:r>
-      <w:r>
-        <w:rPr>
-          <w:rFonts w:ascii="Times New Roman" w:hAnsi="Times New Roman" w:cs="Times New Roman"/>
-          <w:sz w:val="28"/>
-          <w:szCs w:val="28"/>
-        </w:rPr>
-        <w:t xml:space="preserve"> </w:t>
+        <w:drawing>
+          <wp:inline distT="0" distB="0" distL="0" distR="0" wp14:anchorId="32F21D8E" wp14:editId="0D64941A">
+            <wp:extent cx="5677692" cy="7802064"/>
+            <wp:effectExtent l="0" t="0" r="0" b="8890"/>
+            <wp:docPr id="1" name="Picture 1"/>
+            <wp:cNvGraphicFramePr>
+              <a:graphicFrameLocks xmlns:a="http://schemas.openxmlformats.org/drawingml/2006/main" noChangeAspect="1"/>
+            </wp:cNvGraphicFramePr>
+            <a:graphic xmlns:a="http://schemas.openxmlformats.org/drawingml/2006/main">
+              <a:graphicData uri="http://schemas.openxmlformats.org/drawingml/2006/picture">
+                <pic:pic xmlns:pic="http://schemas.openxmlformats.org/drawingml/2006/picture">
+                  <pic:nvPicPr>
+                    <pic:cNvPr id="1" name=""/>
+                    <pic:cNvPicPr/>
+                  </pic:nvPicPr>
+                  <pic:blipFill>
+                    <a:blip r:embed="rId10"/>
+                    <a:stretch>
+                      <a:fillRect/>
+                    </a:stretch>
+                  </pic:blipFill>
+                  <pic:spPr>
+                    <a:xfrm>
+                      <a:off x="0" y="0"/>
+                      <a:ext cx="5677692" cy="7802064"/>
+                    </a:xfrm>
+                    <a:prstGeom prst="rect">
+                      <a:avLst/>
+                    </a:prstGeom>
+                  </pic:spPr>
+                </pic:pic>
+              </a:graphicData>
+            </a:graphic>
+          </wp:inline>
+        </w:drawing>
+      </w:r>
+    </w:p>
+    <w:p>
+      <w:pPr>
+        <w:spacing w:after="0" w:line="360" w:lineRule="auto"/>
+        <w:jc w:val="center"/>
+        <w:rPr>
+          <w:rFonts w:ascii="Times New Roman" w:hAnsi="Times New Roman" w:cs="Times New Roman"/>
+          <w:bCs/>
+          <w:color w:val="000000" w:themeColor="text1"/>
+          <w:sz w:val="28"/>
+          <w:szCs w:val="28"/>
+          <w:lang w:eastAsia="en-US"/>
+        </w:rPr>
+      </w:pPr>
+      <w:r>
+        <w:rPr>
+          <w:rFonts w:ascii="Times New Roman" w:hAnsi="Times New Roman" w:cs="Times New Roman"/>
+          <w:bCs/>
+          <w:color w:val="000000" w:themeColor="text1"/>
+          <w:sz w:val="28"/>
+          <w:szCs w:val="28"/>
+          <w:lang w:eastAsia="en-US"/>
+        </w:rPr>
+        <w:t xml:space="preserve">Рис. </w:t>
+      </w:r>
+      <w:r>
+        <w:rPr>
+          <w:rFonts w:ascii="Times New Roman" w:hAnsi="Times New Roman" w:cs="Times New Roman"/>
+          <w:bCs/>
+          <w:color w:val="000000" w:themeColor="text1"/>
+          <w:sz w:val="28"/>
+          <w:szCs w:val="28"/>
+          <w:lang w:eastAsia="en-US"/>
+        </w:rPr>
+        <w:t>2</w:t>
+      </w:r>
+      <w:r>
+        <w:rPr>
+          <w:rFonts w:ascii="Times New Roman" w:hAnsi="Times New Roman" w:cs="Times New Roman"/>
+          <w:bCs/>
+          <w:color w:val="000000" w:themeColor="text1"/>
+          <w:sz w:val="28"/>
+          <w:szCs w:val="28"/>
+          <w:lang w:eastAsia="en-US"/>
+        </w:rPr>
+        <w:t xml:space="preserve"> – </w:t>
+      </w:r>
+      <w:r>
+        <w:rPr>
+          <w:rFonts w:ascii="Times New Roman" w:hAnsi="Times New Roman" w:cs="Times New Roman"/>
+          <w:bCs/>
+          <w:color w:val="000000" w:themeColor="text1"/>
+          <w:sz w:val="28"/>
+          <w:szCs w:val="28"/>
+          <w:lang w:eastAsia="en-US"/>
+        </w:rPr>
+        <w:t>Схема работы процедуры</w:t>
+      </w:r>
+      <w:r>
+        <w:rPr>
+          <w:rFonts w:ascii="Times New Roman" w:hAnsi="Times New Roman" w:cs="Times New Roman"/>
+          <w:bCs/>
+          <w:color w:val="000000" w:themeColor="text1"/>
+          <w:sz w:val="28"/>
+          <w:szCs w:val="28"/>
+          <w:lang w:eastAsia="en-US"/>
+        </w:rPr>
+        <w:t xml:space="preserve"> распознавания дактильных жестов</w:t>
       </w:r>
     </w:p>
     <w:p>
@@ -2571,16 +2041,675 @@
         <w:ind w:firstLine="709"/>
         <w:jc w:val="both"/>
         <w:rPr>
+          <w:rFonts w:ascii="Times New Roman" w:hAnsi="Times New Roman" w:cs="Times New Roman"/>
+          <w:b/>
+          <w:color w:val="000000" w:themeColor="text1"/>
+          <w:sz w:val="28"/>
+          <w:szCs w:val="28"/>
+          <w:lang w:eastAsia="en-US"/>
+        </w:rPr>
+      </w:pPr>
+      <w:r>
+        <w:rPr>
+          <w:rFonts w:ascii="Times New Roman" w:hAnsi="Times New Roman" w:cs="Times New Roman"/>
+          <w:b/>
+          <w:color w:val="000000" w:themeColor="text1"/>
+          <w:sz w:val="28"/>
+          <w:szCs w:val="28"/>
+          <w:lang w:eastAsia="en-US"/>
+        </w:rPr>
+        <w:t>Результаты экспериментов</w:t>
+      </w:r>
+    </w:p>
+    <w:p>
+      <w:pPr>
+        <w:spacing w:after="0" w:line="360" w:lineRule="auto"/>
+        <w:ind w:firstLine="709"/>
+        <w:jc w:val="both"/>
+        <w:rPr>
+          <w:rFonts w:ascii="Times New Roman" w:hAnsi="Times New Roman" w:cs="Times New Roman"/>
+          <w:bCs/>
+          <w:color w:val="000000" w:themeColor="text1"/>
+          <w:sz w:val="28"/>
+          <w:szCs w:val="28"/>
+          <w:lang w:eastAsia="en-US"/>
+        </w:rPr>
+      </w:pPr>
+      <w:r>
+        <w:rPr>
+          <w:rFonts w:ascii="Times New Roman" w:hAnsi="Times New Roman" w:cs="Times New Roman"/>
+          <w:bCs/>
+          <w:color w:val="000000" w:themeColor="text1"/>
+          <w:sz w:val="28"/>
+          <w:szCs w:val="28"/>
+          <w:lang w:eastAsia="en-US"/>
+        </w:rPr>
+        <w:lastRenderedPageBreak/>
+        <w:t>При обучении нейронной сети подбиралось и анализировалось количество эпох. Графики потерь и категориальной точности для обучающейся модели</w:t>
+      </w:r>
+      <w:r>
+        <w:rPr>
+          <w:rFonts w:ascii="Times New Roman" w:hAnsi="Times New Roman" w:cs="Times New Roman"/>
+          <w:bCs/>
+          <w:color w:val="000000" w:themeColor="text1"/>
+          <w:sz w:val="28"/>
+          <w:szCs w:val="28"/>
+          <w:lang w:eastAsia="en-US"/>
+        </w:rPr>
+        <w:t>, построенные для</w:t>
+      </w:r>
+      <w:r>
+        <w:rPr>
+          <w:rFonts w:ascii="Times New Roman" w:hAnsi="Times New Roman" w:cs="Times New Roman"/>
+          <w:bCs/>
+          <w:color w:val="000000" w:themeColor="text1"/>
+          <w:sz w:val="28"/>
+          <w:szCs w:val="28"/>
+          <w:lang w:eastAsia="en-US"/>
+        </w:rPr>
+        <w:t xml:space="preserve"> 160 эпох</w:t>
+      </w:r>
+      <w:r>
+        <w:rPr>
+          <w:rFonts w:ascii="Times New Roman" w:hAnsi="Times New Roman" w:cs="Times New Roman"/>
+          <w:bCs/>
+          <w:color w:val="000000" w:themeColor="text1"/>
+          <w:sz w:val="28"/>
+          <w:szCs w:val="28"/>
+          <w:lang w:eastAsia="en-US"/>
+        </w:rPr>
+        <w:t>,</w:t>
+      </w:r>
+      <w:r>
+        <w:rPr>
+          <w:rFonts w:ascii="Times New Roman" w:hAnsi="Times New Roman" w:cs="Times New Roman"/>
+          <w:bCs/>
+          <w:color w:val="000000" w:themeColor="text1"/>
+          <w:sz w:val="28"/>
+          <w:szCs w:val="28"/>
+          <w:lang w:eastAsia="en-US"/>
+        </w:rPr>
+        <w:t xml:space="preserve"> показали переобучение после 130-й эпохи (рис. 3, 4).</w:t>
+      </w:r>
+    </w:p>
+    <w:p>
+      <w:pPr>
+        <w:spacing w:after="0" w:line="360" w:lineRule="auto"/>
+        <w:jc w:val="center"/>
+        <w:rPr>
+          <w:rFonts w:ascii="Times New Roman" w:hAnsi="Times New Roman" w:cs="Times New Roman"/>
+          <w:bCs/>
+          <w:color w:val="000000" w:themeColor="text1"/>
+          <w:sz w:val="28"/>
+          <w:szCs w:val="28"/>
+          <w:lang w:val="en-US" w:eastAsia="en-US"/>
+        </w:rPr>
+      </w:pPr>
+      <w:r>
+        <w:rPr>
+          <w:rFonts w:ascii="Times New Roman" w:hAnsi="Times New Roman" w:cs="Times New Roman"/>
+          <w:bCs/>
+          <w:noProof/>
+          <w:color w:val="000000" w:themeColor="text1"/>
+          <w:sz w:val="28"/>
+          <w:szCs w:val="28"/>
+          <w:lang w:val="en-US" w:eastAsia="en-US"/>
+        </w:rPr>
+        <w:drawing>
+          <wp:inline distT="0" distB="0" distL="0" distR="0" wp14:anchorId="4F2AEDF8" wp14:editId="4B38EB7B">
+            <wp:extent cx="5542596" cy="2724150"/>
+            <wp:effectExtent l="0" t="0" r="1270" b="0"/>
+            <wp:docPr id="2" name="Picture 2"/>
+            <wp:cNvGraphicFramePr>
+              <a:graphicFrameLocks xmlns:a="http://schemas.openxmlformats.org/drawingml/2006/main" noChangeAspect="1"/>
+            </wp:cNvGraphicFramePr>
+            <a:graphic xmlns:a="http://schemas.openxmlformats.org/drawingml/2006/main">
+              <a:graphicData uri="http://schemas.openxmlformats.org/drawingml/2006/picture">
+                <pic:pic xmlns:pic="http://schemas.openxmlformats.org/drawingml/2006/picture">
+                  <pic:nvPicPr>
+                    <pic:cNvPr id="1" name=""/>
+                    <pic:cNvPicPr/>
+                  </pic:nvPicPr>
+                  <pic:blipFill>
+                    <a:blip r:embed="rId11"/>
+                    <a:stretch>
+                      <a:fillRect/>
+                    </a:stretch>
+                  </pic:blipFill>
+                  <pic:spPr>
+                    <a:xfrm>
+                      <a:off x="0" y="0"/>
+                      <a:ext cx="5546888" cy="2726260"/>
+                    </a:xfrm>
+                    <a:prstGeom prst="rect">
+                      <a:avLst/>
+                    </a:prstGeom>
+                  </pic:spPr>
+                </pic:pic>
+              </a:graphicData>
+            </a:graphic>
+          </wp:inline>
+        </w:drawing>
+      </w:r>
+    </w:p>
+    <w:p>
+      <w:pPr>
+        <w:spacing w:after="0" w:line="360" w:lineRule="auto"/>
+        <w:jc w:val="center"/>
+        <w:rPr>
+          <w:rFonts w:ascii="Times New Roman" w:hAnsi="Times New Roman" w:cs="Times New Roman"/>
+          <w:bCs/>
+          <w:color w:val="000000" w:themeColor="text1"/>
+          <w:sz w:val="28"/>
+          <w:szCs w:val="28"/>
+          <w:lang w:eastAsia="en-US"/>
+        </w:rPr>
+      </w:pPr>
+      <w:r>
+        <w:rPr>
+          <w:rFonts w:ascii="Times New Roman" w:hAnsi="Times New Roman" w:cs="Times New Roman"/>
+          <w:bCs/>
+          <w:color w:val="000000" w:themeColor="text1"/>
+          <w:sz w:val="28"/>
+          <w:szCs w:val="28"/>
+          <w:lang w:eastAsia="en-US"/>
+        </w:rPr>
+        <w:t xml:space="preserve">Рис. 3 </w:t>
+      </w:r>
+      <w:r>
+        <w:rPr>
+          <w:rFonts w:ascii="Times New Roman" w:hAnsi="Times New Roman" w:cs="Times New Roman"/>
+          <w:bCs/>
+          <w:color w:val="000000" w:themeColor="text1"/>
+          <w:sz w:val="28"/>
+          <w:szCs w:val="28"/>
+          <w:lang w:eastAsia="en-US"/>
+        </w:rPr>
+        <w:t>–</w:t>
+      </w:r>
+      <w:r>
+        <w:rPr>
+          <w:rFonts w:ascii="Times New Roman" w:hAnsi="Times New Roman" w:cs="Times New Roman"/>
+          <w:bCs/>
+          <w:color w:val="000000" w:themeColor="text1"/>
+          <w:sz w:val="28"/>
+          <w:szCs w:val="28"/>
+          <w:lang w:eastAsia="en-US"/>
+        </w:rPr>
+        <w:t xml:space="preserve"> График потерь для 160 эпох.</w:t>
+      </w:r>
+    </w:p>
+    <w:p>
+      <w:pPr>
+        <w:spacing w:after="0" w:line="360" w:lineRule="auto"/>
+        <w:jc w:val="center"/>
+        <w:rPr>
+          <w:rFonts w:ascii="Times New Roman" w:hAnsi="Times New Roman" w:cs="Times New Roman"/>
+          <w:bCs/>
+          <w:color w:val="000000" w:themeColor="text1"/>
+          <w:sz w:val="28"/>
+          <w:szCs w:val="28"/>
+          <w:lang w:eastAsia="en-US"/>
+        </w:rPr>
+      </w:pPr>
+      <w:r>
+        <w:rPr>
+          <w:rFonts w:ascii="Times New Roman" w:hAnsi="Times New Roman" w:cs="Times New Roman"/>
+          <w:bCs/>
+          <w:noProof/>
+          <w:color w:val="000000" w:themeColor="text1"/>
+          <w:sz w:val="28"/>
+          <w:szCs w:val="28"/>
+          <w:lang w:eastAsia="en-US"/>
+        </w:rPr>
+        <w:drawing>
+          <wp:inline distT="0" distB="0" distL="0" distR="0" wp14:anchorId="519FE215" wp14:editId="2DF6042B">
+            <wp:extent cx="5438135" cy="2724150"/>
+            <wp:effectExtent l="0" t="0" r="0" b="0"/>
+            <wp:docPr id="3" name="Picture 3"/>
+            <wp:cNvGraphicFramePr>
+              <a:graphicFrameLocks xmlns:a="http://schemas.openxmlformats.org/drawingml/2006/main" noChangeAspect="1"/>
+            </wp:cNvGraphicFramePr>
+            <a:graphic xmlns:a="http://schemas.openxmlformats.org/drawingml/2006/main">
+              <a:graphicData uri="http://schemas.openxmlformats.org/drawingml/2006/picture">
+                <pic:pic xmlns:pic="http://schemas.openxmlformats.org/drawingml/2006/picture">
+                  <pic:nvPicPr>
+                    <pic:cNvPr id="1" name=""/>
+                    <pic:cNvPicPr/>
+                  </pic:nvPicPr>
+                  <pic:blipFill>
+                    <a:blip r:embed="rId12"/>
+                    <a:stretch>
+                      <a:fillRect/>
+                    </a:stretch>
+                  </pic:blipFill>
+                  <pic:spPr>
+                    <a:xfrm>
+                      <a:off x="0" y="0"/>
+                      <a:ext cx="5447121" cy="2728651"/>
+                    </a:xfrm>
+                    <a:prstGeom prst="rect">
+                      <a:avLst/>
+                    </a:prstGeom>
+                  </pic:spPr>
+                </pic:pic>
+              </a:graphicData>
+            </a:graphic>
+          </wp:inline>
+        </w:drawing>
+      </w:r>
+    </w:p>
+    <w:p>
+      <w:pPr>
+        <w:spacing w:after="0" w:line="360" w:lineRule="auto"/>
+        <w:jc w:val="center"/>
+        <w:rPr>
+          <w:rFonts w:ascii="Times New Roman" w:hAnsi="Times New Roman" w:cs="Times New Roman"/>
+          <w:bCs/>
+          <w:color w:val="000000" w:themeColor="text1"/>
+          <w:sz w:val="28"/>
+          <w:szCs w:val="28"/>
+          <w:lang w:eastAsia="en-US"/>
+        </w:rPr>
+      </w:pPr>
+      <w:r>
+        <w:rPr>
+          <w:rFonts w:ascii="Times New Roman" w:hAnsi="Times New Roman" w:cs="Times New Roman"/>
+          <w:bCs/>
+          <w:color w:val="000000" w:themeColor="text1"/>
+          <w:sz w:val="28"/>
+          <w:szCs w:val="28"/>
+          <w:lang w:eastAsia="en-US"/>
+        </w:rPr>
+        <w:t>Рис. 4 – График категориальной точности для 160 эпох.</w:t>
+      </w:r>
+    </w:p>
+    <w:p>
+      <w:pPr>
+        <w:spacing w:after="0" w:line="360" w:lineRule="auto"/>
+        <w:ind w:firstLine="709"/>
+        <w:jc w:val="both"/>
+        <w:rPr>
+          <w:rFonts w:ascii="Times New Roman" w:hAnsi="Times New Roman" w:cs="Times New Roman"/>
+          <w:bCs/>
+          <w:color w:val="000000" w:themeColor="text1"/>
+          <w:sz w:val="28"/>
+          <w:szCs w:val="28"/>
+          <w:lang w:eastAsia="en-US"/>
+        </w:rPr>
+      </w:pPr>
+      <w:r>
+        <w:rPr>
+          <w:rFonts w:ascii="Times New Roman" w:hAnsi="Times New Roman" w:cs="Times New Roman"/>
+          <w:bCs/>
+          <w:color w:val="000000" w:themeColor="text1"/>
+          <w:sz w:val="28"/>
+          <w:szCs w:val="28"/>
+          <w:lang w:eastAsia="en-US"/>
+        </w:rPr>
+        <w:t>Для повышения качества распознавания принято решение снизить количество эпох до 120 (рис. 5, 6).</w:t>
+      </w:r>
+    </w:p>
+    <w:p>
+      <w:pPr>
+        <w:spacing w:after="0" w:line="360" w:lineRule="auto"/>
+        <w:jc w:val="center"/>
+        <w:rPr>
+          <w:rFonts w:ascii="Times New Roman" w:hAnsi="Times New Roman" w:cs="Times New Roman"/>
+          <w:bCs/>
+          <w:color w:val="000000" w:themeColor="text1"/>
+          <w:sz w:val="28"/>
+          <w:szCs w:val="28"/>
+          <w:lang w:eastAsia="en-US"/>
+        </w:rPr>
+      </w:pPr>
+      <w:r>
+        <w:rPr>
+          <w:rFonts w:ascii="Times New Roman" w:hAnsi="Times New Roman" w:cs="Times New Roman"/>
+          <w:bCs/>
+          <w:noProof/>
+          <w:color w:val="000000" w:themeColor="text1"/>
+          <w:sz w:val="28"/>
+          <w:szCs w:val="28"/>
+          <w:lang w:eastAsia="en-US"/>
+        </w:rPr>
+        <w:lastRenderedPageBreak/>
+        <w:drawing>
+          <wp:inline distT="0" distB="0" distL="0" distR="0" wp14:anchorId="1E52F90A" wp14:editId="29517130">
+            <wp:extent cx="5172075" cy="2590926"/>
+            <wp:effectExtent l="0" t="0" r="0" b="0"/>
+            <wp:docPr id="4" name="Picture 4"/>
+            <wp:cNvGraphicFramePr>
+              <a:graphicFrameLocks xmlns:a="http://schemas.openxmlformats.org/drawingml/2006/main" noChangeAspect="1"/>
+            </wp:cNvGraphicFramePr>
+            <a:graphic xmlns:a="http://schemas.openxmlformats.org/drawingml/2006/main">
+              <a:graphicData uri="http://schemas.openxmlformats.org/drawingml/2006/picture">
+                <pic:pic xmlns:pic="http://schemas.openxmlformats.org/drawingml/2006/picture">
+                  <pic:nvPicPr>
+                    <pic:cNvPr id="1" name=""/>
+                    <pic:cNvPicPr/>
+                  </pic:nvPicPr>
+                  <pic:blipFill>
+                    <a:blip r:embed="rId13"/>
+                    <a:stretch>
+                      <a:fillRect/>
+                    </a:stretch>
+                  </pic:blipFill>
+                  <pic:spPr>
+                    <a:xfrm>
+                      <a:off x="0" y="0"/>
+                      <a:ext cx="5184466" cy="2597133"/>
+                    </a:xfrm>
+                    <a:prstGeom prst="rect">
+                      <a:avLst/>
+                    </a:prstGeom>
+                  </pic:spPr>
+                </pic:pic>
+              </a:graphicData>
+            </a:graphic>
+          </wp:inline>
+        </w:drawing>
+      </w:r>
+    </w:p>
+    <w:p>
+      <w:pPr>
+        <w:spacing w:after="0" w:line="360" w:lineRule="auto"/>
+        <w:jc w:val="center"/>
+        <w:rPr>
+          <w:rFonts w:ascii="Times New Roman" w:hAnsi="Times New Roman" w:cs="Times New Roman"/>
+          <w:bCs/>
+          <w:color w:val="000000" w:themeColor="text1"/>
+          <w:sz w:val="28"/>
+          <w:szCs w:val="28"/>
+          <w:lang w:eastAsia="en-US"/>
+        </w:rPr>
+      </w:pPr>
+      <w:r>
+        <w:rPr>
+          <w:rFonts w:ascii="Times New Roman" w:hAnsi="Times New Roman" w:cs="Times New Roman"/>
+          <w:bCs/>
+          <w:color w:val="000000" w:themeColor="text1"/>
+          <w:sz w:val="28"/>
+          <w:szCs w:val="28"/>
+          <w:lang w:eastAsia="en-US"/>
+        </w:rPr>
+        <w:t xml:space="preserve">Рис. 5 </w:t>
+      </w:r>
+      <w:r>
+        <w:rPr>
+          <w:rFonts w:ascii="Times New Roman" w:hAnsi="Times New Roman" w:cs="Times New Roman"/>
+          <w:bCs/>
+          <w:color w:val="000000" w:themeColor="text1"/>
+          <w:sz w:val="28"/>
+          <w:szCs w:val="28"/>
+          <w:lang w:eastAsia="en-US"/>
+        </w:rPr>
+        <w:t>–</w:t>
+      </w:r>
+      <w:r>
+        <w:rPr>
+          <w:rFonts w:ascii="Times New Roman" w:hAnsi="Times New Roman" w:cs="Times New Roman"/>
+          <w:bCs/>
+          <w:color w:val="000000" w:themeColor="text1"/>
+          <w:sz w:val="28"/>
+          <w:szCs w:val="28"/>
+          <w:lang w:eastAsia="en-US"/>
+        </w:rPr>
+        <w:t xml:space="preserve"> График потерь для 120 эпох.</w:t>
+      </w:r>
+    </w:p>
+    <w:p>
+      <w:pPr>
+        <w:spacing w:after="0" w:line="360" w:lineRule="auto"/>
+        <w:jc w:val="center"/>
+        <w:rPr>
+          <w:rFonts w:ascii="Times New Roman" w:hAnsi="Times New Roman" w:cs="Times New Roman"/>
+          <w:bCs/>
+          <w:color w:val="000000" w:themeColor="text1"/>
+          <w:sz w:val="28"/>
+          <w:szCs w:val="28"/>
+          <w:lang w:eastAsia="en-US"/>
+        </w:rPr>
+      </w:pPr>
+      <w:r>
+        <w:rPr>
+          <w:rFonts w:ascii="Times New Roman" w:hAnsi="Times New Roman" w:cs="Times New Roman"/>
+          <w:bCs/>
+          <w:noProof/>
+          <w:color w:val="000000" w:themeColor="text1"/>
+          <w:sz w:val="28"/>
+          <w:szCs w:val="28"/>
+          <w:lang w:eastAsia="en-US"/>
+        </w:rPr>
+        <w:drawing>
+          <wp:inline distT="0" distB="0" distL="0" distR="0" wp14:anchorId="3B100171" wp14:editId="12343E7F">
+            <wp:extent cx="5057775" cy="2497010"/>
+            <wp:effectExtent l="0" t="0" r="0" b="0"/>
+            <wp:docPr id="5" name="Picture 5"/>
+            <wp:cNvGraphicFramePr>
+              <a:graphicFrameLocks xmlns:a="http://schemas.openxmlformats.org/drawingml/2006/main" noChangeAspect="1"/>
+            </wp:cNvGraphicFramePr>
+            <a:graphic xmlns:a="http://schemas.openxmlformats.org/drawingml/2006/main">
+              <a:graphicData uri="http://schemas.openxmlformats.org/drawingml/2006/picture">
+                <pic:pic xmlns:pic="http://schemas.openxmlformats.org/drawingml/2006/picture">
+                  <pic:nvPicPr>
+                    <pic:cNvPr id="1" name=""/>
+                    <pic:cNvPicPr/>
+                  </pic:nvPicPr>
+                  <pic:blipFill>
+                    <a:blip r:embed="rId14"/>
+                    <a:stretch>
+                      <a:fillRect/>
+                    </a:stretch>
+                  </pic:blipFill>
+                  <pic:spPr>
+                    <a:xfrm>
+                      <a:off x="0" y="0"/>
+                      <a:ext cx="5069060" cy="2502581"/>
+                    </a:xfrm>
+                    <a:prstGeom prst="rect">
+                      <a:avLst/>
+                    </a:prstGeom>
+                  </pic:spPr>
+                </pic:pic>
+              </a:graphicData>
+            </a:graphic>
+          </wp:inline>
+        </w:drawing>
+      </w:r>
+    </w:p>
+    <w:p>
+      <w:pPr>
+        <w:spacing w:after="0" w:line="360" w:lineRule="auto"/>
+        <w:jc w:val="center"/>
+        <w:rPr>
+          <w:rFonts w:ascii="Times New Roman" w:hAnsi="Times New Roman" w:cs="Times New Roman"/>
+          <w:bCs/>
+          <w:color w:val="000000" w:themeColor="text1"/>
+          <w:sz w:val="28"/>
+          <w:szCs w:val="28"/>
+          <w:lang w:eastAsia="en-US"/>
+        </w:rPr>
+      </w:pPr>
+      <w:r>
+        <w:rPr>
+          <w:rFonts w:ascii="Times New Roman" w:hAnsi="Times New Roman" w:cs="Times New Roman"/>
+          <w:bCs/>
+          <w:color w:val="000000" w:themeColor="text1"/>
+          <w:sz w:val="28"/>
+          <w:szCs w:val="28"/>
+          <w:lang w:eastAsia="en-US"/>
+        </w:rPr>
+        <w:t>Рис.6</w:t>
+      </w:r>
+      <w:r>
+        <w:rPr>
+          <w:rFonts w:ascii="Times New Roman" w:hAnsi="Times New Roman" w:cs="Times New Roman"/>
+          <w:bCs/>
+          <w:color w:val="000000" w:themeColor="text1"/>
+          <w:sz w:val="28"/>
+          <w:szCs w:val="28"/>
+          <w:lang w:eastAsia="en-US"/>
+        </w:rPr>
+        <w:t xml:space="preserve"> </w:t>
+      </w:r>
+      <w:r>
+        <w:rPr>
+          <w:rFonts w:ascii="Times New Roman" w:hAnsi="Times New Roman" w:cs="Times New Roman"/>
+          <w:bCs/>
+          <w:color w:val="000000" w:themeColor="text1"/>
+          <w:sz w:val="28"/>
+          <w:szCs w:val="28"/>
+          <w:lang w:eastAsia="en-US"/>
+        </w:rPr>
+        <w:t>–</w:t>
+      </w:r>
+      <w:r>
+        <w:rPr>
+          <w:rFonts w:ascii="Times New Roman" w:hAnsi="Times New Roman" w:cs="Times New Roman"/>
+          <w:bCs/>
+          <w:color w:val="000000" w:themeColor="text1"/>
+          <w:sz w:val="28"/>
+          <w:szCs w:val="28"/>
+          <w:lang w:eastAsia="en-US"/>
+        </w:rPr>
+        <w:t xml:space="preserve"> График категориальной точности для 120 эпох.</w:t>
+      </w:r>
+    </w:p>
+    <w:p>
+      <w:pPr>
+        <w:spacing w:after="0" w:line="360" w:lineRule="auto"/>
+        <w:ind w:firstLine="709"/>
+        <w:jc w:val="both"/>
+        <w:rPr>
+          <w:rFonts w:ascii="Times New Roman" w:hAnsi="Times New Roman" w:cs="Times New Roman"/>
+          <w:bCs/>
+          <w:color w:val="000000" w:themeColor="text1"/>
+          <w:sz w:val="28"/>
+          <w:szCs w:val="28"/>
+          <w:lang w:eastAsia="en-US"/>
+        </w:rPr>
+      </w:pPr>
+      <w:r>
+        <w:rPr>
+          <w:rFonts w:ascii="Times New Roman" w:hAnsi="Times New Roman" w:cs="Times New Roman"/>
+          <w:bCs/>
+          <w:color w:val="000000" w:themeColor="text1"/>
+          <w:sz w:val="28"/>
+          <w:szCs w:val="28"/>
+          <w:lang w:eastAsia="en-US"/>
+        </w:rPr>
+        <w:t>Результаты показали, что проблема переобучения решилась. При 120 эпохах категориальная точность составляет 92%, а при 160 эпохах – всего 63%, что явно недостаточно для качественного распознавания.</w:t>
+      </w:r>
+    </w:p>
+    <w:p>
+      <w:pPr>
+        <w:spacing w:after="0" w:line="360" w:lineRule="auto"/>
+        <w:ind w:firstLine="709"/>
+        <w:jc w:val="both"/>
+        <w:rPr>
+          <w:rFonts w:ascii="Times New Roman" w:eastAsia="Times New Roman" w:hAnsi="Times New Roman" w:cs="Times New Roman"/>
+          <w:color w:val="000000" w:themeColor="text1"/>
+          <w:sz w:val="28"/>
+          <w:szCs w:val="28"/>
+          <w:lang w:val="vi-VN"/>
+        </w:rPr>
+      </w:pPr>
+      <w:r>
+        <w:rPr>
           <w:rFonts w:ascii="Times New Roman" w:eastAsia="Times New Roman" w:hAnsi="Times New Roman" w:cs="Times New Roman"/>
           <w:b/>
-          <w:bCs/>
-          <w:color w:val="000000" w:themeColor="text1"/>
-          <w:sz w:val="28"/>
-          <w:szCs w:val="28"/>
-          <w:lang w:val="en-US"/>
-        </w:rPr>
-      </w:pPr>
-      <w:r>
+          <w:color w:val="000000" w:themeColor="text1"/>
+          <w:sz w:val="28"/>
+          <w:szCs w:val="28"/>
+        </w:rPr>
+        <w:t>Заключение</w:t>
+      </w:r>
+    </w:p>
+    <w:p>
+      <w:pPr>
+        <w:spacing w:after="0" w:line="360" w:lineRule="auto"/>
+        <w:ind w:firstLine="709"/>
+        <w:jc w:val="both"/>
+        <w:rPr>
+          <w:rFonts w:ascii="Times New Roman" w:hAnsi="Times New Roman" w:cs="Times New Roman"/>
+          <w:bCs/>
+          <w:color w:val="000000" w:themeColor="text1"/>
+          <w:sz w:val="28"/>
+          <w:szCs w:val="28"/>
+          <w:lang w:eastAsia="en-US"/>
+        </w:rPr>
+      </w:pPr>
+      <w:r>
+        <w:rPr>
+          <w:rFonts w:ascii="Times New Roman" w:hAnsi="Times New Roman" w:cs="Times New Roman"/>
+          <w:sz w:val="28"/>
+          <w:szCs w:val="28"/>
+        </w:rPr>
+        <w:t>Метод перевода дактильных жестов в текст, основанный на совместном использовании рекуррентных нейронных сетей, представляет собой перспективное направление в области компьютерного зрения и обработки естественных языков для людей с ограниченными возможностями слуха. Данный подход успешно решает ключевые задачи: вариабельность исполнения жестов и необходимость ана</w:t>
+      </w:r>
+      <w:r>
+        <w:rPr>
+          <w:rFonts w:ascii="Times New Roman" w:hAnsi="Times New Roman" w:cs="Times New Roman"/>
+          <w:sz w:val="28"/>
+          <w:szCs w:val="28"/>
+        </w:rPr>
+        <w:lastRenderedPageBreak/>
+        <w:t xml:space="preserve">лиза временных последовательностей. </w:t>
+      </w:r>
+      <w:r>
+        <w:rPr>
+          <w:rFonts w:ascii="Times New Roman" w:hAnsi="Times New Roman" w:cs="Times New Roman"/>
+          <w:bCs/>
+          <w:color w:val="000000" w:themeColor="text1"/>
+          <w:sz w:val="28"/>
+          <w:szCs w:val="28"/>
+          <w:lang w:eastAsia="en-US"/>
+        </w:rPr>
+        <w:t>Программное решение было апробировано на алфавите глухонемых и может быть использовано при обучении сурдопереводчиков.</w:t>
+      </w:r>
+    </w:p>
+    <w:p>
+      <w:pPr>
+        <w:spacing w:after="0" w:line="360" w:lineRule="auto"/>
+        <w:ind w:firstLine="709"/>
+        <w:jc w:val="both"/>
+        <w:rPr>
+          <w:rFonts w:ascii="Times New Roman" w:hAnsi="Times New Roman" w:cs="Times New Roman"/>
+          <w:sz w:val="28"/>
+          <w:szCs w:val="28"/>
+        </w:rPr>
+      </w:pPr>
+      <w:r>
+        <w:rPr>
+          <w:rFonts w:ascii="Times New Roman" w:hAnsi="Times New Roman" w:cs="Times New Roman"/>
+          <w:sz w:val="28"/>
+          <w:szCs w:val="28"/>
+        </w:rPr>
+        <w:t>Предложенная архитектура нейронной сети способна распознавать элементы дактильного русского языка с категориальной точностью 92,54% и может служить основой системы автоматического сурдоперевода и других человеко-машинных интерфейсов, позволяющих взаимодействовать с программами посредством жестов</w:t>
+      </w:r>
+      <w:r>
+        <w:rPr>
+          <w:rFonts w:ascii="Times New Roman" w:hAnsi="Times New Roman" w:cs="Times New Roman"/>
+          <w:sz w:val="28"/>
+          <w:szCs w:val="28"/>
+        </w:rPr>
+        <w:t>.</w:t>
+      </w:r>
+      <w:r>
+        <w:rPr>
+          <w:rFonts w:ascii="Times New Roman" w:hAnsi="Times New Roman" w:cs="Times New Roman"/>
+          <w:sz w:val="28"/>
+          <w:szCs w:val="28"/>
+        </w:rPr>
+        <w:t xml:space="preserve"> </w:t>
+      </w:r>
+    </w:p>
+    <w:p>
+      <w:pPr>
+        <w:spacing w:after="0" w:line="360" w:lineRule="auto"/>
+        <w:ind w:firstLine="709"/>
+        <w:jc w:val="both"/>
         <w:rPr>
           <w:rFonts w:ascii="Times New Roman" w:eastAsia="Times New Roman" w:hAnsi="Times New Roman" w:cs="Times New Roman"/>
           <w:b/>
@@ -2589,8 +2718,7 @@
           <w:sz w:val="28"/>
           <w:szCs w:val="28"/>
         </w:rPr>
-        <w:t>Список</w:t>
-      </w:r>
+      </w:pPr>
       <w:r>
         <w:rPr>
           <w:rFonts w:ascii="Times New Roman" w:eastAsia="Times New Roman" w:hAnsi="Times New Roman" w:cs="Times New Roman"/>
@@ -2599,7 +2727,17 @@
           <w:color w:val="000000" w:themeColor="text1"/>
           <w:sz w:val="28"/>
           <w:szCs w:val="28"/>
-          <w:lang w:val="en-US"/>
+        </w:rPr>
+        <w:t>Список</w:t>
+      </w:r>
+      <w:r>
+        <w:rPr>
+          <w:rFonts w:ascii="Times New Roman" w:eastAsia="Times New Roman" w:hAnsi="Times New Roman" w:cs="Times New Roman"/>
+          <w:b/>
+          <w:bCs/>
+          <w:color w:val="000000" w:themeColor="text1"/>
+          <w:sz w:val="28"/>
+          <w:szCs w:val="28"/>
         </w:rPr>
         <w:t xml:space="preserve"> </w:t>
       </w:r>
@@ -2625,16 +2763,14 @@
           <w:color w:val="000000" w:themeColor="text1"/>
           <w:sz w:val="28"/>
           <w:szCs w:val="28"/>
-          <w:lang w:val="en-US"/>
-        </w:rPr>
-      </w:pPr>
-      <w:r>
-        <w:rPr>
-          <w:rFonts w:ascii="Times New Roman" w:hAnsi="Times New Roman" w:cs="Times New Roman"/>
-          <w:color w:val="000000" w:themeColor="text1"/>
-          <w:sz w:val="28"/>
-          <w:szCs w:val="28"/>
-          <w:lang w:val="en-US"/>
+        </w:rPr>
+      </w:pPr>
+      <w:r>
+        <w:rPr>
+          <w:rFonts w:ascii="Times New Roman" w:hAnsi="Times New Roman" w:cs="Times New Roman"/>
+          <w:color w:val="000000" w:themeColor="text1"/>
+          <w:sz w:val="28"/>
+          <w:szCs w:val="28"/>
         </w:rPr>
         <w:t xml:space="preserve">1. </w:t>
       </w:r>
@@ -2644,79 +2780,8 @@
           <w:color w:val="000000" w:themeColor="text1"/>
           <w:sz w:val="28"/>
           <w:szCs w:val="28"/>
-          <w:lang w:val="en-US"/>
-        </w:rPr>
-        <w:t>C. Lugaresi, J. Tang, H. Nash, C. McClanahan, E. Uboweja, M. Hays, F. Zhang, C.-L. Chang, M.G. Yong, J. Lee, W.-T. Chang, W. Hua, M. Georg, M. Grundmann</w:t>
-      </w:r>
-      <w:r>
-        <w:rPr>
-          <w:rFonts w:ascii="Times New Roman" w:hAnsi="Times New Roman" w:cs="Times New Roman"/>
-          <w:color w:val="000000" w:themeColor="text1"/>
-          <w:sz w:val="28"/>
-          <w:szCs w:val="28"/>
-          <w:lang w:val="en-US"/>
-        </w:rPr>
-        <w:t xml:space="preserve">, </w:t>
-      </w:r>
-      <w:r>
-        <w:rPr>
-          <w:rFonts w:ascii="Times New Roman" w:hAnsi="Times New Roman" w:cs="Times New Roman"/>
-          <w:color w:val="000000" w:themeColor="text1"/>
-          <w:sz w:val="28"/>
-          <w:szCs w:val="28"/>
-          <w:lang w:val="en-US"/>
-        </w:rPr>
-        <w:t>Mediapipe: a framework for building perception pipelines. –</w:t>
-      </w:r>
-      <w:r>
-        <w:rPr>
-          <w:rFonts w:ascii="Times New Roman" w:hAnsi="Times New Roman" w:cs="Times New Roman"/>
-          <w:color w:val="000000" w:themeColor="text1"/>
-          <w:sz w:val="28"/>
-          <w:szCs w:val="28"/>
-          <w:lang w:val="en-US"/>
-        </w:rPr>
-        <w:t xml:space="preserve"> </w:t>
-      </w:r>
-      <w:r>
-        <w:rPr>
-          <w:rFonts w:ascii="Times New Roman" w:hAnsi="Times New Roman" w:cs="Times New Roman"/>
-          <w:color w:val="000000" w:themeColor="text1"/>
-          <w:sz w:val="28"/>
-          <w:szCs w:val="28"/>
-          <w:lang w:val="en-US"/>
-        </w:rPr>
-        <w:t>arXiv:1906.08172</w:t>
-      </w:r>
-      <w:r>
-        <w:rPr>
-          <w:rFonts w:ascii="Times New Roman" w:hAnsi="Times New Roman" w:cs="Times New Roman"/>
-          <w:color w:val="000000" w:themeColor="text1"/>
-          <w:sz w:val="28"/>
-          <w:szCs w:val="28"/>
-          <w:lang w:val="en-US"/>
-        </w:rPr>
-        <w:t xml:space="preserve">, </w:t>
-      </w:r>
-      <w:r>
-        <w:rPr>
-          <w:rFonts w:ascii="Times New Roman" w:hAnsi="Times New Roman" w:cs="Times New Roman"/>
-          <w:color w:val="000000" w:themeColor="text1"/>
-          <w:sz w:val="28"/>
-          <w:szCs w:val="28"/>
-          <w:lang w:val="en-US"/>
-        </w:rPr>
-        <w:t>2019</w:t>
-      </w:r>
-      <w:r>
-        <w:rPr>
-          <w:rFonts w:ascii="Times New Roman" w:hAnsi="Times New Roman" w:cs="Times New Roman"/>
-          <w:color w:val="000000" w:themeColor="text1"/>
-          <w:sz w:val="28"/>
-          <w:szCs w:val="28"/>
-          <w:lang w:val="en-US"/>
-        </w:rPr>
-        <w:t>.</w:t>
+        </w:rPr>
+        <w:t>Булыгин, Д.А. Распознавание жестов рук в режиме реального времени / Д.А. Булыгин, Т.Е. Мамонова // Системы анализа и обработки данных. – №1 (78), С.25-40, 2020.</w:t>
       </w:r>
     </w:p>
     <w:p>
@@ -2728,16 +2793,14 @@
           <w:color w:val="000000" w:themeColor="text1"/>
           <w:sz w:val="28"/>
           <w:szCs w:val="28"/>
-          <w:lang w:val="en-US"/>
-        </w:rPr>
-      </w:pPr>
-      <w:r>
-        <w:rPr>
-          <w:rFonts w:ascii="Times New Roman" w:hAnsi="Times New Roman" w:cs="Times New Roman"/>
-          <w:color w:val="000000" w:themeColor="text1"/>
-          <w:sz w:val="28"/>
-          <w:szCs w:val="28"/>
-          <w:lang w:val="en-US"/>
+        </w:rPr>
+      </w:pPr>
+      <w:r>
+        <w:rPr>
+          <w:rFonts w:ascii="Times New Roman" w:hAnsi="Times New Roman" w:cs="Times New Roman"/>
+          <w:color w:val="000000" w:themeColor="text1"/>
+          <w:sz w:val="28"/>
+          <w:szCs w:val="28"/>
         </w:rPr>
         <w:t xml:space="preserve">2. </w:t>
       </w:r>
@@ -2747,158 +2810,8 @@
           <w:color w:val="000000" w:themeColor="text1"/>
           <w:sz w:val="28"/>
           <w:szCs w:val="28"/>
-          <w:lang w:val="en-US"/>
-        </w:rPr>
-        <w:t>Hochreiter, Sepp, and Jürgen Schmidhuber</w:t>
-      </w:r>
-      <w:r>
-        <w:rPr>
-          <w:rFonts w:ascii="Times New Roman" w:hAnsi="Times New Roman" w:cs="Times New Roman"/>
-          <w:color w:val="000000" w:themeColor="text1"/>
-          <w:sz w:val="28"/>
-          <w:szCs w:val="28"/>
-          <w:lang w:val="en-US"/>
-        </w:rPr>
-        <w:t xml:space="preserve">, </w:t>
-      </w:r>
-      <w:r>
-        <w:rPr>
-          <w:rFonts w:ascii="Times New Roman" w:hAnsi="Times New Roman" w:cs="Times New Roman"/>
-          <w:color w:val="000000" w:themeColor="text1"/>
-          <w:sz w:val="28"/>
-          <w:szCs w:val="28"/>
-          <w:lang w:val="en-US"/>
-        </w:rPr>
-        <w:t>"Long short-term memory."</w:t>
-      </w:r>
-      <w:r>
-        <w:rPr>
-          <w:rFonts w:ascii="Times New Roman" w:hAnsi="Times New Roman" w:cs="Times New Roman"/>
-          <w:color w:val="000000" w:themeColor="text1"/>
-          <w:sz w:val="28"/>
-          <w:szCs w:val="28"/>
-          <w:lang w:val="en-US"/>
-        </w:rPr>
-        <w:t xml:space="preserve">, </w:t>
-      </w:r>
-      <w:r>
-        <w:rPr>
-          <w:rFonts w:ascii="Times New Roman" w:hAnsi="Times New Roman" w:cs="Times New Roman"/>
-          <w:color w:val="000000" w:themeColor="text1"/>
-          <w:sz w:val="28"/>
-          <w:szCs w:val="28"/>
-          <w:lang w:val="en-US"/>
-        </w:rPr>
-        <w:t>Neural computation 9</w:t>
-      </w:r>
-      <w:r>
-        <w:rPr>
-          <w:rFonts w:ascii="Times New Roman" w:hAnsi="Times New Roman" w:cs="Times New Roman"/>
-          <w:color w:val="000000" w:themeColor="text1"/>
-          <w:sz w:val="28"/>
-          <w:szCs w:val="28"/>
-          <w:lang w:val="en-US"/>
-        </w:rPr>
-        <w:t xml:space="preserve">, Vol. </w:t>
-      </w:r>
-      <w:r>
-        <w:rPr>
-          <w:rFonts w:ascii="Times New Roman" w:hAnsi="Times New Roman" w:cs="Times New Roman"/>
-          <w:color w:val="000000" w:themeColor="text1"/>
-          <w:sz w:val="28"/>
-          <w:szCs w:val="28"/>
-          <w:lang w:val="en-US"/>
-        </w:rPr>
-        <w:t>8,</w:t>
-      </w:r>
-      <w:r>
-        <w:rPr>
-          <w:rFonts w:ascii="Times New Roman" w:hAnsi="Times New Roman" w:cs="Times New Roman"/>
-          <w:color w:val="000000" w:themeColor="text1"/>
-          <w:sz w:val="28"/>
-          <w:szCs w:val="28"/>
-          <w:lang w:val="en-US"/>
-        </w:rPr>
-        <w:t xml:space="preserve"> </w:t>
-      </w:r>
-      <w:r>
-        <w:rPr>
-          <w:rFonts w:ascii="Times New Roman" w:hAnsi="Times New Roman" w:cs="Times New Roman"/>
-          <w:color w:val="000000" w:themeColor="text1"/>
-          <w:sz w:val="28"/>
-          <w:szCs w:val="28"/>
-        </w:rPr>
-        <w:t>с</w:t>
-      </w:r>
-      <w:r>
-        <w:rPr>
-          <w:rFonts w:ascii="Times New Roman" w:hAnsi="Times New Roman" w:cs="Times New Roman"/>
-          <w:color w:val="000000" w:themeColor="text1"/>
-          <w:sz w:val="28"/>
-          <w:szCs w:val="28"/>
-          <w:lang w:val="en-US"/>
-        </w:rPr>
-        <w:t>.</w:t>
-      </w:r>
-      <w:r>
-        <w:rPr>
-          <w:rFonts w:ascii="Times New Roman" w:hAnsi="Times New Roman" w:cs="Times New Roman"/>
-          <w:color w:val="000000" w:themeColor="text1"/>
-          <w:sz w:val="28"/>
-          <w:szCs w:val="28"/>
-          <w:lang w:val="en-US"/>
-        </w:rPr>
-        <w:t xml:space="preserve"> </w:t>
-      </w:r>
-      <w:r>
-        <w:rPr>
-          <w:rFonts w:ascii="Times New Roman" w:hAnsi="Times New Roman" w:cs="Times New Roman"/>
-          <w:color w:val="000000" w:themeColor="text1"/>
-          <w:sz w:val="28"/>
-          <w:szCs w:val="28"/>
-          <w:lang w:val="en-US"/>
-        </w:rPr>
-        <w:t>1735-1780</w:t>
-      </w:r>
-      <w:r>
-        <w:rPr>
-          <w:rFonts w:ascii="Times New Roman" w:hAnsi="Times New Roman" w:cs="Times New Roman"/>
-          <w:color w:val="000000" w:themeColor="text1"/>
-          <w:sz w:val="28"/>
-          <w:szCs w:val="28"/>
-          <w:lang w:val="en-US"/>
-        </w:rPr>
-        <w:t>,</w:t>
-      </w:r>
-      <w:r>
-        <w:rPr>
-          <w:rFonts w:ascii="Times New Roman" w:hAnsi="Times New Roman" w:cs="Times New Roman"/>
-          <w:color w:val="000000" w:themeColor="text1"/>
-          <w:sz w:val="28"/>
-          <w:szCs w:val="28"/>
-          <w:lang w:val="en-US"/>
-        </w:rPr>
-        <w:t xml:space="preserve"> </w:t>
-      </w:r>
-      <w:r>
-        <w:rPr>
-          <w:rFonts w:ascii="Times New Roman" w:hAnsi="Times New Roman" w:cs="Times New Roman"/>
-          <w:color w:val="000000" w:themeColor="text1"/>
-          <w:sz w:val="28"/>
-          <w:szCs w:val="28"/>
-          <w:lang w:val="en-US"/>
-        </w:rPr>
-        <w:t>1997</w:t>
-      </w:r>
-      <w:r>
-        <w:rPr>
-          <w:rFonts w:ascii="Times New Roman" w:hAnsi="Times New Roman" w:cs="Times New Roman"/>
-          <w:color w:val="000000" w:themeColor="text1"/>
-          <w:sz w:val="28"/>
-          <w:szCs w:val="28"/>
-          <w:lang w:val="en-US"/>
-        </w:rPr>
-        <w:t>.</w:t>
+        </w:rPr>
+        <w:t>Рюмин, Д.А. Метод автоматического видеоанализа движений рук и распознавания жестов в человеко-машинных интерфейсах // Научно-технический вестник информационных технологий, механики и оптики. – №4, С. 525-531, 2020.</w:t>
       </w:r>
     </w:p>
     <w:p>
@@ -2928,7 +2841,7 @@
           <w:sz w:val="28"/>
           <w:szCs w:val="28"/>
         </w:rPr>
-        <w:t>Антонио Джулли,</w:t>
+        <w:t>Рюмин, Д.А. Аналитический обзор моделей и методов автоматического распознавания жестов и</w:t>
       </w:r>
       <w:r>
         <w:rPr>
@@ -2946,43 +2859,7 @@
           <w:sz w:val="28"/>
           <w:szCs w:val="28"/>
         </w:rPr>
-        <w:t>Суджит Пал Библиотека Keras – инструмент глубокого обучения. Реализация нейронных сетей с помощью библиотек Theano и TensorFlow- ДМК Пресс,</w:t>
-      </w:r>
-      <w:r>
-        <w:rPr>
-          <w:rFonts w:ascii="Times New Roman" w:hAnsi="Times New Roman" w:cs="Times New Roman"/>
-          <w:color w:val="000000" w:themeColor="text1"/>
-          <w:sz w:val="28"/>
-          <w:szCs w:val="28"/>
-        </w:rPr>
-        <w:t xml:space="preserve"> с. 296,</w:t>
-      </w:r>
-      <w:r>
-        <w:rPr>
-          <w:rFonts w:ascii="Times New Roman" w:hAnsi="Times New Roman" w:cs="Times New Roman"/>
-          <w:color w:val="000000" w:themeColor="text1"/>
-          <w:sz w:val="28"/>
-          <w:szCs w:val="28"/>
-        </w:rPr>
-        <w:t xml:space="preserve"> 201</w:t>
-      </w:r>
-      <w:r>
-        <w:rPr>
-          <w:rFonts w:ascii="Times New Roman" w:hAnsi="Times New Roman" w:cs="Times New Roman"/>
-          <w:color w:val="000000" w:themeColor="text1"/>
-          <w:sz w:val="28"/>
-          <w:szCs w:val="28"/>
-        </w:rPr>
-        <w:t>7</w:t>
-      </w:r>
-      <w:r>
-        <w:rPr>
-          <w:rFonts w:ascii="Times New Roman" w:hAnsi="Times New Roman" w:cs="Times New Roman"/>
-          <w:color w:val="000000" w:themeColor="text1"/>
-          <w:sz w:val="28"/>
-          <w:szCs w:val="28"/>
-        </w:rPr>
-        <w:t>.</w:t>
+        <w:t>жестовых языков / Д.А. Рюмин, И.А. Кагиров, А.А. Аксенов, А.А. Карпов // Информационноуправляющие системы. – №6 (115), С.10-20, 2021.</w:t>
       </w:r>
     </w:p>
     <w:p>
@@ -2996,100 +2873,6 @@
           <w:szCs w:val="28"/>
         </w:rPr>
       </w:pPr>
-      <w:r>
-        <w:rPr>
-          <w:rFonts w:ascii="Times New Roman" w:hAnsi="Times New Roman" w:cs="Times New Roman"/>
-          <w:color w:val="000000" w:themeColor="text1"/>
-          <w:sz w:val="28"/>
-          <w:szCs w:val="28"/>
-          <w:lang w:val="vi-VN"/>
-        </w:rPr>
-        <w:t>4</w:t>
-      </w:r>
-      <w:r>
-        <w:rPr>
-          <w:rFonts w:ascii="Times New Roman" w:hAnsi="Times New Roman" w:cs="Times New Roman"/>
-          <w:color w:val="000000" w:themeColor="text1"/>
-          <w:sz w:val="28"/>
-          <w:szCs w:val="28"/>
-        </w:rPr>
-        <w:t xml:space="preserve">. </w:t>
-      </w:r>
-      <w:r>
-        <w:rPr>
-          <w:rFonts w:ascii="Times New Roman" w:hAnsi="Times New Roman" w:cs="Times New Roman"/>
-          <w:color w:val="000000" w:themeColor="text1"/>
-          <w:sz w:val="28"/>
-          <w:szCs w:val="28"/>
-        </w:rPr>
-        <w:t xml:space="preserve">OpenCV: [Электронный ресурс]. – Режим доступа URL: </w:t>
-      </w:r>
-      <w:hyperlink r:id="rId10" w:history="1">
-        <w:r>
-          <w:rPr>
-            <w:rStyle w:val="Hyperlink"/>
-            <w:rFonts w:ascii="Times New Roman" w:hAnsi="Times New Roman" w:cs="Times New Roman"/>
-            <w:color w:val="auto"/>
-            <w:sz w:val="28"/>
-            <w:szCs w:val="28"/>
-          </w:rPr>
-          <w:t>https://opencv.org/</w:t>
-        </w:r>
-      </w:hyperlink>
-      <w:r>
-        <w:rPr>
-          <w:rFonts w:ascii="Times New Roman" w:hAnsi="Times New Roman" w:cs="Times New Roman"/>
-          <w:color w:val="000000" w:themeColor="text1"/>
-          <w:sz w:val="28"/>
-          <w:szCs w:val="28"/>
-        </w:rPr>
-        <w:t xml:space="preserve"> (дата обращения: </w:t>
-      </w:r>
-      <w:r>
-        <w:rPr>
-          <w:rFonts w:ascii="Times New Roman" w:hAnsi="Times New Roman" w:cs="Times New Roman"/>
-          <w:color w:val="000000" w:themeColor="text1"/>
-          <w:sz w:val="28"/>
-          <w:szCs w:val="28"/>
-        </w:rPr>
-        <w:t>06</w:t>
-      </w:r>
-      <w:r>
-        <w:rPr>
-          <w:rFonts w:ascii="Times New Roman" w:hAnsi="Times New Roman" w:cs="Times New Roman"/>
-          <w:color w:val="000000" w:themeColor="text1"/>
-          <w:sz w:val="28"/>
-          <w:szCs w:val="28"/>
-        </w:rPr>
-        <w:t>.</w:t>
-      </w:r>
-      <w:r>
-        <w:rPr>
-          <w:rFonts w:ascii="Times New Roman" w:hAnsi="Times New Roman" w:cs="Times New Roman"/>
-          <w:color w:val="000000" w:themeColor="text1"/>
-          <w:sz w:val="28"/>
-          <w:szCs w:val="28"/>
-        </w:rPr>
-        <w:t>10</w:t>
-      </w:r>
-      <w:r>
-        <w:rPr>
-          <w:rFonts w:ascii="Times New Roman" w:hAnsi="Times New Roman" w:cs="Times New Roman"/>
-          <w:color w:val="000000" w:themeColor="text1"/>
-          <w:sz w:val="28"/>
-          <w:szCs w:val="28"/>
-        </w:rPr>
-        <w:t>.2025)</w:t>
-      </w:r>
-      <w:r>
-        <w:rPr>
-          <w:rFonts w:ascii="Times New Roman" w:hAnsi="Times New Roman" w:cs="Times New Roman"/>
-          <w:color w:val="000000" w:themeColor="text1"/>
-          <w:sz w:val="28"/>
-          <w:szCs w:val="28"/>
-        </w:rPr>
-        <w:t>.</w:t>
-      </w:r>
     </w:p>
     <w:p>
       <w:pPr>
@@ -3103,20 +2886,8 @@
         </w:rPr>
       </w:pPr>
     </w:p>
-    <w:p>
-      <w:pPr>
-        <w:spacing w:after="0"/>
-        <w:ind w:firstLine="709"/>
-        <w:rPr>
-          <w:rFonts w:ascii="Times New Roman" w:hAnsi="Times New Roman" w:cs="Times New Roman"/>
-          <w:color w:val="000000" w:themeColor="text1"/>
-          <w:sz w:val="28"/>
-          <w:szCs w:val="28"/>
-        </w:rPr>
-      </w:pPr>
-    </w:p>
     <w:sectPr>
-      <w:footerReference w:type="default" r:id="rId11"/>
+      <w:footerReference w:type="default" r:id="rId15"/>
       <w:pgSz w:w="12240" w:h="15840"/>
       <w:pgMar w:top="1134" w:right="1134" w:bottom="1134" w:left="1134" w:header="720" w:footer="720" w:gutter="0"/>
       <w:pgNumType w:start="1"/>
@@ -3855,7 +3626,7 @@
   <w:style w:type="paragraph" w:default="1" w:styleId="Normal">
     <w:name w:val="Normal"/>
     <w:qFormat/>
-    <w:rsid w:val="00A75FEE"/>
+    <w:rsid w:val="00181BD7"/>
   </w:style>
   <w:style w:type="paragraph" w:styleId="Heading1">
     <w:name w:val="heading 1"/>

--- a/Статья.docx
+++ b/Статья.docx
@@ -15,6 +15,7 @@
           <w:lang w:eastAsia="en-US"/>
         </w:rPr>
       </w:pPr>
+      <w:proofErr w:type="spellStart"/>
       <w:r>
         <w:rPr>
           <w:rFonts w:ascii="Times New Roman" w:hAnsi="Times New Roman" w:cs="Times New Roman"/>
@@ -23,7 +24,18 @@
           <w:szCs w:val="28"/>
           <w:lang w:eastAsia="en-US"/>
         </w:rPr>
-        <w:t>Ву Минь Куанг</w:t>
+        <w:t>Ву</w:t>
+      </w:r>
+      <w:proofErr w:type="spellEnd"/>
+      <w:r>
+        <w:rPr>
+          <w:rFonts w:ascii="Times New Roman" w:hAnsi="Times New Roman" w:cs="Times New Roman"/>
+          <w:b/>
+          <w:sz w:val="28"/>
+          <w:szCs w:val="28"/>
+          <w:lang w:eastAsia="en-US"/>
+        </w:rPr>
+        <w:t xml:space="preserve"> Минь Куанг</w:t>
       </w:r>
       <w:r>
         <w:rPr>
@@ -197,25 +209,11 @@
         <w:jc w:val="both"/>
         <w:rPr>
           <w:rFonts w:ascii="Times New Roman" w:hAnsi="Times New Roman" w:cs="Times New Roman"/>
-          <w:b/>
-          <w:bCs/>
-          <w:color w:val="000000" w:themeColor="text1"/>
-          <w:sz w:val="28"/>
-          <w:szCs w:val="28"/>
-          <w:lang w:val="vi-VN"/>
-        </w:rPr>
-      </w:pPr>
-      <w:r>
-        <w:rPr>
-          <w:rFonts w:ascii="Times New Roman" w:hAnsi="Times New Roman" w:cs="Times New Roman"/>
-          <w:b/>
-          <w:bCs/>
-          <w:color w:val="000000" w:themeColor="text1"/>
-          <w:sz w:val="28"/>
-          <w:szCs w:val="28"/>
-        </w:rPr>
-        <w:t>Аннотация</w:t>
-      </w:r>
+          <w:color w:val="000000" w:themeColor="text1"/>
+          <w:sz w:val="28"/>
+          <w:szCs w:val="28"/>
+        </w:rPr>
+      </w:pPr>
     </w:p>
     <w:p>
       <w:pPr>
@@ -224,67 +222,24 @@
         <w:jc w:val="both"/>
         <w:rPr>
           <w:rFonts w:ascii="Times New Roman" w:hAnsi="Times New Roman" w:cs="Times New Roman"/>
-          <w:color w:val="000000" w:themeColor="text1"/>
-          <w:sz w:val="28"/>
-          <w:szCs w:val="28"/>
-        </w:rPr>
-      </w:pPr>
-      <w:r>
-        <w:rPr>
-          <w:rFonts w:ascii="Times New Roman" w:hAnsi="Times New Roman" w:cs="Times New Roman"/>
-          <w:color w:val="000000" w:themeColor="text1"/>
-          <w:sz w:val="28"/>
-          <w:szCs w:val="28"/>
-        </w:rPr>
-        <w:t>В данной работе представлен метод перевода жестов рук в текст</w:t>
-      </w:r>
-      <w:r>
-        <w:t xml:space="preserve"> </w:t>
-      </w:r>
-      <w:r>
-        <w:rPr>
-          <w:rFonts w:ascii="Times New Roman" w:hAnsi="Times New Roman" w:cs="Times New Roman"/>
-          <w:color w:val="000000" w:themeColor="text1"/>
-          <w:sz w:val="28"/>
-          <w:szCs w:val="28"/>
-        </w:rPr>
-        <w:t>с использованием рекуррентных нейронных сетей LSTM и библиотеки MediaPipe для отслеживания движений рук</w:t>
-      </w:r>
-      <w:r>
-        <w:rPr>
-          <w:rFonts w:ascii="Times New Roman" w:hAnsi="Times New Roman" w:cs="Times New Roman"/>
-          <w:color w:val="000000" w:themeColor="text1"/>
-          <w:sz w:val="28"/>
-          <w:szCs w:val="28"/>
-        </w:rPr>
-        <w:t xml:space="preserve">. </w:t>
-      </w:r>
-      <w:r>
-        <w:rPr>
-          <w:rFonts w:ascii="Times New Roman" w:hAnsi="Times New Roman" w:cs="Times New Roman"/>
-          <w:color w:val="000000" w:themeColor="text1"/>
-          <w:sz w:val="28"/>
-          <w:szCs w:val="28"/>
-        </w:rPr>
-        <w:t>Проведена комплексная оценка качества распознавания жестов, исследовано влияние настроечных параметров модели на точность классификации и скорость работы системы</w:t>
-      </w:r>
-      <w:r>
-        <w:rPr>
-          <w:rFonts w:ascii="Times New Roman" w:hAnsi="Times New Roman" w:cs="Times New Roman"/>
-          <w:color w:val="000000" w:themeColor="text1"/>
-          <w:sz w:val="28"/>
-          <w:szCs w:val="28"/>
-        </w:rPr>
-        <w:t>.</w:t>
-      </w:r>
-      <w:r>
-        <w:rPr>
-          <w:rFonts w:ascii="Times New Roman" w:hAnsi="Times New Roman" w:cs="Times New Roman"/>
-          <w:color w:val="000000" w:themeColor="text1"/>
-          <w:sz w:val="28"/>
-          <w:szCs w:val="28"/>
-        </w:rPr>
-        <w:t xml:space="preserve"> </w:t>
+          <w:b/>
+          <w:bCs/>
+          <w:color w:val="000000" w:themeColor="text1"/>
+          <w:sz w:val="28"/>
+          <w:szCs w:val="28"/>
+          <w:lang w:val="vi-VN"/>
+        </w:rPr>
+      </w:pPr>
+      <w:r>
+        <w:rPr>
+          <w:rFonts w:ascii="Times New Roman" w:hAnsi="Times New Roman" w:cs="Times New Roman"/>
+          <w:b/>
+          <w:bCs/>
+          <w:color w:val="000000" w:themeColor="text1"/>
+          <w:sz w:val="28"/>
+          <w:szCs w:val="28"/>
+        </w:rPr>
+        <w:t>Аннотация</w:t>
       </w:r>
     </w:p>
     <w:p>
@@ -297,28 +252,66 @@
           <w:color w:val="000000" w:themeColor="text1"/>
           <w:sz w:val="28"/>
           <w:szCs w:val="28"/>
-          <w:lang w:eastAsia="en-US"/>
-        </w:rPr>
-      </w:pPr>
-      <w:r>
-        <w:rPr>
-          <w:rFonts w:ascii="Times New Roman" w:hAnsi="Times New Roman" w:cs="Times New Roman"/>
-          <w:b/>
-          <w:bCs/>
-          <w:color w:val="000000" w:themeColor="text1"/>
-          <w:sz w:val="28"/>
-          <w:szCs w:val="28"/>
-        </w:rPr>
-        <w:t xml:space="preserve">Ключевые слова: </w:t>
-      </w:r>
-      <w:r>
-        <w:rPr>
-          <w:rFonts w:ascii="Times New Roman" w:hAnsi="Times New Roman" w:cs="Times New Roman"/>
-          <w:color w:val="000000" w:themeColor="text1"/>
-          <w:sz w:val="28"/>
-          <w:szCs w:val="28"/>
-        </w:rPr>
-        <w:t>распознавание жестов, LSTM, MediaPipe, компьютерное зрение, машинное обучение, оценка качества</w:t>
+        </w:rPr>
+      </w:pPr>
+      <w:r>
+        <w:rPr>
+          <w:rFonts w:ascii="Times New Roman" w:hAnsi="Times New Roman" w:cs="Times New Roman"/>
+          <w:color w:val="000000" w:themeColor="text1"/>
+          <w:sz w:val="28"/>
+          <w:szCs w:val="28"/>
+        </w:rPr>
+        <w:t>В данной работе представлен метод перевода жестов рук в текст</w:t>
+      </w:r>
+      <w:r>
+        <w:t xml:space="preserve"> </w:t>
+      </w:r>
+      <w:r>
+        <w:rPr>
+          <w:rFonts w:ascii="Times New Roman" w:hAnsi="Times New Roman" w:cs="Times New Roman"/>
+          <w:color w:val="000000" w:themeColor="text1"/>
+          <w:sz w:val="28"/>
+          <w:szCs w:val="28"/>
+        </w:rPr>
+        <w:t xml:space="preserve">с использованием рекуррентных нейронных сетей LSTM и библиотеки </w:t>
+      </w:r>
+      <w:proofErr w:type="spellStart"/>
+      <w:r>
+        <w:rPr>
+          <w:rFonts w:ascii="Times New Roman" w:hAnsi="Times New Roman" w:cs="Times New Roman"/>
+          <w:color w:val="000000" w:themeColor="text1"/>
+          <w:sz w:val="28"/>
+          <w:szCs w:val="28"/>
+        </w:rPr>
+        <w:t>MediaPipe</w:t>
+      </w:r>
+      <w:proofErr w:type="spellEnd"/>
+      <w:r>
+        <w:rPr>
+          <w:rFonts w:ascii="Times New Roman" w:hAnsi="Times New Roman" w:cs="Times New Roman"/>
+          <w:color w:val="000000" w:themeColor="text1"/>
+          <w:sz w:val="28"/>
+          <w:szCs w:val="28"/>
+        </w:rPr>
+        <w:t xml:space="preserve"> для отслеживания движений рук</w:t>
+      </w:r>
+      <w:r>
+        <w:rPr>
+          <w:rFonts w:ascii="Times New Roman" w:hAnsi="Times New Roman" w:cs="Times New Roman"/>
+          <w:color w:val="000000" w:themeColor="text1"/>
+          <w:sz w:val="28"/>
+          <w:szCs w:val="28"/>
+        </w:rPr>
+        <w:t xml:space="preserve">. </w:t>
+      </w:r>
+      <w:r>
+        <w:rPr>
+          <w:rFonts w:ascii="Times New Roman" w:hAnsi="Times New Roman" w:cs="Times New Roman"/>
+          <w:color w:val="000000" w:themeColor="text1"/>
+          <w:sz w:val="28"/>
+          <w:szCs w:val="28"/>
+        </w:rPr>
+        <w:t>Проведена комплексная оценка качества распознавания жестов, исследовано влияние настроечных параметров модели на точность классификации и скорость работы системы</w:t>
       </w:r>
       <w:r>
         <w:rPr>
@@ -328,6 +321,15 @@
           <w:szCs w:val="28"/>
         </w:rPr>
         <w:t>.</w:t>
+      </w:r>
+      <w:r>
+        <w:rPr>
+          <w:rFonts w:ascii="Times New Roman" w:hAnsi="Times New Roman" w:cs="Times New Roman"/>
+          <w:color w:val="000000" w:themeColor="text1"/>
+          <w:sz w:val="28"/>
+          <w:szCs w:val="28"/>
+        </w:rPr>
+        <w:t xml:space="preserve"> </w:t>
       </w:r>
     </w:p>
     <w:p>
@@ -337,24 +339,11 @@
         <w:jc w:val="both"/>
         <w:rPr>
           <w:rFonts w:ascii="Times New Roman" w:hAnsi="Times New Roman" w:cs="Times New Roman"/>
-          <w:b/>
-          <w:color w:val="000000" w:themeColor="text1"/>
-          <w:sz w:val="28"/>
-          <w:szCs w:val="28"/>
-          <w:lang w:val="vi-VN" w:eastAsia="en-US"/>
-        </w:rPr>
-      </w:pPr>
-      <w:r>
-        <w:rPr>
-          <w:rFonts w:ascii="Times New Roman" w:hAnsi="Times New Roman" w:cs="Times New Roman"/>
-          <w:b/>
-          <w:color w:val="000000" w:themeColor="text1"/>
-          <w:sz w:val="28"/>
-          <w:szCs w:val="28"/>
-          <w:lang w:eastAsia="en-US"/>
-        </w:rPr>
-        <w:t>Введение</w:t>
-      </w:r>
+          <w:color w:val="000000" w:themeColor="text1"/>
+          <w:sz w:val="28"/>
+          <w:szCs w:val="28"/>
+        </w:rPr>
+      </w:pPr>
     </w:p>
     <w:p>
       <w:pPr>
@@ -363,23 +352,59 @@
         <w:jc w:val="both"/>
         <w:rPr>
           <w:rFonts w:ascii="Times New Roman" w:hAnsi="Times New Roman" w:cs="Times New Roman"/>
-          <w:bCs/>
-          <w:color w:val="000000" w:themeColor="text1"/>
-          <w:sz w:val="28"/>
-          <w:szCs w:val="28"/>
-          <w:lang w:eastAsia="en-US"/>
-        </w:rPr>
-      </w:pPr>
-      <w:r>
-        <w:rPr>
-          <w:rFonts w:ascii="Times New Roman" w:hAnsi="Times New Roman" w:cs="Times New Roman"/>
-          <w:bCs/>
-          <w:color w:val="000000" w:themeColor="text1"/>
-          <w:sz w:val="28"/>
-          <w:szCs w:val="28"/>
-          <w:lang w:eastAsia="en-US"/>
-        </w:rPr>
-        <w:t>Жестовый язык является основным средством коммуникации для более чем 70 миллионов глухих людей по всему миру [1]. Однако существует значительный коммуникационный барьер между людьми, использующими жестовый язык, и теми, кто его не знает. Разработка автоматизированных систем распознавания жестового языка является актуальной задачей, решение которой может значительно улучшить качество жизни людей с нарушениями слуха.</w:t>
+          <w:color w:val="000000" w:themeColor="text1"/>
+          <w:sz w:val="28"/>
+          <w:szCs w:val="28"/>
+        </w:rPr>
+      </w:pPr>
+      <w:r>
+        <w:rPr>
+          <w:rFonts w:ascii="Times New Roman" w:hAnsi="Times New Roman" w:cs="Times New Roman"/>
+          <w:b/>
+          <w:bCs/>
+          <w:color w:val="000000" w:themeColor="text1"/>
+          <w:sz w:val="28"/>
+          <w:szCs w:val="28"/>
+        </w:rPr>
+        <w:t xml:space="preserve">Ключевые слова: </w:t>
+      </w:r>
+      <w:r>
+        <w:rPr>
+          <w:rFonts w:ascii="Times New Roman" w:hAnsi="Times New Roman" w:cs="Times New Roman"/>
+          <w:color w:val="000000" w:themeColor="text1"/>
+          <w:sz w:val="28"/>
+          <w:szCs w:val="28"/>
+        </w:rPr>
+        <w:t xml:space="preserve">распознавание жестов, LSTM, </w:t>
+      </w:r>
+      <w:proofErr w:type="spellStart"/>
+      <w:r>
+        <w:rPr>
+          <w:rFonts w:ascii="Times New Roman" w:hAnsi="Times New Roman" w:cs="Times New Roman"/>
+          <w:color w:val="000000" w:themeColor="text1"/>
+          <w:sz w:val="28"/>
+          <w:szCs w:val="28"/>
+        </w:rPr>
+        <w:t>MediaPipe</w:t>
+      </w:r>
+      <w:proofErr w:type="spellEnd"/>
+      <w:r>
+        <w:rPr>
+          <w:rFonts w:ascii="Times New Roman" w:hAnsi="Times New Roman" w:cs="Times New Roman"/>
+          <w:color w:val="000000" w:themeColor="text1"/>
+          <w:sz w:val="28"/>
+          <w:szCs w:val="28"/>
+        </w:rPr>
+        <w:t>, компьютерное зрение</w:t>
+      </w:r>
+      <w:r>
+        <w:rPr>
+          <w:rFonts w:ascii="Times New Roman" w:hAnsi="Times New Roman" w:cs="Times New Roman"/>
+          <w:color w:val="000000" w:themeColor="text1"/>
+          <w:sz w:val="28"/>
+          <w:szCs w:val="28"/>
+        </w:rPr>
+        <w:t>.</w:t>
       </w:r>
     </w:p>
     <w:p>
@@ -389,35 +414,12 @@
         <w:jc w:val="both"/>
         <w:rPr>
           <w:rFonts w:ascii="Times New Roman" w:hAnsi="Times New Roman" w:cs="Times New Roman"/>
-          <w:bCs/>
-          <w:color w:val="000000" w:themeColor="text1"/>
-          <w:sz w:val="28"/>
-          <w:szCs w:val="28"/>
-          <w:lang w:eastAsia="en-US"/>
-        </w:rPr>
-      </w:pPr>
-      <w:r>
-        <w:rPr>
-          <w:rFonts w:ascii="Times New Roman" w:hAnsi="Times New Roman" w:cs="Times New Roman"/>
-          <w:bCs/>
-          <w:color w:val="000000" w:themeColor="text1"/>
-          <w:sz w:val="28"/>
-          <w:szCs w:val="28"/>
-          <w:lang w:eastAsia="en-US"/>
-        </w:rPr>
-        <w:t>Современные подходы к распознаванию жестов используют методы глубокого обучения, в частности, рекуррентные нейронные сети (RNN) и их модификации, такие как LSTM (Long Short-Term Memory) [2, 3]. Преимуществом LSTM-сетей является их способность эффективно работать с последовательностями данных и учитывать временные зависимости, что критично для распознавания динамических жестов.</w:t>
-      </w:r>
-      <w:r>
-        <w:rPr>
-          <w:rFonts w:ascii="Times New Roman" w:hAnsi="Times New Roman" w:cs="Times New Roman"/>
-          <w:bCs/>
-          <w:color w:val="000000" w:themeColor="text1"/>
-          <w:sz w:val="28"/>
-          <w:szCs w:val="28"/>
-          <w:lang w:eastAsia="en-US"/>
-        </w:rPr>
-        <w:t xml:space="preserve"> </w:t>
-      </w:r>
+          <w:color w:val="000000" w:themeColor="text1"/>
+          <w:sz w:val="28"/>
+          <w:szCs w:val="28"/>
+          <w:lang w:eastAsia="en-US"/>
+        </w:rPr>
+      </w:pPr>
     </w:p>
     <w:p>
       <w:pPr>
@@ -442,7 +444,7 @@
           <w:szCs w:val="28"/>
           <w:lang w:eastAsia="en-US"/>
         </w:rPr>
-        <w:t>Архитектура системы</w:t>
+        <w:t>Введение</w:t>
       </w:r>
     </w:p>
     <w:p>
@@ -456,20 +458,41 @@
           <w:color w:val="000000" w:themeColor="text1"/>
           <w:sz w:val="28"/>
           <w:szCs w:val="28"/>
-          <w:lang w:val="vi-VN" w:eastAsia="en-US"/>
-        </w:rPr>
-      </w:pPr>
-      <w:r>
-        <w:rPr>
-          <w:rFonts w:ascii="Times New Roman" w:hAnsi="Times New Roman" w:cs="Times New Roman"/>
-          <w:bCs/>
-          <w:color w:val="000000" w:themeColor="text1"/>
-          <w:sz w:val="28"/>
-          <w:szCs w:val="28"/>
-          <w:lang w:eastAsia="en-US"/>
-        </w:rPr>
-        <w:lastRenderedPageBreak/>
-        <w:t>Разработанная система состоит из четырех основных модулей:</w:t>
+          <w:lang w:eastAsia="en-US"/>
+        </w:rPr>
+      </w:pPr>
+      <w:r>
+        <w:rPr>
+          <w:rFonts w:ascii="Times New Roman" w:hAnsi="Times New Roman" w:cs="Times New Roman"/>
+          <w:bCs/>
+          <w:color w:val="000000" w:themeColor="text1"/>
+          <w:sz w:val="28"/>
+          <w:szCs w:val="28"/>
+          <w:lang w:eastAsia="en-US"/>
+        </w:rPr>
+        <w:t>Жестовый язык является основным средством коммуникации для более чем 70 миллионов глухих людей по всему миру. Однако существует значительный коммуникационный барьер между людьми, использующими жестовый язык, и теми, кто его не знает. Разработка автоматизированных систем распознавания жестового языка является актуальной задачей, решение которой может значительно улучшить качество жизни людей с нарушениями слуха</w:t>
+      </w:r>
+      <w:r>
+        <w:rPr>
+          <w:rFonts w:ascii="Times New Roman" w:hAnsi="Times New Roman" w:cs="Times New Roman"/>
+          <w:bCs/>
+          <w:color w:val="000000" w:themeColor="text1"/>
+          <w:sz w:val="28"/>
+          <w:szCs w:val="28"/>
+          <w:lang w:eastAsia="en-US"/>
+        </w:rPr>
+        <w:t xml:space="preserve"> [1]</w:t>
+      </w:r>
+      <w:r>
+        <w:rPr>
+          <w:rFonts w:ascii="Times New Roman" w:hAnsi="Times New Roman" w:cs="Times New Roman"/>
+          <w:bCs/>
+          <w:color w:val="000000" w:themeColor="text1"/>
+          <w:sz w:val="28"/>
+          <w:szCs w:val="28"/>
+          <w:lang w:eastAsia="en-US"/>
+        </w:rPr>
+        <w:t>.</w:t>
       </w:r>
     </w:p>
     <w:p>
@@ -495,29 +518,43 @@
           <w:szCs w:val="28"/>
           <w:lang w:eastAsia="en-US"/>
         </w:rPr>
-        <w:t xml:space="preserve">Модуль пользовательского интерфейса </w:t>
-      </w:r>
-      <w:r>
-        <w:rPr>
-          <w:rFonts w:ascii="Times New Roman" w:hAnsi="Times New Roman" w:cs="Times New Roman"/>
-          <w:bCs/>
-          <w:color w:val="000000" w:themeColor="text1"/>
-          <w:sz w:val="28"/>
-          <w:szCs w:val="28"/>
-          <w:lang w:eastAsia="en-US"/>
-        </w:rPr>
-        <w:t>обеспечивает взаимодействие пользователя с системой распознавания жестов, предоставляя визуальное отображение процесса распознавания и результатов работы системы</w:t>
-      </w:r>
-      <w:r>
-        <w:rPr>
-          <w:rFonts w:ascii="Times New Roman" w:hAnsi="Times New Roman" w:cs="Times New Roman"/>
-          <w:bCs/>
-          <w:color w:val="000000" w:themeColor="text1"/>
-          <w:sz w:val="28"/>
-          <w:szCs w:val="28"/>
-          <w:lang w:eastAsia="en-US"/>
-        </w:rPr>
-        <w:t xml:space="preserve">. </w:t>
+        <w:t xml:space="preserve">Современные подходы к распознаванию жестов используют методы глубокого обучения, в частности, рекуррентные нейронные сети (RNN) и их модификации, такие как LSTM (Long </w:t>
+      </w:r>
+      <w:proofErr w:type="spellStart"/>
+      <w:r>
+        <w:rPr>
+          <w:rFonts w:ascii="Times New Roman" w:hAnsi="Times New Roman" w:cs="Times New Roman"/>
+          <w:bCs/>
+          <w:color w:val="000000" w:themeColor="text1"/>
+          <w:sz w:val="28"/>
+          <w:szCs w:val="28"/>
+          <w:lang w:eastAsia="en-US"/>
+        </w:rPr>
+        <w:t>Short-Term</w:t>
+      </w:r>
+      <w:proofErr w:type="spellEnd"/>
+      <w:r>
+        <w:rPr>
+          <w:rFonts w:ascii="Times New Roman" w:hAnsi="Times New Roman" w:cs="Times New Roman"/>
+          <w:bCs/>
+          <w:color w:val="000000" w:themeColor="text1"/>
+          <w:sz w:val="28"/>
+          <w:szCs w:val="28"/>
+          <w:lang w:eastAsia="en-US"/>
+        </w:rPr>
+        <w:t xml:space="preserve"> Memory) [2, 3]. Преимуществом LSTM-сетей является их способность эффективно работать с последовательностями дан</w:t>
+      </w:r>
+      <w:r>
+        <w:rPr>
+          <w:rFonts w:ascii="Times New Roman" w:hAnsi="Times New Roman" w:cs="Times New Roman"/>
+          <w:bCs/>
+          <w:color w:val="000000" w:themeColor="text1"/>
+          <w:sz w:val="28"/>
+          <w:szCs w:val="28"/>
+          <w:lang w:eastAsia="en-US"/>
+        </w:rPr>
+        <w:lastRenderedPageBreak/>
+        <w:t>ных и учитывать временные зависимости, что критично для распознавания динамических жестов.</w:t>
       </w:r>
     </w:p>
     <w:p>
@@ -527,89 +564,23 @@
         <w:jc w:val="both"/>
         <w:rPr>
           <w:rFonts w:ascii="Times New Roman" w:hAnsi="Times New Roman" w:cs="Times New Roman"/>
-          <w:bCs/>
-          <w:color w:val="000000" w:themeColor="text1"/>
-          <w:sz w:val="28"/>
-          <w:szCs w:val="28"/>
-          <w:lang w:eastAsia="en-US"/>
-        </w:rPr>
-      </w:pPr>
-      <w:r>
-        <w:rPr>
-          <w:rFonts w:ascii="Times New Roman" w:hAnsi="Times New Roman" w:cs="Times New Roman"/>
-          <w:bCs/>
-          <w:color w:val="000000" w:themeColor="text1"/>
-          <w:sz w:val="28"/>
-          <w:szCs w:val="28"/>
-          <w:lang w:eastAsia="en-US"/>
-        </w:rPr>
-        <w:t>Мод</w:t>
-      </w:r>
-      <w:r>
-        <w:rPr>
-          <w:rFonts w:ascii="Times New Roman" w:hAnsi="Times New Roman" w:cs="Times New Roman"/>
-          <w:bCs/>
-          <w:color w:val="000000" w:themeColor="text1"/>
-          <w:sz w:val="28"/>
-          <w:szCs w:val="28"/>
-          <w:lang w:eastAsia="en-US"/>
-        </w:rPr>
-        <w:t>е</w:t>
-      </w:r>
-      <w:r>
-        <w:rPr>
-          <w:rFonts w:ascii="Times New Roman" w:hAnsi="Times New Roman" w:cs="Times New Roman"/>
-          <w:bCs/>
-          <w:color w:val="000000" w:themeColor="text1"/>
-          <w:sz w:val="28"/>
-          <w:szCs w:val="28"/>
-          <w:lang w:eastAsia="en-US"/>
-        </w:rPr>
-        <w:t>л</w:t>
-      </w:r>
-      <w:r>
-        <w:rPr>
-          <w:rFonts w:ascii="Times New Roman" w:hAnsi="Times New Roman" w:cs="Times New Roman"/>
-          <w:bCs/>
-          <w:color w:val="000000" w:themeColor="text1"/>
-          <w:sz w:val="28"/>
-          <w:szCs w:val="28"/>
-          <w:lang w:eastAsia="en-US"/>
-        </w:rPr>
-        <w:t>ь</w:t>
-      </w:r>
-      <w:r>
-        <w:rPr>
-          <w:rFonts w:ascii="Times New Roman" w:hAnsi="Times New Roman" w:cs="Times New Roman"/>
-          <w:bCs/>
-          <w:color w:val="000000" w:themeColor="text1"/>
-          <w:sz w:val="28"/>
-          <w:szCs w:val="28"/>
-          <w:lang w:eastAsia="en-US"/>
-        </w:rPr>
-        <w:t xml:space="preserve"> LSTM игра</w:t>
-      </w:r>
-      <w:r>
-        <w:rPr>
-          <w:rFonts w:ascii="Times New Roman" w:hAnsi="Times New Roman" w:cs="Times New Roman"/>
-          <w:bCs/>
-          <w:color w:val="000000" w:themeColor="text1"/>
-          <w:sz w:val="28"/>
-          <w:szCs w:val="28"/>
-          <w:lang w:eastAsia="en-US"/>
-        </w:rPr>
-        <w:t>е</w:t>
-      </w:r>
-      <w:r>
-        <w:rPr>
-          <w:rFonts w:ascii="Times New Roman" w:hAnsi="Times New Roman" w:cs="Times New Roman"/>
-          <w:bCs/>
-          <w:color w:val="000000" w:themeColor="text1"/>
-          <w:sz w:val="28"/>
-          <w:szCs w:val="28"/>
-          <w:lang w:eastAsia="en-US"/>
-        </w:rPr>
-        <w:t>т ключевую роль в архитектуре систем распознавания и перевода дактильных жестов в текст на основе глубокого обучения, особенно когда требуется обработка последовательностей данных.</w:t>
+          <w:b/>
+          <w:color w:val="000000" w:themeColor="text1"/>
+          <w:sz w:val="28"/>
+          <w:szCs w:val="28"/>
+          <w:lang w:val="vi-VN" w:eastAsia="en-US"/>
+        </w:rPr>
+      </w:pPr>
+      <w:r>
+        <w:rPr>
+          <w:rFonts w:ascii="Times New Roman" w:hAnsi="Times New Roman" w:cs="Times New Roman"/>
+          <w:b/>
+          <w:color w:val="000000" w:themeColor="text1"/>
+          <w:sz w:val="28"/>
+          <w:szCs w:val="28"/>
+          <w:lang w:eastAsia="en-US"/>
+        </w:rPr>
+        <w:t>Архитектура системы</w:t>
       </w:r>
     </w:p>
     <w:p>
@@ -623,6 +594,196 @@
           <w:color w:val="000000" w:themeColor="text1"/>
           <w:sz w:val="28"/>
           <w:szCs w:val="28"/>
+          <w:lang w:val="vi-VN" w:eastAsia="en-US"/>
+        </w:rPr>
+      </w:pPr>
+      <w:r>
+        <w:rPr>
+          <w:rFonts w:ascii="Times New Roman" w:hAnsi="Times New Roman" w:cs="Times New Roman"/>
+          <w:bCs/>
+          <w:color w:val="000000" w:themeColor="text1"/>
+          <w:sz w:val="28"/>
+          <w:szCs w:val="28"/>
+          <w:lang w:eastAsia="en-US"/>
+        </w:rPr>
+        <w:t>Разработанная система состоит из четырех основных модулей:</w:t>
+      </w:r>
+    </w:p>
+    <w:p>
+      <w:pPr>
+        <w:spacing w:after="0" w:line="360" w:lineRule="auto"/>
+        <w:ind w:firstLine="709"/>
+        <w:jc w:val="both"/>
+        <w:rPr>
+          <w:rFonts w:ascii="Times New Roman" w:hAnsi="Times New Roman" w:cs="Times New Roman"/>
+          <w:bCs/>
+          <w:color w:val="000000" w:themeColor="text1"/>
+          <w:sz w:val="28"/>
+          <w:szCs w:val="28"/>
+          <w:lang w:eastAsia="en-US"/>
+        </w:rPr>
+      </w:pPr>
+      <w:r>
+        <w:rPr>
+          <w:rFonts w:ascii="Times New Roman" w:hAnsi="Times New Roman" w:cs="Times New Roman"/>
+          <w:bCs/>
+          <w:color w:val="000000" w:themeColor="text1"/>
+          <w:sz w:val="28"/>
+          <w:szCs w:val="28"/>
+          <w:lang w:eastAsia="en-US"/>
+        </w:rPr>
+        <w:t xml:space="preserve">Модуль пользовательского интерфейса </w:t>
+      </w:r>
+      <w:r>
+        <w:rPr>
+          <w:rFonts w:ascii="Times New Roman" w:hAnsi="Times New Roman" w:cs="Times New Roman"/>
+          <w:bCs/>
+          <w:color w:val="000000" w:themeColor="text1"/>
+          <w:sz w:val="28"/>
+          <w:szCs w:val="28"/>
+          <w:lang w:eastAsia="en-US"/>
+        </w:rPr>
+        <w:t>обеспечивает взаимодействие пользователя с системой распознавания жестов, предоставляя визуальное отображение процесса распознавания и результатов работы системы</w:t>
+      </w:r>
+      <w:r>
+        <w:rPr>
+          <w:rFonts w:ascii="Times New Roman" w:hAnsi="Times New Roman" w:cs="Times New Roman"/>
+          <w:bCs/>
+          <w:color w:val="000000" w:themeColor="text1"/>
+          <w:sz w:val="28"/>
+          <w:szCs w:val="28"/>
+          <w:lang w:eastAsia="en-US"/>
+        </w:rPr>
+        <w:t xml:space="preserve">. </w:t>
+      </w:r>
+    </w:p>
+    <w:p>
+      <w:pPr>
+        <w:spacing w:after="0" w:line="360" w:lineRule="auto"/>
+        <w:ind w:firstLine="709"/>
+        <w:jc w:val="both"/>
+        <w:rPr>
+          <w:rFonts w:ascii="Times New Roman" w:hAnsi="Times New Roman" w:cs="Times New Roman"/>
+          <w:bCs/>
+          <w:color w:val="000000" w:themeColor="text1"/>
+          <w:sz w:val="28"/>
+          <w:szCs w:val="28"/>
+          <w:lang w:eastAsia="en-US"/>
+        </w:rPr>
+      </w:pPr>
+      <w:r>
+        <w:rPr>
+          <w:rFonts w:ascii="Times New Roman" w:hAnsi="Times New Roman" w:cs="Times New Roman"/>
+          <w:bCs/>
+          <w:color w:val="000000" w:themeColor="text1"/>
+          <w:sz w:val="28"/>
+          <w:szCs w:val="28"/>
+          <w:lang w:eastAsia="en-US"/>
+        </w:rPr>
+        <w:t>Мод</w:t>
+      </w:r>
+      <w:r>
+        <w:rPr>
+          <w:rFonts w:ascii="Times New Roman" w:hAnsi="Times New Roman" w:cs="Times New Roman"/>
+          <w:bCs/>
+          <w:color w:val="000000" w:themeColor="text1"/>
+          <w:sz w:val="28"/>
+          <w:szCs w:val="28"/>
+          <w:lang w:eastAsia="en-US"/>
+        </w:rPr>
+        <w:t>е</w:t>
+      </w:r>
+      <w:r>
+        <w:rPr>
+          <w:rFonts w:ascii="Times New Roman" w:hAnsi="Times New Roman" w:cs="Times New Roman"/>
+          <w:bCs/>
+          <w:color w:val="000000" w:themeColor="text1"/>
+          <w:sz w:val="28"/>
+          <w:szCs w:val="28"/>
+          <w:lang w:eastAsia="en-US"/>
+        </w:rPr>
+        <w:t>л</w:t>
+      </w:r>
+      <w:r>
+        <w:rPr>
+          <w:rFonts w:ascii="Times New Roman" w:hAnsi="Times New Roman" w:cs="Times New Roman"/>
+          <w:bCs/>
+          <w:color w:val="000000" w:themeColor="text1"/>
+          <w:sz w:val="28"/>
+          <w:szCs w:val="28"/>
+          <w:lang w:eastAsia="en-US"/>
+        </w:rPr>
+        <w:t>ь</w:t>
+      </w:r>
+      <w:r>
+        <w:rPr>
+          <w:rFonts w:ascii="Times New Roman" w:hAnsi="Times New Roman" w:cs="Times New Roman"/>
+          <w:bCs/>
+          <w:color w:val="000000" w:themeColor="text1"/>
+          <w:sz w:val="28"/>
+          <w:szCs w:val="28"/>
+          <w:lang w:eastAsia="en-US"/>
+        </w:rPr>
+        <w:t xml:space="preserve"> LSTM игра</w:t>
+      </w:r>
+      <w:r>
+        <w:rPr>
+          <w:rFonts w:ascii="Times New Roman" w:hAnsi="Times New Roman" w:cs="Times New Roman"/>
+          <w:bCs/>
+          <w:color w:val="000000" w:themeColor="text1"/>
+          <w:sz w:val="28"/>
+          <w:szCs w:val="28"/>
+          <w:lang w:eastAsia="en-US"/>
+        </w:rPr>
+        <w:t>е</w:t>
+      </w:r>
+      <w:r>
+        <w:rPr>
+          <w:rFonts w:ascii="Times New Roman" w:hAnsi="Times New Roman" w:cs="Times New Roman"/>
+          <w:bCs/>
+          <w:color w:val="000000" w:themeColor="text1"/>
+          <w:sz w:val="28"/>
+          <w:szCs w:val="28"/>
+          <w:lang w:eastAsia="en-US"/>
+        </w:rPr>
+        <w:t xml:space="preserve">т ключевую роль в архитектуре систем распознавания и перевода </w:t>
+      </w:r>
+      <w:proofErr w:type="spellStart"/>
+      <w:r>
+        <w:rPr>
+          <w:rFonts w:ascii="Times New Roman" w:hAnsi="Times New Roman" w:cs="Times New Roman"/>
+          <w:bCs/>
+          <w:color w:val="000000" w:themeColor="text1"/>
+          <w:sz w:val="28"/>
+          <w:szCs w:val="28"/>
+          <w:lang w:eastAsia="en-US"/>
+        </w:rPr>
+        <w:t>дактильных</w:t>
+      </w:r>
+      <w:proofErr w:type="spellEnd"/>
+      <w:r>
+        <w:rPr>
+          <w:rFonts w:ascii="Times New Roman" w:hAnsi="Times New Roman" w:cs="Times New Roman"/>
+          <w:bCs/>
+          <w:color w:val="000000" w:themeColor="text1"/>
+          <w:sz w:val="28"/>
+          <w:szCs w:val="28"/>
+          <w:lang w:eastAsia="en-US"/>
+        </w:rPr>
+        <w:t xml:space="preserve"> жестов в текст на основе глубокого обучения, особенно когда требуется обработка последовательностей данных.</w:t>
+      </w:r>
+    </w:p>
+    <w:p>
+      <w:pPr>
+        <w:spacing w:after="0" w:line="360" w:lineRule="auto"/>
+        <w:ind w:firstLine="709"/>
+        <w:jc w:val="both"/>
+        <w:rPr>
+          <w:rFonts w:ascii="Times New Roman" w:hAnsi="Times New Roman" w:cs="Times New Roman"/>
+          <w:bCs/>
+          <w:color w:val="000000" w:themeColor="text1"/>
+          <w:sz w:val="28"/>
+          <w:szCs w:val="28"/>
           <w:lang w:eastAsia="en-US"/>
         </w:rPr>
       </w:pPr>
@@ -668,7 +829,88 @@
           <w:szCs w:val="28"/>
           <w:lang w:eastAsia="en-US"/>
         </w:rPr>
-        <w:t>ахват видеопотока с камеры и извлечение ключевых точек с использованием MediaPipe Holistic. Извлекаются координаты 1662 признаков: 468 точек лица (×3 координаты), 33 точки позы (×4 координаты включая видимость), 21 точка для каждой руки (×3 координаты).</w:t>
+        <w:t xml:space="preserve">ахват видеопотока с камеры и извлечение ключевых точек с использованием </w:t>
+      </w:r>
+      <w:proofErr w:type="spellStart"/>
+      <w:r>
+        <w:rPr>
+          <w:rFonts w:ascii="Times New Roman" w:hAnsi="Times New Roman" w:cs="Times New Roman"/>
+          <w:bCs/>
+          <w:color w:val="000000" w:themeColor="text1"/>
+          <w:sz w:val="28"/>
+          <w:szCs w:val="28"/>
+          <w:lang w:eastAsia="en-US"/>
+        </w:rPr>
+        <w:t>MediaPipe</w:t>
+      </w:r>
+      <w:proofErr w:type="spellEnd"/>
+      <w:r>
+        <w:rPr>
+          <w:rFonts w:ascii="Times New Roman" w:hAnsi="Times New Roman" w:cs="Times New Roman"/>
+          <w:bCs/>
+          <w:color w:val="000000" w:themeColor="text1"/>
+          <w:sz w:val="28"/>
+          <w:szCs w:val="28"/>
+          <w:lang w:eastAsia="en-US"/>
+        </w:rPr>
+        <w:t xml:space="preserve"> </w:t>
+      </w:r>
+      <w:proofErr w:type="spellStart"/>
+      <w:r>
+        <w:rPr>
+          <w:rFonts w:ascii="Times New Roman" w:hAnsi="Times New Roman" w:cs="Times New Roman"/>
+          <w:bCs/>
+          <w:color w:val="000000" w:themeColor="text1"/>
+          <w:sz w:val="28"/>
+          <w:szCs w:val="28"/>
+          <w:lang w:eastAsia="en-US"/>
+        </w:rPr>
+        <w:t>Holistic</w:t>
+      </w:r>
+      <w:proofErr w:type="spellEnd"/>
+      <w:r>
+        <w:rPr>
+          <w:rFonts w:ascii="Times New Roman" w:hAnsi="Times New Roman" w:cs="Times New Roman"/>
+          <w:bCs/>
+          <w:color w:val="000000" w:themeColor="text1"/>
+          <w:sz w:val="28"/>
+          <w:szCs w:val="28"/>
+          <w:lang w:eastAsia="en-US"/>
+        </w:rPr>
+        <w:t>. Извлекаются координаты 1</w:t>
+      </w:r>
+      <w:r>
+        <w:rPr>
+          <w:rFonts w:ascii="Times New Roman" w:hAnsi="Times New Roman" w:cs="Times New Roman"/>
+          <w:bCs/>
+          <w:color w:val="000000" w:themeColor="text1"/>
+          <w:sz w:val="28"/>
+          <w:szCs w:val="28"/>
+          <w:lang w:eastAsia="en-US"/>
+        </w:rPr>
+        <w:t>2</w:t>
+      </w:r>
+      <w:r>
+        <w:rPr>
+          <w:rFonts w:ascii="Times New Roman" w:hAnsi="Times New Roman" w:cs="Times New Roman"/>
+          <w:bCs/>
+          <w:color w:val="000000" w:themeColor="text1"/>
+          <w:sz w:val="28"/>
+          <w:szCs w:val="28"/>
+          <w:lang w:eastAsia="en-US"/>
+        </w:rPr>
+        <w:t>6</w:t>
+      </w:r>
+      <w:r>
+        <w:rPr>
+          <w:rFonts w:ascii="Times New Roman" w:hAnsi="Times New Roman" w:cs="Times New Roman"/>
+          <w:bCs/>
+          <w:color w:val="000000" w:themeColor="text1"/>
+          <w:sz w:val="28"/>
+          <w:szCs w:val="28"/>
+          <w:lang w:eastAsia="en-US"/>
+        </w:rPr>
+        <w:t xml:space="preserve"> признаков: 21 точка для каждой руки (×3 координаты).</w:t>
       </w:r>
     </w:p>
     <w:p>
@@ -910,6 +1152,7 @@
           <w:szCs w:val="28"/>
           <w:lang w:eastAsia="en-US"/>
         </w:rPr>
+        <w:lastRenderedPageBreak/>
         <w:t xml:space="preserve">Архитектура нейронной сети </w:t>
       </w:r>
     </w:p>
@@ -936,8 +1179,31 @@
           <w:szCs w:val="28"/>
           <w:lang w:eastAsia="en-US"/>
         </w:rPr>
-        <w:lastRenderedPageBreak/>
-        <w:t>Разработанная модель представляет собой последовательную сеть (Sequential) следующей архитектуры:</w:t>
+        <w:t>Разработанная модель представляет собой последовательную сеть (</w:t>
+      </w:r>
+      <w:proofErr w:type="spellStart"/>
+      <w:r>
+        <w:rPr>
+          <w:rFonts w:ascii="Times New Roman" w:hAnsi="Times New Roman" w:cs="Times New Roman"/>
+          <w:bCs/>
+          <w:color w:val="000000" w:themeColor="text1"/>
+          <w:sz w:val="28"/>
+          <w:szCs w:val="28"/>
+          <w:lang w:eastAsia="en-US"/>
+        </w:rPr>
+        <w:t>Sequential</w:t>
+      </w:r>
+      <w:proofErr w:type="spellEnd"/>
+      <w:r>
+        <w:rPr>
+          <w:rFonts w:ascii="Times New Roman" w:hAnsi="Times New Roman" w:cs="Times New Roman"/>
+          <w:bCs/>
+          <w:color w:val="000000" w:themeColor="text1"/>
+          <w:sz w:val="28"/>
+          <w:szCs w:val="28"/>
+          <w:lang w:eastAsia="en-US"/>
+        </w:rPr>
+        <w:t>) следующей архитектуры:</w:t>
       </w:r>
     </w:p>
     <w:tbl>
@@ -947,14 +1213,14 @@
         <w:tblLook w:val="04A0" w:firstRow="1" w:lastRow="0" w:firstColumn="1" w:lastColumn="0" w:noHBand="0" w:noVBand="1"/>
       </w:tblPr>
       <w:tblGrid>
-        <w:gridCol w:w="1809"/>
-        <w:gridCol w:w="4983"/>
-        <w:gridCol w:w="3396"/>
+        <w:gridCol w:w="2235"/>
+        <w:gridCol w:w="6095"/>
+        <w:gridCol w:w="1858"/>
       </w:tblGrid>
       <w:tr>
         <w:tc>
           <w:tcPr>
-            <w:tcW w:w="1809" w:type="dxa"/>
+            <w:tcW w:w="2235" w:type="dxa"/>
             <w:vAlign w:val="center"/>
             <w:hideMark/>
           </w:tcPr>
@@ -982,7 +1248,7 @@
         </w:tc>
         <w:tc>
           <w:tcPr>
-            <w:tcW w:w="4983" w:type="dxa"/>
+            <w:tcW w:w="6095" w:type="dxa"/>
             <w:vAlign w:val="center"/>
             <w:hideMark/>
           </w:tcPr>
@@ -1010,7 +1276,7 @@
         </w:tc>
         <w:tc>
           <w:tcPr>
-            <w:tcW w:w="3396" w:type="dxa"/>
+            <w:tcW w:w="1858" w:type="dxa"/>
             <w:vAlign w:val="center"/>
             <w:hideMark/>
           </w:tcPr>
@@ -1040,7 +1306,7 @@
       <w:tr>
         <w:tc>
           <w:tcPr>
-            <w:tcW w:w="1809" w:type="dxa"/>
+            <w:tcW w:w="2235" w:type="dxa"/>
             <w:vAlign w:val="center"/>
             <w:hideMark/>
           </w:tcPr>
@@ -1060,13 +1326,38 @@
                 <w:sz w:val="28"/>
                 <w:szCs w:val="28"/>
               </w:rPr>
+              <w:t>Первый рекуррентный слой</w:t>
+            </w:r>
+            <w:r>
+              <w:rPr>
+                <w:rFonts w:ascii="Times New Roman" w:hAnsi="Times New Roman" w:cs="Times New Roman"/>
+                <w:sz w:val="28"/>
+                <w:szCs w:val="28"/>
+              </w:rPr>
+              <w:br/>
+              <w:t>(</w:t>
+            </w:r>
+            <w:r>
+              <w:rPr>
+                <w:rFonts w:ascii="Times New Roman" w:hAnsi="Times New Roman" w:cs="Times New Roman"/>
+                <w:sz w:val="28"/>
+                <w:szCs w:val="28"/>
+              </w:rPr>
               <w:t>LSTM-1</w:t>
+            </w:r>
+            <w:r>
+              <w:rPr>
+                <w:rFonts w:ascii="Times New Roman" w:hAnsi="Times New Roman" w:cs="Times New Roman"/>
+                <w:sz w:val="28"/>
+                <w:szCs w:val="28"/>
+              </w:rPr>
+              <w:t>)</w:t>
             </w:r>
           </w:p>
         </w:tc>
         <w:tc>
           <w:tcPr>
-            <w:tcW w:w="4983" w:type="dxa"/>
+            <w:tcW w:w="6095" w:type="dxa"/>
             <w:vAlign w:val="center"/>
             <w:hideMark/>
           </w:tcPr>
@@ -1078,9 +1369,123 @@
                 <w:rFonts w:ascii="Times New Roman" w:hAnsi="Times New Roman" w:cs="Times New Roman"/>
                 <w:sz w:val="28"/>
                 <w:szCs w:val="28"/>
+              </w:rPr>
+            </w:pPr>
+            <w:r>
+              <w:rPr>
+                <w:rFonts w:ascii="Times New Roman" w:hAnsi="Times New Roman" w:cs="Times New Roman"/>
+                <w:sz w:val="28"/>
+                <w:szCs w:val="28"/>
+              </w:rPr>
+              <w:t xml:space="preserve">64 </w:t>
+            </w:r>
+            <w:r>
+              <w:rPr>
+                <w:rFonts w:ascii="Times New Roman" w:hAnsi="Times New Roman" w:cs="Times New Roman"/>
+                <w:sz w:val="28"/>
+                <w:szCs w:val="28"/>
+              </w:rPr>
+              <w:t>юнита</w:t>
+            </w:r>
+            <w:r>
+              <w:rPr>
+                <w:rFonts w:ascii="Times New Roman" w:hAnsi="Times New Roman" w:cs="Times New Roman"/>
+                <w:sz w:val="28"/>
+                <w:szCs w:val="28"/>
+              </w:rPr>
+              <w:t xml:space="preserve">, </w:t>
+            </w:r>
+            <w:r>
+              <w:rPr>
+                <w:rFonts w:ascii="Times New Roman" w:hAnsi="Times New Roman" w:cs="Times New Roman"/>
+                <w:sz w:val="28"/>
+                <w:szCs w:val="28"/>
+              </w:rPr>
+              <w:t xml:space="preserve">возвращающий последовательности, с </w:t>
+            </w:r>
+            <w:r>
+              <w:rPr>
+                <w:rFonts w:ascii="Times New Roman" w:hAnsi="Times New Roman" w:cs="Times New Roman"/>
+                <w:sz w:val="28"/>
+                <w:szCs w:val="28"/>
+              </w:rPr>
+              <w:t>функци</w:t>
+            </w:r>
+            <w:r>
+              <w:rPr>
+                <w:rFonts w:ascii="Times New Roman" w:hAnsi="Times New Roman" w:cs="Times New Roman"/>
+                <w:sz w:val="28"/>
+                <w:szCs w:val="28"/>
+              </w:rPr>
+              <w:t>ей</w:t>
+            </w:r>
+            <w:r>
+              <w:rPr>
+                <w:rFonts w:ascii="Times New Roman" w:hAnsi="Times New Roman" w:cs="Times New Roman"/>
+                <w:sz w:val="28"/>
+                <w:szCs w:val="28"/>
+              </w:rPr>
+              <w:t xml:space="preserve"> активации</w:t>
+            </w:r>
+            <w:r>
+              <w:rPr>
+                <w:rFonts w:ascii="Times New Roman" w:hAnsi="Times New Roman" w:cs="Times New Roman"/>
+                <w:sz w:val="28"/>
+                <w:szCs w:val="28"/>
+              </w:rPr>
+              <w:t xml:space="preserve"> </w:t>
+            </w:r>
+            <w:r>
+              <w:rPr>
+                <w:rFonts w:ascii="Times New Roman" w:hAnsi="Times New Roman" w:cs="Times New Roman"/>
+                <w:sz w:val="28"/>
+                <w:szCs w:val="28"/>
+              </w:rPr>
+              <w:t>«</w:t>
+            </w:r>
+            <w:proofErr w:type="spellStart"/>
+            <w:r>
+              <w:rPr>
+                <w:rFonts w:ascii="Times New Roman" w:hAnsi="Times New Roman" w:cs="Times New Roman"/>
+                <w:sz w:val="28"/>
+                <w:szCs w:val="28"/>
                 <w:lang w:val="en-US"/>
               </w:rPr>
-            </w:pPr>
+              <w:t>ReLU</w:t>
+            </w:r>
+            <w:proofErr w:type="spellEnd"/>
+            <w:r>
+              <w:rPr>
+                <w:rFonts w:ascii="Times New Roman" w:hAnsi="Times New Roman" w:cs="Times New Roman"/>
+                <w:sz w:val="28"/>
+                <w:szCs w:val="28"/>
+              </w:rPr>
+              <w:t>»</w:t>
+            </w:r>
+            <w:r>
+              <w:rPr>
+                <w:rFonts w:ascii="Times New Roman" w:hAnsi="Times New Roman" w:cs="Times New Roman"/>
+                <w:sz w:val="28"/>
+                <w:szCs w:val="28"/>
+              </w:rPr>
+              <w:br/>
+            </w:r>
+            <w:r>
+              <w:rPr>
+                <w:rFonts w:ascii="Times New Roman" w:hAnsi="Times New Roman" w:cs="Times New Roman"/>
+                <w:sz w:val="28"/>
+                <w:szCs w:val="28"/>
+              </w:rPr>
+              <w:t>(</w:t>
+            </w:r>
+            <w:r>
+              <w:rPr>
+                <w:rFonts w:ascii="Times New Roman" w:hAnsi="Times New Roman" w:cs="Times New Roman"/>
+                <w:sz w:val="28"/>
+                <w:szCs w:val="28"/>
+              </w:rPr>
+              <w:t xml:space="preserve">64 </w:t>
+            </w:r>
             <w:r>
               <w:rPr>
                 <w:rFonts w:ascii="Times New Roman" w:hAnsi="Times New Roman" w:cs="Times New Roman"/>
@@ -1088,13 +1493,99 @@
                 <w:szCs w:val="28"/>
                 <w:lang w:val="en-US"/>
               </w:rPr>
-              <w:t>64 units, return_sequences=True, ReLU</w:t>
+              <w:t>units</w:t>
+            </w:r>
+            <w:r>
+              <w:rPr>
+                <w:rFonts w:ascii="Times New Roman" w:hAnsi="Times New Roman" w:cs="Times New Roman"/>
+                <w:sz w:val="28"/>
+                <w:szCs w:val="28"/>
+              </w:rPr>
+              <w:t>,</w:t>
+            </w:r>
+            <w:r>
+              <w:rPr>
+                <w:rFonts w:ascii="Times New Roman" w:hAnsi="Times New Roman" w:cs="Times New Roman"/>
+                <w:sz w:val="28"/>
+                <w:szCs w:val="28"/>
+              </w:rPr>
+              <w:t xml:space="preserve"> </w:t>
+            </w:r>
+            <w:r>
+              <w:rPr>
+                <w:rFonts w:ascii="Times New Roman" w:hAnsi="Times New Roman" w:cs="Times New Roman"/>
+                <w:sz w:val="28"/>
+                <w:szCs w:val="28"/>
+                <w:lang w:val="en-US"/>
+              </w:rPr>
+              <w:t>return</w:t>
+            </w:r>
+            <w:r>
+              <w:rPr>
+                <w:rFonts w:ascii="Times New Roman" w:hAnsi="Times New Roman" w:cs="Times New Roman"/>
+                <w:sz w:val="28"/>
+                <w:szCs w:val="28"/>
+              </w:rPr>
+              <w:t>_</w:t>
+            </w:r>
+            <w:r>
+              <w:rPr>
+                <w:rFonts w:ascii="Times New Roman" w:hAnsi="Times New Roman" w:cs="Times New Roman"/>
+                <w:sz w:val="28"/>
+                <w:szCs w:val="28"/>
+                <w:lang w:val="en-US"/>
+              </w:rPr>
+              <w:t>sequences</w:t>
+            </w:r>
+            <w:r>
+              <w:rPr>
+                <w:rFonts w:ascii="Times New Roman" w:hAnsi="Times New Roman" w:cs="Times New Roman"/>
+                <w:sz w:val="28"/>
+                <w:szCs w:val="28"/>
+              </w:rPr>
+              <w:t>=</w:t>
+            </w:r>
+            <w:r>
+              <w:rPr>
+                <w:rFonts w:ascii="Times New Roman" w:hAnsi="Times New Roman" w:cs="Times New Roman"/>
+                <w:sz w:val="28"/>
+                <w:szCs w:val="28"/>
+                <w:lang w:val="en-US"/>
+              </w:rPr>
+              <w:t>True</w:t>
+            </w:r>
+            <w:r>
+              <w:rPr>
+                <w:rFonts w:ascii="Times New Roman" w:hAnsi="Times New Roman" w:cs="Times New Roman"/>
+                <w:sz w:val="28"/>
+                <w:szCs w:val="28"/>
+              </w:rPr>
+              <w:t xml:space="preserve">, </w:t>
+            </w:r>
+            <w:proofErr w:type="spellStart"/>
+            <w:r>
+              <w:rPr>
+                <w:rFonts w:ascii="Times New Roman" w:hAnsi="Times New Roman" w:cs="Times New Roman"/>
+                <w:sz w:val="28"/>
+                <w:szCs w:val="28"/>
+                <w:lang w:val="en-US"/>
+              </w:rPr>
+              <w:t>ReLU</w:t>
+            </w:r>
+            <w:proofErr w:type="spellEnd"/>
+            <w:r>
+              <w:rPr>
+                <w:rFonts w:ascii="Times New Roman" w:hAnsi="Times New Roman" w:cs="Times New Roman"/>
+                <w:sz w:val="28"/>
+                <w:szCs w:val="28"/>
+              </w:rPr>
+              <w:t>)</w:t>
             </w:r>
           </w:p>
         </w:tc>
         <w:tc>
           <w:tcPr>
-            <w:tcW w:w="3396" w:type="dxa"/>
+            <w:tcW w:w="1858" w:type="dxa"/>
             <w:vAlign w:val="center"/>
             <w:hideMark/>
           </w:tcPr>
@@ -1139,7 +1630,7 @@
       <w:tr>
         <w:tc>
           <w:tcPr>
-            <w:tcW w:w="1809" w:type="dxa"/>
+            <w:tcW w:w="2235" w:type="dxa"/>
             <w:vAlign w:val="center"/>
             <w:hideMark/>
           </w:tcPr>
@@ -1159,13 +1650,46 @@
                 <w:sz w:val="28"/>
                 <w:szCs w:val="28"/>
               </w:rPr>
+              <w:t>Второй</w:t>
+            </w:r>
+            <w:r>
+              <w:rPr>
+                <w:rFonts w:ascii="Times New Roman" w:hAnsi="Times New Roman" w:cs="Times New Roman"/>
+                <w:sz w:val="28"/>
+                <w:szCs w:val="28"/>
+              </w:rPr>
+              <w:t xml:space="preserve"> рекуррентный слой</w:t>
+            </w:r>
+            <w:r>
+              <w:rPr>
+                <w:rFonts w:ascii="Times New Roman" w:hAnsi="Times New Roman" w:cs="Times New Roman"/>
+                <w:sz w:val="28"/>
+                <w:szCs w:val="28"/>
+              </w:rPr>
+              <w:br/>
+              <w:t>(</w:t>
+            </w:r>
+            <w:r>
+              <w:rPr>
+                <w:rFonts w:ascii="Times New Roman" w:hAnsi="Times New Roman" w:cs="Times New Roman"/>
+                <w:sz w:val="28"/>
+                <w:szCs w:val="28"/>
+              </w:rPr>
               <w:t>LSTM-2</w:t>
+            </w:r>
+            <w:r>
+              <w:rPr>
+                <w:rFonts w:ascii="Times New Roman" w:hAnsi="Times New Roman" w:cs="Times New Roman"/>
+                <w:sz w:val="28"/>
+                <w:szCs w:val="28"/>
+              </w:rPr>
+              <w:t>)</w:t>
             </w:r>
           </w:p>
         </w:tc>
         <w:tc>
           <w:tcPr>
-            <w:tcW w:w="4983" w:type="dxa"/>
+            <w:tcW w:w="6095" w:type="dxa"/>
             <w:vAlign w:val="center"/>
             <w:hideMark/>
           </w:tcPr>
@@ -1177,9 +1701,108 @@
                 <w:rFonts w:ascii="Times New Roman" w:hAnsi="Times New Roman" w:cs="Times New Roman"/>
                 <w:sz w:val="28"/>
                 <w:szCs w:val="28"/>
+              </w:rPr>
+            </w:pPr>
+            <w:r>
+              <w:rPr>
+                <w:rFonts w:ascii="Times New Roman" w:hAnsi="Times New Roman" w:cs="Times New Roman"/>
+                <w:sz w:val="28"/>
+                <w:szCs w:val="28"/>
+              </w:rPr>
+              <w:t xml:space="preserve">128 </w:t>
+            </w:r>
+            <w:r>
+              <w:rPr>
+                <w:rFonts w:ascii="Times New Roman" w:hAnsi="Times New Roman" w:cs="Times New Roman"/>
+                <w:sz w:val="28"/>
+                <w:szCs w:val="28"/>
+              </w:rPr>
+              <w:t xml:space="preserve">юнитов, возвращающий последовательности, </w:t>
+            </w:r>
+            <w:r>
+              <w:rPr>
+                <w:rFonts w:ascii="Times New Roman" w:hAnsi="Times New Roman" w:cs="Times New Roman"/>
+                <w:sz w:val="28"/>
+                <w:szCs w:val="28"/>
+              </w:rPr>
+              <w:t xml:space="preserve">с </w:t>
+            </w:r>
+            <w:r>
+              <w:rPr>
+                <w:rFonts w:ascii="Times New Roman" w:hAnsi="Times New Roman" w:cs="Times New Roman"/>
+                <w:sz w:val="28"/>
+                <w:szCs w:val="28"/>
+              </w:rPr>
+              <w:t>функци</w:t>
+            </w:r>
+            <w:r>
+              <w:rPr>
+                <w:rFonts w:ascii="Times New Roman" w:hAnsi="Times New Roman" w:cs="Times New Roman"/>
+                <w:sz w:val="28"/>
+                <w:szCs w:val="28"/>
+              </w:rPr>
+              <w:t>ей</w:t>
+            </w:r>
+            <w:r>
+              <w:rPr>
+                <w:rFonts w:ascii="Times New Roman" w:hAnsi="Times New Roman" w:cs="Times New Roman"/>
+                <w:sz w:val="28"/>
+                <w:szCs w:val="28"/>
+              </w:rPr>
+              <w:t xml:space="preserve"> активации</w:t>
+            </w:r>
+            <w:r>
+              <w:rPr>
+                <w:rFonts w:ascii="Times New Roman" w:hAnsi="Times New Roman" w:cs="Times New Roman"/>
+                <w:sz w:val="28"/>
+                <w:szCs w:val="28"/>
+              </w:rPr>
+              <w:t xml:space="preserve"> </w:t>
+            </w:r>
+            <w:r>
+              <w:rPr>
+                <w:rFonts w:ascii="Times New Roman" w:hAnsi="Times New Roman" w:cs="Times New Roman"/>
+                <w:sz w:val="28"/>
+                <w:szCs w:val="28"/>
+              </w:rPr>
+              <w:t>«</w:t>
+            </w:r>
+            <w:proofErr w:type="spellStart"/>
+            <w:r>
+              <w:rPr>
+                <w:rFonts w:ascii="Times New Roman" w:hAnsi="Times New Roman" w:cs="Times New Roman"/>
+                <w:sz w:val="28"/>
+                <w:szCs w:val="28"/>
                 <w:lang w:val="en-US"/>
               </w:rPr>
-            </w:pPr>
+              <w:t>ReLU</w:t>
+            </w:r>
+            <w:proofErr w:type="spellEnd"/>
+            <w:r>
+              <w:rPr>
+                <w:rFonts w:ascii="Times New Roman" w:hAnsi="Times New Roman" w:cs="Times New Roman"/>
+                <w:sz w:val="28"/>
+                <w:szCs w:val="28"/>
+              </w:rPr>
+              <w:t>»</w:t>
+            </w:r>
+            <w:r>
+              <w:rPr>
+                <w:rFonts w:ascii="Times New Roman" w:hAnsi="Times New Roman" w:cs="Times New Roman"/>
+                <w:sz w:val="28"/>
+                <w:szCs w:val="28"/>
+              </w:rPr>
+              <w:br/>
+              <w:t>(</w:t>
+            </w:r>
+            <w:r>
+              <w:rPr>
+                <w:rFonts w:ascii="Times New Roman" w:hAnsi="Times New Roman" w:cs="Times New Roman"/>
+                <w:sz w:val="28"/>
+                <w:szCs w:val="28"/>
+              </w:rPr>
+              <w:t xml:space="preserve">128 </w:t>
+            </w:r>
             <w:r>
               <w:rPr>
                 <w:rFonts w:ascii="Times New Roman" w:hAnsi="Times New Roman" w:cs="Times New Roman"/>
@@ -1187,13 +1810,91 @@
                 <w:szCs w:val="28"/>
                 <w:lang w:val="en-US"/>
               </w:rPr>
-              <w:t>128 units, return_sequences=True, ReLU</w:t>
+              <w:t>units</w:t>
+            </w:r>
+            <w:r>
+              <w:rPr>
+                <w:rFonts w:ascii="Times New Roman" w:hAnsi="Times New Roman" w:cs="Times New Roman"/>
+                <w:sz w:val="28"/>
+                <w:szCs w:val="28"/>
+              </w:rPr>
+              <w:t xml:space="preserve">, </w:t>
+            </w:r>
+            <w:r>
+              <w:rPr>
+                <w:rFonts w:ascii="Times New Roman" w:hAnsi="Times New Roman" w:cs="Times New Roman"/>
+                <w:sz w:val="28"/>
+                <w:szCs w:val="28"/>
+                <w:lang w:val="en-US"/>
+              </w:rPr>
+              <w:t>return</w:t>
+            </w:r>
+            <w:r>
+              <w:rPr>
+                <w:rFonts w:ascii="Times New Roman" w:hAnsi="Times New Roman" w:cs="Times New Roman"/>
+                <w:sz w:val="28"/>
+                <w:szCs w:val="28"/>
+              </w:rPr>
+              <w:t>_</w:t>
+            </w:r>
+            <w:r>
+              <w:rPr>
+                <w:rFonts w:ascii="Times New Roman" w:hAnsi="Times New Roman" w:cs="Times New Roman"/>
+                <w:sz w:val="28"/>
+                <w:szCs w:val="28"/>
+                <w:lang w:val="en-US"/>
+              </w:rPr>
+              <w:t>sequences</w:t>
+            </w:r>
+            <w:r>
+              <w:rPr>
+                <w:rFonts w:ascii="Times New Roman" w:hAnsi="Times New Roman" w:cs="Times New Roman"/>
+                <w:sz w:val="28"/>
+                <w:szCs w:val="28"/>
+              </w:rPr>
+              <w:t>=</w:t>
+            </w:r>
+            <w:r>
+              <w:rPr>
+                <w:rFonts w:ascii="Times New Roman" w:hAnsi="Times New Roman" w:cs="Times New Roman"/>
+                <w:sz w:val="28"/>
+                <w:szCs w:val="28"/>
+                <w:lang w:val="en-US"/>
+              </w:rPr>
+              <w:t>True</w:t>
+            </w:r>
+            <w:r>
+              <w:rPr>
+                <w:rFonts w:ascii="Times New Roman" w:hAnsi="Times New Roman" w:cs="Times New Roman"/>
+                <w:sz w:val="28"/>
+                <w:szCs w:val="28"/>
+              </w:rPr>
+              <w:t xml:space="preserve">, </w:t>
+            </w:r>
+            <w:proofErr w:type="spellStart"/>
+            <w:r>
+              <w:rPr>
+                <w:rFonts w:ascii="Times New Roman" w:hAnsi="Times New Roman" w:cs="Times New Roman"/>
+                <w:sz w:val="28"/>
+                <w:szCs w:val="28"/>
+                <w:lang w:val="en-US"/>
+              </w:rPr>
+              <w:t>ReLU</w:t>
+            </w:r>
+            <w:proofErr w:type="spellEnd"/>
+            <w:r>
+              <w:rPr>
+                <w:rFonts w:ascii="Times New Roman" w:hAnsi="Times New Roman" w:cs="Times New Roman"/>
+                <w:sz w:val="28"/>
+                <w:szCs w:val="28"/>
+              </w:rPr>
+              <w:t>)</w:t>
             </w:r>
           </w:p>
         </w:tc>
         <w:tc>
           <w:tcPr>
-            <w:tcW w:w="3396" w:type="dxa"/>
+            <w:tcW w:w="1858" w:type="dxa"/>
             <w:vAlign w:val="center"/>
             <w:hideMark/>
           </w:tcPr>
@@ -1238,7 +1939,7 @@
       <w:tr>
         <w:tc>
           <w:tcPr>
-            <w:tcW w:w="1809" w:type="dxa"/>
+            <w:tcW w:w="2235" w:type="dxa"/>
             <w:vAlign w:val="center"/>
             <w:hideMark/>
           </w:tcPr>
@@ -1258,13 +1959,46 @@
                 <w:sz w:val="28"/>
                 <w:szCs w:val="28"/>
               </w:rPr>
+              <w:t>Третий</w:t>
+            </w:r>
+            <w:r>
+              <w:rPr>
+                <w:rFonts w:ascii="Times New Roman" w:hAnsi="Times New Roman" w:cs="Times New Roman"/>
+                <w:sz w:val="28"/>
+                <w:szCs w:val="28"/>
+              </w:rPr>
+              <w:t xml:space="preserve"> рекуррентный слой</w:t>
+            </w:r>
+            <w:r>
+              <w:rPr>
+                <w:rFonts w:ascii="Times New Roman" w:hAnsi="Times New Roman" w:cs="Times New Roman"/>
+                <w:sz w:val="28"/>
+                <w:szCs w:val="28"/>
+              </w:rPr>
+              <w:br/>
+              <w:t>(</w:t>
+            </w:r>
+            <w:r>
+              <w:rPr>
+                <w:rFonts w:ascii="Times New Roman" w:hAnsi="Times New Roman" w:cs="Times New Roman"/>
+                <w:sz w:val="28"/>
+                <w:szCs w:val="28"/>
+              </w:rPr>
               <w:t>LSTM-3</w:t>
+            </w:r>
+            <w:r>
+              <w:rPr>
+                <w:rFonts w:ascii="Times New Roman" w:hAnsi="Times New Roman" w:cs="Times New Roman"/>
+                <w:sz w:val="28"/>
+                <w:szCs w:val="28"/>
+              </w:rPr>
+              <w:t>)</w:t>
             </w:r>
           </w:p>
         </w:tc>
         <w:tc>
           <w:tcPr>
-            <w:tcW w:w="4983" w:type="dxa"/>
+            <w:tcW w:w="6095" w:type="dxa"/>
             <w:vAlign w:val="center"/>
             <w:hideMark/>
           </w:tcPr>
@@ -1276,9 +2010,116 @@
                 <w:rFonts w:ascii="Times New Roman" w:hAnsi="Times New Roman" w:cs="Times New Roman"/>
                 <w:sz w:val="28"/>
                 <w:szCs w:val="28"/>
+              </w:rPr>
+            </w:pPr>
+            <w:r>
+              <w:rPr>
+                <w:rFonts w:ascii="Times New Roman" w:hAnsi="Times New Roman" w:cs="Times New Roman"/>
+                <w:sz w:val="28"/>
+                <w:szCs w:val="28"/>
+              </w:rPr>
+              <w:t xml:space="preserve">64 юнита, </w:t>
+            </w:r>
+            <w:r>
+              <w:rPr>
+                <w:rFonts w:ascii="Times New Roman" w:hAnsi="Times New Roman" w:cs="Times New Roman"/>
+                <w:sz w:val="28"/>
+                <w:szCs w:val="28"/>
+              </w:rPr>
+              <w:t>возвращает только последний выход</w:t>
+            </w:r>
+            <w:r>
+              <w:rPr>
+                <w:rFonts w:ascii="Times New Roman" w:hAnsi="Times New Roman" w:cs="Times New Roman"/>
+                <w:sz w:val="28"/>
+                <w:szCs w:val="28"/>
+              </w:rPr>
+              <w:t xml:space="preserve">, </w:t>
+            </w:r>
+            <w:r>
+              <w:rPr>
+                <w:rFonts w:ascii="Times New Roman" w:hAnsi="Times New Roman" w:cs="Times New Roman"/>
+                <w:sz w:val="28"/>
+                <w:szCs w:val="28"/>
+              </w:rPr>
+              <w:t xml:space="preserve">с </w:t>
+            </w:r>
+            <w:r>
+              <w:rPr>
+                <w:rFonts w:ascii="Times New Roman" w:hAnsi="Times New Roman" w:cs="Times New Roman"/>
+                <w:sz w:val="28"/>
+                <w:szCs w:val="28"/>
+              </w:rPr>
+              <w:t>функци</w:t>
+            </w:r>
+            <w:r>
+              <w:rPr>
+                <w:rFonts w:ascii="Times New Roman" w:hAnsi="Times New Roman" w:cs="Times New Roman"/>
+                <w:sz w:val="28"/>
+                <w:szCs w:val="28"/>
+              </w:rPr>
+              <w:t>ей</w:t>
+            </w:r>
+            <w:r>
+              <w:rPr>
+                <w:rFonts w:ascii="Times New Roman" w:hAnsi="Times New Roman" w:cs="Times New Roman"/>
+                <w:sz w:val="28"/>
+                <w:szCs w:val="28"/>
+              </w:rPr>
+              <w:t xml:space="preserve"> активации</w:t>
+            </w:r>
+            <w:r>
+              <w:rPr>
+                <w:rFonts w:ascii="Times New Roman" w:hAnsi="Times New Roman" w:cs="Times New Roman"/>
+                <w:sz w:val="28"/>
+                <w:szCs w:val="28"/>
+              </w:rPr>
+              <w:t xml:space="preserve"> </w:t>
+            </w:r>
+            <w:r>
+              <w:rPr>
+                <w:rFonts w:ascii="Times New Roman" w:hAnsi="Times New Roman" w:cs="Times New Roman"/>
+                <w:sz w:val="28"/>
+                <w:szCs w:val="28"/>
+              </w:rPr>
+              <w:t>«</w:t>
+            </w:r>
+            <w:proofErr w:type="spellStart"/>
+            <w:r>
+              <w:rPr>
+                <w:rFonts w:ascii="Times New Roman" w:hAnsi="Times New Roman" w:cs="Times New Roman"/>
+                <w:sz w:val="28"/>
+                <w:szCs w:val="28"/>
                 <w:lang w:val="en-US"/>
               </w:rPr>
-            </w:pPr>
+              <w:t>ReLU</w:t>
+            </w:r>
+            <w:proofErr w:type="spellEnd"/>
+            <w:r>
+              <w:rPr>
+                <w:rFonts w:ascii="Times New Roman" w:hAnsi="Times New Roman" w:cs="Times New Roman"/>
+                <w:sz w:val="28"/>
+                <w:szCs w:val="28"/>
+              </w:rPr>
+              <w:t>»</w:t>
+            </w:r>
+            <w:r>
+              <w:rPr>
+                <w:rFonts w:ascii="Times New Roman" w:hAnsi="Times New Roman" w:cs="Times New Roman"/>
+                <w:sz w:val="28"/>
+                <w:szCs w:val="28"/>
+              </w:rPr>
+              <w:br/>
+              <w:t>(</w:t>
+            </w:r>
+            <w:r>
+              <w:rPr>
+                <w:rFonts w:ascii="Times New Roman" w:hAnsi="Times New Roman" w:cs="Times New Roman"/>
+                <w:sz w:val="28"/>
+                <w:szCs w:val="28"/>
+              </w:rPr>
+              <w:t xml:space="preserve">64 </w:t>
+            </w:r>
             <w:r>
               <w:rPr>
                 <w:rFonts w:ascii="Times New Roman" w:hAnsi="Times New Roman" w:cs="Times New Roman"/>
@@ -1286,13 +2127,91 @@
                 <w:szCs w:val="28"/>
                 <w:lang w:val="en-US"/>
               </w:rPr>
-              <w:t>64 units, return_sequences=False, ReLU</w:t>
+              <w:t>units</w:t>
+            </w:r>
+            <w:r>
+              <w:rPr>
+                <w:rFonts w:ascii="Times New Roman" w:hAnsi="Times New Roman" w:cs="Times New Roman"/>
+                <w:sz w:val="28"/>
+                <w:szCs w:val="28"/>
+              </w:rPr>
+              <w:t xml:space="preserve">, </w:t>
+            </w:r>
+            <w:r>
+              <w:rPr>
+                <w:rFonts w:ascii="Times New Roman" w:hAnsi="Times New Roman" w:cs="Times New Roman"/>
+                <w:sz w:val="28"/>
+                <w:szCs w:val="28"/>
+                <w:lang w:val="en-US"/>
+              </w:rPr>
+              <w:t>return</w:t>
+            </w:r>
+            <w:r>
+              <w:rPr>
+                <w:rFonts w:ascii="Times New Roman" w:hAnsi="Times New Roman" w:cs="Times New Roman"/>
+                <w:sz w:val="28"/>
+                <w:szCs w:val="28"/>
+              </w:rPr>
+              <w:t>_</w:t>
+            </w:r>
+            <w:r>
+              <w:rPr>
+                <w:rFonts w:ascii="Times New Roman" w:hAnsi="Times New Roman" w:cs="Times New Roman"/>
+                <w:sz w:val="28"/>
+                <w:szCs w:val="28"/>
+                <w:lang w:val="en-US"/>
+              </w:rPr>
+              <w:t>sequences</w:t>
+            </w:r>
+            <w:r>
+              <w:rPr>
+                <w:rFonts w:ascii="Times New Roman" w:hAnsi="Times New Roman" w:cs="Times New Roman"/>
+                <w:sz w:val="28"/>
+                <w:szCs w:val="28"/>
+              </w:rPr>
+              <w:t>=</w:t>
+            </w:r>
+            <w:r>
+              <w:rPr>
+                <w:rFonts w:ascii="Times New Roman" w:hAnsi="Times New Roman" w:cs="Times New Roman"/>
+                <w:sz w:val="28"/>
+                <w:szCs w:val="28"/>
+                <w:lang w:val="en-US"/>
+              </w:rPr>
+              <w:t>False</w:t>
+            </w:r>
+            <w:r>
+              <w:rPr>
+                <w:rFonts w:ascii="Times New Roman" w:hAnsi="Times New Roman" w:cs="Times New Roman"/>
+                <w:sz w:val="28"/>
+                <w:szCs w:val="28"/>
+              </w:rPr>
+              <w:t xml:space="preserve">, </w:t>
+            </w:r>
+            <w:proofErr w:type="spellStart"/>
+            <w:r>
+              <w:rPr>
+                <w:rFonts w:ascii="Times New Roman" w:hAnsi="Times New Roman" w:cs="Times New Roman"/>
+                <w:sz w:val="28"/>
+                <w:szCs w:val="28"/>
+                <w:lang w:val="en-US"/>
+              </w:rPr>
+              <w:t>ReLU</w:t>
+            </w:r>
+            <w:proofErr w:type="spellEnd"/>
+            <w:r>
+              <w:rPr>
+                <w:rFonts w:ascii="Times New Roman" w:hAnsi="Times New Roman" w:cs="Times New Roman"/>
+                <w:sz w:val="28"/>
+                <w:szCs w:val="28"/>
+              </w:rPr>
+              <w:t>)</w:t>
             </w:r>
           </w:p>
         </w:tc>
         <w:tc>
           <w:tcPr>
-            <w:tcW w:w="3396" w:type="dxa"/>
+            <w:tcW w:w="1858" w:type="dxa"/>
             <w:vAlign w:val="center"/>
             <w:hideMark/>
           </w:tcPr>
@@ -1320,7 +2239,7 @@
       <w:tr>
         <w:tc>
           <w:tcPr>
-            <w:tcW w:w="1809" w:type="dxa"/>
+            <w:tcW w:w="2235" w:type="dxa"/>
             <w:vAlign w:val="center"/>
             <w:hideMark/>
           </w:tcPr>
@@ -1340,13 +2259,56 @@
                 <w:sz w:val="28"/>
                 <w:szCs w:val="28"/>
               </w:rPr>
+              <w:t xml:space="preserve">Первый </w:t>
+            </w:r>
+            <w:proofErr w:type="spellStart"/>
+            <w:r>
+              <w:rPr>
+                <w:rFonts w:ascii="Times New Roman" w:hAnsi="Times New Roman" w:cs="Times New Roman"/>
+                <w:sz w:val="28"/>
+                <w:szCs w:val="28"/>
+              </w:rPr>
+              <w:t>полносвязный</w:t>
+            </w:r>
+            <w:proofErr w:type="spellEnd"/>
+            <w:r>
+              <w:rPr>
+                <w:rFonts w:ascii="Times New Roman" w:hAnsi="Times New Roman" w:cs="Times New Roman"/>
+                <w:sz w:val="28"/>
+                <w:szCs w:val="28"/>
+              </w:rPr>
+              <w:t xml:space="preserve"> слой</w:t>
+            </w:r>
+            <w:r>
+              <w:rPr>
+                <w:rFonts w:ascii="Times New Roman" w:hAnsi="Times New Roman" w:cs="Times New Roman"/>
+                <w:sz w:val="28"/>
+                <w:szCs w:val="28"/>
+              </w:rPr>
+              <w:br/>
+              <w:t>(</w:t>
+            </w:r>
+            <w:r>
+              <w:rPr>
+                <w:rFonts w:ascii="Times New Roman" w:hAnsi="Times New Roman" w:cs="Times New Roman"/>
+                <w:sz w:val="28"/>
+                <w:szCs w:val="28"/>
+              </w:rPr>
               <w:t>Dense-1</w:t>
+            </w:r>
+            <w:r>
+              <w:rPr>
+                <w:rFonts w:ascii="Times New Roman" w:hAnsi="Times New Roman" w:cs="Times New Roman"/>
+                <w:sz w:val="28"/>
+                <w:szCs w:val="28"/>
+              </w:rPr>
+              <w:t>)</w:t>
             </w:r>
           </w:p>
         </w:tc>
         <w:tc>
           <w:tcPr>
-            <w:tcW w:w="4983" w:type="dxa"/>
+            <w:tcW w:w="6095" w:type="dxa"/>
             <w:vAlign w:val="center"/>
             <w:hideMark/>
           </w:tcPr>
@@ -1366,13 +2328,133 @@
                 <w:sz w:val="28"/>
                 <w:szCs w:val="28"/>
               </w:rPr>
-              <w:t>64 units, ReLU</w:t>
+              <w:t xml:space="preserve">64 юнита </w:t>
+            </w:r>
+            <w:r>
+              <w:rPr>
+                <w:rFonts w:ascii="Times New Roman" w:hAnsi="Times New Roman" w:cs="Times New Roman"/>
+                <w:sz w:val="28"/>
+                <w:szCs w:val="28"/>
+              </w:rPr>
+              <w:t xml:space="preserve">с </w:t>
+            </w:r>
+            <w:r>
+              <w:rPr>
+                <w:rFonts w:ascii="Times New Roman" w:hAnsi="Times New Roman" w:cs="Times New Roman"/>
+                <w:sz w:val="28"/>
+                <w:szCs w:val="28"/>
+              </w:rPr>
+              <w:t>функци</w:t>
+            </w:r>
+            <w:r>
+              <w:rPr>
+                <w:rFonts w:ascii="Times New Roman" w:hAnsi="Times New Roman" w:cs="Times New Roman"/>
+                <w:sz w:val="28"/>
+                <w:szCs w:val="28"/>
+              </w:rPr>
+              <w:t>ей</w:t>
+            </w:r>
+            <w:r>
+              <w:rPr>
+                <w:rFonts w:ascii="Times New Roman" w:hAnsi="Times New Roman" w:cs="Times New Roman"/>
+                <w:sz w:val="28"/>
+                <w:szCs w:val="28"/>
+              </w:rPr>
+              <w:t xml:space="preserve"> активации</w:t>
+            </w:r>
+            <w:r>
+              <w:rPr>
+                <w:rFonts w:ascii="Times New Roman" w:hAnsi="Times New Roman" w:cs="Times New Roman"/>
+                <w:sz w:val="28"/>
+                <w:szCs w:val="28"/>
+              </w:rPr>
+              <w:t xml:space="preserve"> </w:t>
+            </w:r>
+            <w:r>
+              <w:rPr>
+                <w:rFonts w:ascii="Times New Roman" w:hAnsi="Times New Roman" w:cs="Times New Roman"/>
+                <w:sz w:val="28"/>
+                <w:szCs w:val="28"/>
+              </w:rPr>
+              <w:t>«</w:t>
+            </w:r>
+            <w:proofErr w:type="spellStart"/>
+            <w:r>
+              <w:rPr>
+                <w:rFonts w:ascii="Times New Roman" w:hAnsi="Times New Roman" w:cs="Times New Roman"/>
+                <w:sz w:val="28"/>
+                <w:szCs w:val="28"/>
+                <w:lang w:val="en-US"/>
+              </w:rPr>
+              <w:t>ReLU</w:t>
+            </w:r>
+            <w:proofErr w:type="spellEnd"/>
+            <w:r>
+              <w:rPr>
+                <w:rFonts w:ascii="Times New Roman" w:hAnsi="Times New Roman" w:cs="Times New Roman"/>
+                <w:sz w:val="28"/>
+                <w:szCs w:val="28"/>
+              </w:rPr>
+              <w:t>»</w:t>
+            </w:r>
+            <w:r>
+              <w:rPr>
+                <w:rFonts w:ascii="Times New Roman" w:hAnsi="Times New Roman" w:cs="Times New Roman"/>
+                <w:sz w:val="28"/>
+                <w:szCs w:val="28"/>
+              </w:rPr>
+              <w:br/>
+              <w:t>(</w:t>
+            </w:r>
+            <w:r>
+              <w:rPr>
+                <w:rFonts w:ascii="Times New Roman" w:hAnsi="Times New Roman" w:cs="Times New Roman"/>
+                <w:sz w:val="28"/>
+                <w:szCs w:val="28"/>
+              </w:rPr>
+              <w:t xml:space="preserve">64 </w:t>
+            </w:r>
+            <w:proofErr w:type="spellStart"/>
+            <w:r>
+              <w:rPr>
+                <w:rFonts w:ascii="Times New Roman" w:hAnsi="Times New Roman" w:cs="Times New Roman"/>
+                <w:sz w:val="28"/>
+                <w:szCs w:val="28"/>
+              </w:rPr>
+              <w:t>units</w:t>
+            </w:r>
+            <w:proofErr w:type="spellEnd"/>
+            <w:r>
+              <w:rPr>
+                <w:rFonts w:ascii="Times New Roman" w:hAnsi="Times New Roman" w:cs="Times New Roman"/>
+                <w:sz w:val="28"/>
+                <w:szCs w:val="28"/>
+              </w:rPr>
+              <w:t xml:space="preserve">, </w:t>
+            </w:r>
+            <w:proofErr w:type="spellStart"/>
+            <w:r>
+              <w:rPr>
+                <w:rFonts w:ascii="Times New Roman" w:hAnsi="Times New Roman" w:cs="Times New Roman"/>
+                <w:sz w:val="28"/>
+                <w:szCs w:val="28"/>
+              </w:rPr>
+              <w:t>ReLU</w:t>
+            </w:r>
+            <w:proofErr w:type="spellEnd"/>
+            <w:r>
+              <w:rPr>
+                <w:rFonts w:ascii="Times New Roman" w:hAnsi="Times New Roman" w:cs="Times New Roman"/>
+                <w:sz w:val="28"/>
+                <w:szCs w:val="28"/>
+              </w:rPr>
+              <w:t>)</w:t>
             </w:r>
           </w:p>
         </w:tc>
         <w:tc>
           <w:tcPr>
-            <w:tcW w:w="3396" w:type="dxa"/>
+            <w:tcW w:w="1858" w:type="dxa"/>
             <w:vAlign w:val="center"/>
             <w:hideMark/>
           </w:tcPr>
@@ -1400,7 +2482,7 @@
       <w:tr>
         <w:tc>
           <w:tcPr>
-            <w:tcW w:w="1809" w:type="dxa"/>
+            <w:tcW w:w="2235" w:type="dxa"/>
             <w:vAlign w:val="center"/>
             <w:hideMark/>
           </w:tcPr>
@@ -1420,13 +2502,64 @@
                 <w:sz w:val="28"/>
                 <w:szCs w:val="28"/>
               </w:rPr>
+              <w:t>Второй</w:t>
+            </w:r>
+            <w:r>
+              <w:rPr>
+                <w:rFonts w:ascii="Times New Roman" w:hAnsi="Times New Roman" w:cs="Times New Roman"/>
+                <w:sz w:val="28"/>
+                <w:szCs w:val="28"/>
+              </w:rPr>
+              <w:t xml:space="preserve"> </w:t>
+            </w:r>
+            <w:proofErr w:type="spellStart"/>
+            <w:r>
+              <w:rPr>
+                <w:rFonts w:ascii="Times New Roman" w:hAnsi="Times New Roman" w:cs="Times New Roman"/>
+                <w:sz w:val="28"/>
+                <w:szCs w:val="28"/>
+              </w:rPr>
+              <w:t>полносвязный</w:t>
+            </w:r>
+            <w:proofErr w:type="spellEnd"/>
+            <w:r>
+              <w:rPr>
+                <w:rFonts w:ascii="Times New Roman" w:hAnsi="Times New Roman" w:cs="Times New Roman"/>
+                <w:sz w:val="28"/>
+                <w:szCs w:val="28"/>
+              </w:rPr>
+              <w:t xml:space="preserve"> слой</w:t>
+            </w:r>
+            <w:r>
+              <w:rPr>
+                <w:rFonts w:ascii="Times New Roman" w:hAnsi="Times New Roman" w:cs="Times New Roman"/>
+                <w:sz w:val="28"/>
+                <w:szCs w:val="28"/>
+              </w:rPr>
+              <w:br/>
+              <w:t>(</w:t>
+            </w:r>
+            <w:r>
+              <w:rPr>
+                <w:rFonts w:ascii="Times New Roman" w:hAnsi="Times New Roman" w:cs="Times New Roman"/>
+                <w:sz w:val="28"/>
+                <w:szCs w:val="28"/>
+              </w:rPr>
               <w:t>Dense-2</w:t>
+            </w:r>
+            <w:r>
+              <w:rPr>
+                <w:rFonts w:ascii="Times New Roman" w:hAnsi="Times New Roman" w:cs="Times New Roman"/>
+                <w:sz w:val="28"/>
+                <w:szCs w:val="28"/>
+              </w:rPr>
+              <w:t>)</w:t>
             </w:r>
           </w:p>
         </w:tc>
         <w:tc>
           <w:tcPr>
-            <w:tcW w:w="4983" w:type="dxa"/>
+            <w:tcW w:w="6095" w:type="dxa"/>
             <w:vAlign w:val="center"/>
             <w:hideMark/>
           </w:tcPr>
@@ -1446,13 +2579,141 @@
                 <w:sz w:val="28"/>
                 <w:szCs w:val="28"/>
               </w:rPr>
-              <w:t>32 units, ReLU</w:t>
+              <w:t>32</w:t>
+            </w:r>
+            <w:r>
+              <w:rPr>
+                <w:rFonts w:ascii="Times New Roman" w:hAnsi="Times New Roman" w:cs="Times New Roman"/>
+                <w:sz w:val="28"/>
+                <w:szCs w:val="28"/>
+              </w:rPr>
+              <w:t xml:space="preserve"> юнита </w:t>
+            </w:r>
+            <w:r>
+              <w:rPr>
+                <w:rFonts w:ascii="Times New Roman" w:hAnsi="Times New Roman" w:cs="Times New Roman"/>
+                <w:sz w:val="28"/>
+                <w:szCs w:val="28"/>
+              </w:rPr>
+              <w:t xml:space="preserve">с </w:t>
+            </w:r>
+            <w:r>
+              <w:rPr>
+                <w:rFonts w:ascii="Times New Roman" w:hAnsi="Times New Roman" w:cs="Times New Roman"/>
+                <w:sz w:val="28"/>
+                <w:szCs w:val="28"/>
+              </w:rPr>
+              <w:t>функци</w:t>
+            </w:r>
+            <w:r>
+              <w:rPr>
+                <w:rFonts w:ascii="Times New Roman" w:hAnsi="Times New Roman" w:cs="Times New Roman"/>
+                <w:sz w:val="28"/>
+                <w:szCs w:val="28"/>
+              </w:rPr>
+              <w:t>ей</w:t>
+            </w:r>
+            <w:r>
+              <w:rPr>
+                <w:rFonts w:ascii="Times New Roman" w:hAnsi="Times New Roman" w:cs="Times New Roman"/>
+                <w:sz w:val="28"/>
+                <w:szCs w:val="28"/>
+              </w:rPr>
+              <w:t xml:space="preserve"> активации</w:t>
+            </w:r>
+            <w:r>
+              <w:rPr>
+                <w:rFonts w:ascii="Times New Roman" w:hAnsi="Times New Roman" w:cs="Times New Roman"/>
+                <w:sz w:val="28"/>
+                <w:szCs w:val="28"/>
+              </w:rPr>
+              <w:t xml:space="preserve"> </w:t>
+            </w:r>
+            <w:r>
+              <w:rPr>
+                <w:rFonts w:ascii="Times New Roman" w:hAnsi="Times New Roman" w:cs="Times New Roman"/>
+                <w:sz w:val="28"/>
+                <w:szCs w:val="28"/>
+              </w:rPr>
+              <w:t>«</w:t>
+            </w:r>
+            <w:proofErr w:type="spellStart"/>
+            <w:r>
+              <w:rPr>
+                <w:rFonts w:ascii="Times New Roman" w:hAnsi="Times New Roman" w:cs="Times New Roman"/>
+                <w:sz w:val="28"/>
+                <w:szCs w:val="28"/>
+                <w:lang w:val="en-US"/>
+              </w:rPr>
+              <w:t>ReLU</w:t>
+            </w:r>
+            <w:proofErr w:type="spellEnd"/>
+            <w:r>
+              <w:rPr>
+                <w:rFonts w:ascii="Times New Roman" w:hAnsi="Times New Roman" w:cs="Times New Roman"/>
+                <w:sz w:val="28"/>
+                <w:szCs w:val="28"/>
+              </w:rPr>
+              <w:t>»</w:t>
+            </w:r>
+            <w:r>
+              <w:rPr>
+                <w:rFonts w:ascii="Times New Roman" w:hAnsi="Times New Roman" w:cs="Times New Roman"/>
+                <w:sz w:val="28"/>
+                <w:szCs w:val="28"/>
+              </w:rPr>
+              <w:br/>
+              <w:t>(</w:t>
+            </w:r>
+            <w:r>
+              <w:rPr>
+                <w:rFonts w:ascii="Times New Roman" w:hAnsi="Times New Roman" w:cs="Times New Roman"/>
+                <w:sz w:val="28"/>
+                <w:szCs w:val="28"/>
+              </w:rPr>
+              <w:t xml:space="preserve">32 </w:t>
+            </w:r>
+            <w:proofErr w:type="spellStart"/>
+            <w:r>
+              <w:rPr>
+                <w:rFonts w:ascii="Times New Roman" w:hAnsi="Times New Roman" w:cs="Times New Roman"/>
+                <w:sz w:val="28"/>
+                <w:szCs w:val="28"/>
+              </w:rPr>
+              <w:t>units</w:t>
+            </w:r>
+            <w:proofErr w:type="spellEnd"/>
+            <w:r>
+              <w:rPr>
+                <w:rFonts w:ascii="Times New Roman" w:hAnsi="Times New Roman" w:cs="Times New Roman"/>
+                <w:sz w:val="28"/>
+                <w:szCs w:val="28"/>
+              </w:rPr>
+              <w:t xml:space="preserve">, </w:t>
+            </w:r>
+            <w:proofErr w:type="spellStart"/>
+            <w:r>
+              <w:rPr>
+                <w:rFonts w:ascii="Times New Roman" w:hAnsi="Times New Roman" w:cs="Times New Roman"/>
+                <w:sz w:val="28"/>
+                <w:szCs w:val="28"/>
+              </w:rPr>
+              <w:t>ReLU</w:t>
+            </w:r>
+            <w:proofErr w:type="spellEnd"/>
+            <w:r>
+              <w:rPr>
+                <w:rFonts w:ascii="Times New Roman" w:hAnsi="Times New Roman" w:cs="Times New Roman"/>
+                <w:sz w:val="28"/>
+                <w:szCs w:val="28"/>
+              </w:rPr>
+              <w:t>)</w:t>
             </w:r>
           </w:p>
         </w:tc>
         <w:tc>
           <w:tcPr>
-            <w:tcW w:w="3396" w:type="dxa"/>
+            <w:tcW w:w="1858" w:type="dxa"/>
             <w:vAlign w:val="center"/>
             <w:hideMark/>
           </w:tcPr>
@@ -1480,7 +2741,7 @@
       <w:tr>
         <w:tc>
           <w:tcPr>
-            <w:tcW w:w="1809" w:type="dxa"/>
+            <w:tcW w:w="2235" w:type="dxa"/>
             <w:vAlign w:val="center"/>
             <w:hideMark/>
           </w:tcPr>
@@ -1500,13 +2761,66 @@
                 <w:sz w:val="28"/>
                 <w:szCs w:val="28"/>
               </w:rPr>
+              <w:t>Третий</w:t>
+            </w:r>
+            <w:r>
+              <w:rPr>
+                <w:rFonts w:ascii="Times New Roman" w:hAnsi="Times New Roman" w:cs="Times New Roman"/>
+                <w:sz w:val="28"/>
+                <w:szCs w:val="28"/>
+              </w:rPr>
+              <w:t xml:space="preserve"> </w:t>
+            </w:r>
+            <w:proofErr w:type="spellStart"/>
+            <w:r>
+              <w:rPr>
+                <w:rFonts w:ascii="Times New Roman" w:hAnsi="Times New Roman" w:cs="Times New Roman"/>
+                <w:sz w:val="28"/>
+                <w:szCs w:val="28"/>
+              </w:rPr>
+              <w:t>полносвязный</w:t>
+            </w:r>
+            <w:proofErr w:type="spellEnd"/>
+            <w:r>
+              <w:rPr>
+                <w:rFonts w:ascii="Times New Roman" w:hAnsi="Times New Roman" w:cs="Times New Roman"/>
+                <w:sz w:val="28"/>
+                <w:szCs w:val="28"/>
+              </w:rPr>
+              <w:t xml:space="preserve"> слой</w:t>
+            </w:r>
+            <w:r>
+              <w:rPr>
+                <w:rFonts w:ascii="Times New Roman" w:hAnsi="Times New Roman" w:cs="Times New Roman"/>
+                <w:sz w:val="28"/>
+                <w:szCs w:val="28"/>
+              </w:rPr>
+              <w:br/>
+              <w:t>(</w:t>
+            </w:r>
+            <w:proofErr w:type="spellStart"/>
+            <w:r>
+              <w:rPr>
+                <w:rFonts w:ascii="Times New Roman" w:hAnsi="Times New Roman" w:cs="Times New Roman"/>
+                <w:sz w:val="28"/>
+                <w:szCs w:val="28"/>
+              </w:rPr>
               <w:t>Output</w:t>
+            </w:r>
+            <w:proofErr w:type="spellEnd"/>
+            <w:r>
+              <w:rPr>
+                <w:rFonts w:ascii="Times New Roman" w:hAnsi="Times New Roman" w:cs="Times New Roman"/>
+                <w:sz w:val="28"/>
+                <w:szCs w:val="28"/>
+              </w:rPr>
+              <w:t>)</w:t>
             </w:r>
           </w:p>
         </w:tc>
         <w:tc>
           <w:tcPr>
-            <w:tcW w:w="4983" w:type="dxa"/>
+            <w:tcW w:w="6095" w:type="dxa"/>
             <w:vAlign w:val="center"/>
             <w:hideMark/>
           </w:tcPr>
@@ -1525,7 +2839,31 @@
                 <w:rFonts w:ascii="Times New Roman" w:hAnsi="Times New Roman" w:cs="Times New Roman"/>
                 <w:sz w:val="28"/>
                 <w:szCs w:val="28"/>
-                <w:lang w:val="en-US"/>
+              </w:rPr>
+              <w:t xml:space="preserve">3 </w:t>
+            </w:r>
+            <w:r>
+              <w:rPr>
+                <w:rFonts w:ascii="Times New Roman" w:hAnsi="Times New Roman" w:cs="Times New Roman"/>
+                <w:sz w:val="28"/>
+                <w:szCs w:val="28"/>
+              </w:rPr>
+              <w:t>класса для классификации</w:t>
+            </w:r>
+            <w:r>
+              <w:rPr>
+                <w:rFonts w:ascii="Times New Roman" w:hAnsi="Times New Roman" w:cs="Times New Roman"/>
+                <w:sz w:val="28"/>
+                <w:szCs w:val="28"/>
+              </w:rPr>
+              <w:br/>
+              <w:t>(</w:t>
+            </w:r>
+            <w:r>
+              <w:rPr>
+                <w:rFonts w:ascii="Times New Roman" w:hAnsi="Times New Roman" w:cs="Times New Roman"/>
+                <w:sz w:val="28"/>
+                <w:szCs w:val="28"/>
               </w:rPr>
               <w:t>3</w:t>
             </w:r>
@@ -1535,13 +2873,49 @@
                 <w:sz w:val="28"/>
                 <w:szCs w:val="28"/>
               </w:rPr>
-              <w:t xml:space="preserve"> units, Softmax</w:t>
+              <w:t xml:space="preserve"> </w:t>
+            </w:r>
+            <w:proofErr w:type="spellStart"/>
+            <w:r>
+              <w:rPr>
+                <w:rFonts w:ascii="Times New Roman" w:hAnsi="Times New Roman" w:cs="Times New Roman"/>
+                <w:sz w:val="28"/>
+                <w:szCs w:val="28"/>
+              </w:rPr>
+              <w:t>units</w:t>
+            </w:r>
+            <w:proofErr w:type="spellEnd"/>
+            <w:r>
+              <w:rPr>
+                <w:rFonts w:ascii="Times New Roman" w:hAnsi="Times New Roman" w:cs="Times New Roman"/>
+                <w:sz w:val="28"/>
+                <w:szCs w:val="28"/>
+              </w:rPr>
+              <w:t xml:space="preserve">, </w:t>
+            </w:r>
+            <w:proofErr w:type="spellStart"/>
+            <w:r>
+              <w:rPr>
+                <w:rFonts w:ascii="Times New Roman" w:hAnsi="Times New Roman" w:cs="Times New Roman"/>
+                <w:sz w:val="28"/>
+                <w:szCs w:val="28"/>
+              </w:rPr>
+              <w:t>Softmax</w:t>
+            </w:r>
+            <w:proofErr w:type="spellEnd"/>
+            <w:r>
+              <w:rPr>
+                <w:rFonts w:ascii="Times New Roman" w:hAnsi="Times New Roman" w:cs="Times New Roman"/>
+                <w:sz w:val="28"/>
+                <w:szCs w:val="28"/>
+              </w:rPr>
+              <w:t>)</w:t>
             </w:r>
           </w:p>
         </w:tc>
         <w:tc>
           <w:tcPr>
-            <w:tcW w:w="3396" w:type="dxa"/>
+            <w:tcW w:w="1858" w:type="dxa"/>
             <w:vAlign w:val="center"/>
             <w:hideMark/>
           </w:tcPr>
@@ -1710,7 +3084,75 @@
           <w:szCs w:val="28"/>
           <w:lang w:eastAsia="en-US"/>
         </w:rPr>
-        <w:t xml:space="preserve"> — количество признаков. Модель обучалась с использованием оптимизатора Adam и функции потерь categorical cross-entropy на протяжении 100 эпох</w:t>
+        <w:t xml:space="preserve"> — количество признаков. Модель обучалась с использованием оптимизатора Adam и функции потерь </w:t>
+      </w:r>
+      <w:r>
+        <w:rPr>
+          <w:rFonts w:ascii="Times New Roman" w:hAnsi="Times New Roman" w:cs="Times New Roman"/>
+          <w:bCs/>
+          <w:color w:val="000000" w:themeColor="text1"/>
+          <w:sz w:val="28"/>
+          <w:szCs w:val="28"/>
+          <w:lang w:eastAsia="en-US"/>
+        </w:rPr>
+        <w:t>«</w:t>
+      </w:r>
+      <w:r>
+        <w:rPr>
+          <w:rFonts w:ascii="Times New Roman" w:hAnsi="Times New Roman" w:cs="Times New Roman"/>
+          <w:bCs/>
+          <w:color w:val="000000" w:themeColor="text1"/>
+          <w:sz w:val="28"/>
+          <w:szCs w:val="28"/>
+          <w:lang w:val="en-US" w:eastAsia="en-US"/>
+        </w:rPr>
+        <w:t>categorical</w:t>
+      </w:r>
+      <w:r>
+        <w:rPr>
+          <w:rFonts w:ascii="Times New Roman" w:hAnsi="Times New Roman" w:cs="Times New Roman"/>
+          <w:bCs/>
+          <w:color w:val="000000" w:themeColor="text1"/>
+          <w:sz w:val="28"/>
+          <w:szCs w:val="28"/>
+          <w:lang w:eastAsia="en-US"/>
+        </w:rPr>
+        <w:t>_</w:t>
+      </w:r>
+      <w:proofErr w:type="spellStart"/>
+      <w:r>
+        <w:rPr>
+          <w:rFonts w:ascii="Times New Roman" w:hAnsi="Times New Roman" w:cs="Times New Roman"/>
+          <w:bCs/>
+          <w:color w:val="000000" w:themeColor="text1"/>
+          <w:sz w:val="28"/>
+          <w:szCs w:val="28"/>
+          <w:lang w:val="en-US" w:eastAsia="en-US"/>
+        </w:rPr>
+        <w:t>crossentropy</w:t>
+      </w:r>
+      <w:proofErr w:type="spellEnd"/>
+      <w:r>
+        <w:rPr>
+          <w:rFonts w:ascii="Times New Roman" w:hAnsi="Times New Roman" w:cs="Times New Roman"/>
+          <w:bCs/>
+          <w:color w:val="000000" w:themeColor="text1"/>
+          <w:sz w:val="28"/>
+          <w:szCs w:val="28"/>
+          <w:lang w:eastAsia="en-US"/>
+        </w:rPr>
+        <w:t>»</w:t>
+      </w:r>
+      <w:r>
+        <w:rPr>
+          <w:rFonts w:ascii="Times New Roman" w:hAnsi="Times New Roman" w:cs="Times New Roman"/>
+          <w:bCs/>
+          <w:color w:val="000000" w:themeColor="text1"/>
+          <w:sz w:val="28"/>
+          <w:szCs w:val="28"/>
+          <w:lang w:eastAsia="en-US"/>
+        </w:rPr>
+        <w:t xml:space="preserve"> на протяжении 100 эпох</w:t>
       </w:r>
       <w:r>
         <w:rPr>
@@ -1747,167 +3189,81 @@
           <w:szCs w:val="28"/>
           <w:lang w:eastAsia="en-US"/>
         </w:rPr>
-        <w:t>Набор данных</w:t>
+        <w:lastRenderedPageBreak/>
+        <w:t>Общ</w:t>
+      </w:r>
+      <w:r>
+        <w:rPr>
+          <w:rFonts w:ascii="Times New Roman" w:hAnsi="Times New Roman" w:cs="Times New Roman"/>
+          <w:b/>
+          <w:color w:val="000000" w:themeColor="text1"/>
+          <w:sz w:val="28"/>
+          <w:szCs w:val="28"/>
+          <w:lang w:eastAsia="en-US"/>
+        </w:rPr>
+        <w:t>ая</w:t>
+      </w:r>
+      <w:r>
+        <w:rPr>
+          <w:rFonts w:ascii="Times New Roman" w:hAnsi="Times New Roman" w:cs="Times New Roman"/>
+          <w:b/>
+          <w:color w:val="000000" w:themeColor="text1"/>
+          <w:sz w:val="28"/>
+          <w:szCs w:val="28"/>
+          <w:lang w:eastAsia="en-US"/>
+        </w:rPr>
+        <w:t xml:space="preserve"> </w:t>
+      </w:r>
+      <w:r>
+        <w:rPr>
+          <w:rFonts w:ascii="Times New Roman" w:hAnsi="Times New Roman" w:cs="Times New Roman"/>
+          <w:b/>
+          <w:color w:val="000000" w:themeColor="text1"/>
+          <w:sz w:val="28"/>
+          <w:szCs w:val="28"/>
+          <w:lang w:eastAsia="en-US"/>
+        </w:rPr>
+        <w:t>схема</w:t>
+      </w:r>
+      <w:r>
+        <w:rPr>
+          <w:rFonts w:ascii="Times New Roman" w:hAnsi="Times New Roman" w:cs="Times New Roman"/>
+          <w:b/>
+          <w:color w:val="000000" w:themeColor="text1"/>
+          <w:sz w:val="28"/>
+          <w:szCs w:val="28"/>
+          <w:lang w:eastAsia="en-US"/>
+        </w:rPr>
+        <w:t xml:space="preserve"> работы процедуры распознавания </w:t>
+      </w:r>
+      <w:proofErr w:type="spellStart"/>
+      <w:r>
+        <w:rPr>
+          <w:rFonts w:ascii="Times New Roman" w:hAnsi="Times New Roman" w:cs="Times New Roman"/>
+          <w:b/>
+          <w:color w:val="000000" w:themeColor="text1"/>
+          <w:sz w:val="28"/>
+          <w:szCs w:val="28"/>
+          <w:lang w:eastAsia="en-US"/>
+        </w:rPr>
+        <w:t>дактильных</w:t>
+      </w:r>
+      <w:proofErr w:type="spellEnd"/>
+      <w:r>
+        <w:rPr>
+          <w:rFonts w:ascii="Times New Roman" w:hAnsi="Times New Roman" w:cs="Times New Roman"/>
+          <w:b/>
+          <w:color w:val="000000" w:themeColor="text1"/>
+          <w:sz w:val="28"/>
+          <w:szCs w:val="28"/>
+          <w:lang w:eastAsia="en-US"/>
+        </w:rPr>
+        <w:t xml:space="preserve"> жестов</w:t>
       </w:r>
     </w:p>
     <w:p>
       <w:pPr>
         <w:spacing w:after="0" w:line="360" w:lineRule="auto"/>
-        <w:ind w:firstLine="709"/>
-        <w:jc w:val="both"/>
-        <w:rPr>
-          <w:rFonts w:ascii="Times New Roman" w:hAnsi="Times New Roman" w:cs="Times New Roman"/>
-          <w:bCs/>
-          <w:color w:val="000000" w:themeColor="text1"/>
-          <w:sz w:val="28"/>
-          <w:szCs w:val="28"/>
-          <w:lang w:eastAsia="en-US"/>
-        </w:rPr>
-      </w:pPr>
-      <w:r>
-        <w:rPr>
-          <w:rFonts w:ascii="Times New Roman" w:hAnsi="Times New Roman" w:cs="Times New Roman"/>
-          <w:bCs/>
-          <w:color w:val="000000" w:themeColor="text1"/>
-          <w:sz w:val="28"/>
-          <w:szCs w:val="28"/>
-          <w:lang w:eastAsia="en-US"/>
-        </w:rPr>
-        <w:t xml:space="preserve">После того, как </w:t>
-      </w:r>
-      <w:r>
-        <w:rPr>
-          <w:rFonts w:ascii="Times New Roman" w:hAnsi="Times New Roman" w:cs="Times New Roman"/>
-          <w:bCs/>
-          <w:color w:val="000000" w:themeColor="text1"/>
-          <w:sz w:val="28"/>
-          <w:szCs w:val="28"/>
-          <w:lang w:val="en-US" w:eastAsia="en-US"/>
-        </w:rPr>
-        <w:t>c</w:t>
-      </w:r>
-      <w:r>
-        <w:rPr>
-          <w:rFonts w:ascii="Times New Roman" w:hAnsi="Times New Roman" w:cs="Times New Roman"/>
-          <w:bCs/>
-          <w:color w:val="000000" w:themeColor="text1"/>
-          <w:sz w:val="28"/>
-          <w:szCs w:val="28"/>
-          <w:lang w:eastAsia="en-US"/>
-        </w:rPr>
-        <w:t xml:space="preserve">бор данных завершен, пользователь может приступить к обучению модели. На этом этапе набор данных разделяется на два подмножества: 90% набора данных используется для обучения и 10% для тестирования. Точность тестирования с использованием этих 10% набора данных даст представление об эффективности модели. </w:t>
-      </w:r>
-    </w:p>
-    <w:p>
-      <w:pPr>
-        <w:spacing w:after="0" w:line="360" w:lineRule="auto"/>
-        <w:ind w:firstLine="709"/>
-        <w:jc w:val="both"/>
-        <w:rPr>
-          <w:rFonts w:ascii="Times New Roman" w:hAnsi="Times New Roman" w:cs="Times New Roman"/>
-          <w:bCs/>
-          <w:color w:val="000000" w:themeColor="text1"/>
-          <w:sz w:val="28"/>
-          <w:szCs w:val="28"/>
-          <w:lang w:eastAsia="en-US"/>
-        </w:rPr>
-      </w:pPr>
-      <w:r>
-        <w:rPr>
-          <w:rFonts w:ascii="Times New Roman" w:hAnsi="Times New Roman" w:cs="Times New Roman"/>
-          <w:bCs/>
-          <w:color w:val="000000" w:themeColor="text1"/>
-          <w:sz w:val="28"/>
-          <w:szCs w:val="28"/>
-          <w:lang w:eastAsia="en-US"/>
-        </w:rPr>
-        <w:t>Для этого конкретного проекта нейронная сеть построена с использованием экземпляра последовательной модели путем прохождения трех LSTM и трех плотно связанных слоев. Первые пять из этих слоев используют функцию активации ReLU, а последний слой — функцию активации Softmax. В процессе обучения алгоритм оптимизации Adam используется для получения оптимальных параметров для каждого слоя</w:t>
-      </w:r>
-      <w:r>
-        <w:rPr>
-          <w:rFonts w:ascii="Times New Roman" w:hAnsi="Times New Roman" w:cs="Times New Roman"/>
-          <w:bCs/>
-          <w:color w:val="000000" w:themeColor="text1"/>
-          <w:sz w:val="28"/>
-          <w:szCs w:val="28"/>
-          <w:lang w:eastAsia="en-US"/>
-        </w:rPr>
-        <w:t>.</w:t>
-      </w:r>
-    </w:p>
-    <w:p>
-      <w:pPr>
-        <w:spacing w:after="0" w:line="360" w:lineRule="auto"/>
-        <w:ind w:firstLine="709"/>
-        <w:jc w:val="both"/>
-        <w:rPr>
-          <w:rFonts w:ascii="Times New Roman" w:hAnsi="Times New Roman" w:cs="Times New Roman"/>
-          <w:b/>
-          <w:color w:val="000000" w:themeColor="text1"/>
-          <w:sz w:val="28"/>
-          <w:szCs w:val="28"/>
-          <w:lang w:eastAsia="en-US"/>
-        </w:rPr>
-      </w:pPr>
-      <w:r>
-        <w:rPr>
-          <w:rFonts w:ascii="Times New Roman" w:hAnsi="Times New Roman" w:cs="Times New Roman"/>
-          <w:b/>
-          <w:color w:val="000000" w:themeColor="text1"/>
-          <w:sz w:val="28"/>
-          <w:szCs w:val="28"/>
-          <w:lang w:eastAsia="en-US"/>
-        </w:rPr>
-        <w:t>Общ</w:t>
-      </w:r>
-      <w:r>
-        <w:rPr>
-          <w:rFonts w:ascii="Times New Roman" w:hAnsi="Times New Roman" w:cs="Times New Roman"/>
-          <w:b/>
-          <w:color w:val="000000" w:themeColor="text1"/>
-          <w:sz w:val="28"/>
-          <w:szCs w:val="28"/>
-          <w:lang w:eastAsia="en-US"/>
-        </w:rPr>
-        <w:t>ая</w:t>
-      </w:r>
-      <w:r>
-        <w:rPr>
-          <w:rFonts w:ascii="Times New Roman" w:hAnsi="Times New Roman" w:cs="Times New Roman"/>
-          <w:b/>
-          <w:color w:val="000000" w:themeColor="text1"/>
-          <w:sz w:val="28"/>
-          <w:szCs w:val="28"/>
-          <w:lang w:eastAsia="en-US"/>
-        </w:rPr>
-        <w:t xml:space="preserve"> </w:t>
-      </w:r>
-      <w:r>
-        <w:rPr>
-          <w:rFonts w:ascii="Times New Roman" w:hAnsi="Times New Roman" w:cs="Times New Roman"/>
-          <w:b/>
-          <w:color w:val="000000" w:themeColor="text1"/>
-          <w:sz w:val="28"/>
-          <w:szCs w:val="28"/>
-          <w:lang w:eastAsia="en-US"/>
-        </w:rPr>
-        <w:t>схема</w:t>
-      </w:r>
-      <w:r>
-        <w:rPr>
-          <w:rFonts w:ascii="Times New Roman" w:hAnsi="Times New Roman" w:cs="Times New Roman"/>
-          <w:b/>
-          <w:color w:val="000000" w:themeColor="text1"/>
-          <w:sz w:val="28"/>
-          <w:szCs w:val="28"/>
-          <w:lang w:eastAsia="en-US"/>
-        </w:rPr>
-        <w:t xml:space="preserve"> работы процедуры распознавания дактильных жестов</w:t>
-      </w:r>
-    </w:p>
-    <w:p>
-      <w:pPr>
-        <w:spacing w:after="0" w:line="360" w:lineRule="auto"/>
         <w:jc w:val="center"/>
         <w:rPr>
           <w:rFonts w:ascii="Times New Roman" w:hAnsi="Times New Roman" w:cs="Times New Roman"/>
@@ -1928,12 +3284,11 @@
           <w:szCs w:val="28"/>
           <w:lang w:eastAsia="en-US"/>
         </w:rPr>
-        <w:lastRenderedPageBreak/>
         <w:drawing>
-          <wp:inline distT="0" distB="0" distL="0" distR="0" wp14:anchorId="32F21D8E" wp14:editId="0D64941A">
-            <wp:extent cx="5677692" cy="7802064"/>
-            <wp:effectExtent l="0" t="0" r="0" b="8890"/>
-            <wp:docPr id="1" name="Picture 1"/>
+          <wp:inline distT="0" distB="0" distL="0" distR="0" wp14:anchorId="6D415FE5" wp14:editId="7639030A">
+            <wp:extent cx="5648325" cy="7941037"/>
+            <wp:effectExtent l="0" t="0" r="0" b="3175"/>
+            <wp:docPr id="9" name="Picture 9"/>
             <wp:cNvGraphicFramePr>
               <a:graphicFrameLocks xmlns:a="http://schemas.openxmlformats.org/drawingml/2006/main" noChangeAspect="1"/>
             </wp:cNvGraphicFramePr>
@@ -1941,23 +3296,36 @@
               <a:graphicData uri="http://schemas.openxmlformats.org/drawingml/2006/picture">
                 <pic:pic xmlns:pic="http://schemas.openxmlformats.org/drawingml/2006/picture">
                   <pic:nvPicPr>
-                    <pic:cNvPr id="1" name=""/>
-                    <pic:cNvPicPr/>
+                    <pic:cNvPr id="0" name="Picture 3"/>
+                    <pic:cNvPicPr>
+                      <a:picLocks noChangeAspect="1" noChangeArrowheads="1"/>
+                    </pic:cNvPicPr>
                   </pic:nvPicPr>
                   <pic:blipFill>
-                    <a:blip r:embed="rId10"/>
+                    <a:blip r:embed="rId10">
+                      <a:extLst>
+                        <a:ext uri="{28A0092B-C50C-407E-A947-70E740481C1C}">
+                          <a14:useLocalDpi xmlns:a14="http://schemas.microsoft.com/office/drawing/2010/main" val="0"/>
+                        </a:ext>
+                      </a:extLst>
+                    </a:blip>
+                    <a:srcRect/>
                     <a:stretch>
                       <a:fillRect/>
                     </a:stretch>
                   </pic:blipFill>
-                  <pic:spPr>
+                  <pic:spPr bwMode="auto">
                     <a:xfrm>
                       <a:off x="0" y="0"/>
-                      <a:ext cx="5677692" cy="7802064"/>
+                      <a:ext cx="5663145" cy="7961873"/>
                     </a:xfrm>
                     <a:prstGeom prst="rect">
                       <a:avLst/>
                     </a:prstGeom>
+                    <a:noFill/>
+                    <a:ln>
+                      <a:noFill/>
+                    </a:ln>
                   </pic:spPr>
                 </pic:pic>
               </a:graphicData>
@@ -2032,7 +3400,31 @@
           <w:szCs w:val="28"/>
           <w:lang w:eastAsia="en-US"/>
         </w:rPr>
-        <w:t xml:space="preserve"> распознавания дактильных жестов</w:t>
+        <w:t xml:space="preserve"> распознавания </w:t>
+      </w:r>
+      <w:proofErr w:type="spellStart"/>
+      <w:r>
+        <w:rPr>
+          <w:rFonts w:ascii="Times New Roman" w:hAnsi="Times New Roman" w:cs="Times New Roman"/>
+          <w:bCs/>
+          <w:color w:val="000000" w:themeColor="text1"/>
+          <w:sz w:val="28"/>
+          <w:szCs w:val="28"/>
+          <w:lang w:eastAsia="en-US"/>
+        </w:rPr>
+        <w:t>дактильных</w:t>
+      </w:r>
+      <w:proofErr w:type="spellEnd"/>
+      <w:r>
+        <w:rPr>
+          <w:rFonts w:ascii="Times New Roman" w:hAnsi="Times New Roman" w:cs="Times New Roman"/>
+          <w:bCs/>
+          <w:color w:val="000000" w:themeColor="text1"/>
+          <w:sz w:val="28"/>
+          <w:szCs w:val="28"/>
+          <w:lang w:eastAsia="en-US"/>
+        </w:rPr>
+        <w:t xml:space="preserve"> жестов</w:t>
       </w:r>
     </w:p>
     <w:p>
@@ -2058,7 +3450,8 @@
           <w:szCs w:val="28"/>
           <w:lang w:eastAsia="en-US"/>
         </w:rPr>
-        <w:t>Результаты экспериментов</w:t>
+        <w:lastRenderedPageBreak/>
+        <w:t>Набор данных</w:t>
       </w:r>
     </w:p>
     <w:p>
@@ -2084,7 +3477,209 @@
           <w:szCs w:val="28"/>
           <w:lang w:eastAsia="en-US"/>
         </w:rPr>
-        <w:lastRenderedPageBreak/>
+        <w:t xml:space="preserve">После того, как </w:t>
+      </w:r>
+      <w:r>
+        <w:rPr>
+          <w:rFonts w:ascii="Times New Roman" w:hAnsi="Times New Roman" w:cs="Times New Roman"/>
+          <w:bCs/>
+          <w:color w:val="000000" w:themeColor="text1"/>
+          <w:sz w:val="28"/>
+          <w:szCs w:val="28"/>
+          <w:lang w:val="en-US" w:eastAsia="en-US"/>
+        </w:rPr>
+        <w:t>c</w:t>
+      </w:r>
+      <w:r>
+        <w:rPr>
+          <w:rFonts w:ascii="Times New Roman" w:hAnsi="Times New Roman" w:cs="Times New Roman"/>
+          <w:bCs/>
+          <w:color w:val="000000" w:themeColor="text1"/>
+          <w:sz w:val="28"/>
+          <w:szCs w:val="28"/>
+          <w:lang w:eastAsia="en-US"/>
+        </w:rPr>
+        <w:t xml:space="preserve">бор данных завершен, пользователь может приступить к обучению модели. На этом этапе набор данных разделяется на два подмножества: 90% набора данных используется для обучения и 10% для тестирования. Точность тестирования с использованием этих 10% набора данных даст представление об эффективности модели. </w:t>
+      </w:r>
+    </w:p>
+    <w:p>
+      <w:pPr>
+        <w:spacing w:after="0" w:line="360" w:lineRule="auto"/>
+        <w:ind w:firstLine="709"/>
+        <w:jc w:val="both"/>
+        <w:rPr>
+          <w:rFonts w:ascii="Times New Roman" w:hAnsi="Times New Roman" w:cs="Times New Roman"/>
+          <w:bCs/>
+          <w:color w:val="000000" w:themeColor="text1"/>
+          <w:sz w:val="28"/>
+          <w:szCs w:val="28"/>
+          <w:lang w:eastAsia="en-US"/>
+        </w:rPr>
+      </w:pPr>
+      <w:r>
+        <w:rPr>
+          <w:rFonts w:ascii="Times New Roman" w:hAnsi="Times New Roman" w:cs="Times New Roman"/>
+          <w:bCs/>
+          <w:color w:val="000000" w:themeColor="text1"/>
+          <w:sz w:val="28"/>
+          <w:szCs w:val="28"/>
+          <w:lang w:eastAsia="en-US"/>
+        </w:rPr>
+        <w:t xml:space="preserve">Для этого конкретного проекта нейронная сеть построена с использованием экземпляра последовательной модели путем прохождения трех LSTM и трех плотно связанных слоев. Первые пять из этих слоев используют функцию активации </w:t>
+      </w:r>
+      <w:r>
+        <w:rPr>
+          <w:rFonts w:ascii="Times New Roman" w:hAnsi="Times New Roman" w:cs="Times New Roman"/>
+          <w:bCs/>
+          <w:color w:val="000000" w:themeColor="text1"/>
+          <w:sz w:val="28"/>
+          <w:szCs w:val="28"/>
+          <w:lang w:eastAsia="en-US"/>
+        </w:rPr>
+        <w:t>«</w:t>
+      </w:r>
+      <w:proofErr w:type="spellStart"/>
+      <w:r>
+        <w:rPr>
+          <w:rFonts w:ascii="Times New Roman" w:hAnsi="Times New Roman" w:cs="Times New Roman"/>
+          <w:bCs/>
+          <w:color w:val="000000" w:themeColor="text1"/>
+          <w:sz w:val="28"/>
+          <w:szCs w:val="28"/>
+          <w:lang w:eastAsia="en-US"/>
+        </w:rPr>
+        <w:t>ReLU</w:t>
+      </w:r>
+      <w:proofErr w:type="spellEnd"/>
+      <w:r>
+        <w:rPr>
+          <w:rFonts w:ascii="Times New Roman" w:hAnsi="Times New Roman" w:cs="Times New Roman"/>
+          <w:bCs/>
+          <w:color w:val="000000" w:themeColor="text1"/>
+          <w:sz w:val="28"/>
+          <w:szCs w:val="28"/>
+          <w:lang w:eastAsia="en-US"/>
+        </w:rPr>
+        <w:t>»</w:t>
+      </w:r>
+      <w:r>
+        <w:rPr>
+          <w:rFonts w:ascii="Times New Roman" w:hAnsi="Times New Roman" w:cs="Times New Roman"/>
+          <w:bCs/>
+          <w:color w:val="000000" w:themeColor="text1"/>
+          <w:sz w:val="28"/>
+          <w:szCs w:val="28"/>
+          <w:lang w:eastAsia="en-US"/>
+        </w:rPr>
+        <w:t xml:space="preserve">, а последний слой — функцию активации </w:t>
+      </w:r>
+      <w:r>
+        <w:rPr>
+          <w:rFonts w:ascii="Times New Roman" w:hAnsi="Times New Roman" w:cs="Times New Roman"/>
+          <w:bCs/>
+          <w:color w:val="000000" w:themeColor="text1"/>
+          <w:sz w:val="28"/>
+          <w:szCs w:val="28"/>
+          <w:lang w:eastAsia="en-US"/>
+        </w:rPr>
+        <w:t>«</w:t>
+      </w:r>
+      <w:proofErr w:type="spellStart"/>
+      <w:r>
+        <w:rPr>
+          <w:rFonts w:ascii="Times New Roman" w:hAnsi="Times New Roman" w:cs="Times New Roman"/>
+          <w:bCs/>
+          <w:color w:val="000000" w:themeColor="text1"/>
+          <w:sz w:val="28"/>
+          <w:szCs w:val="28"/>
+          <w:lang w:eastAsia="en-US"/>
+        </w:rPr>
+        <w:t>Softmax</w:t>
+      </w:r>
+      <w:proofErr w:type="spellEnd"/>
+      <w:r>
+        <w:rPr>
+          <w:rFonts w:ascii="Times New Roman" w:hAnsi="Times New Roman" w:cs="Times New Roman"/>
+          <w:bCs/>
+          <w:color w:val="000000" w:themeColor="text1"/>
+          <w:sz w:val="28"/>
+          <w:szCs w:val="28"/>
+          <w:lang w:eastAsia="en-US"/>
+        </w:rPr>
+        <w:t>»</w:t>
+      </w:r>
+      <w:r>
+        <w:rPr>
+          <w:rFonts w:ascii="Times New Roman" w:hAnsi="Times New Roman" w:cs="Times New Roman"/>
+          <w:bCs/>
+          <w:color w:val="000000" w:themeColor="text1"/>
+          <w:sz w:val="28"/>
+          <w:szCs w:val="28"/>
+          <w:lang w:eastAsia="en-US"/>
+        </w:rPr>
+        <w:t>. В процессе обучения алгоритм оптимизации Adam используется для получения оптимальных параметров для каждого слоя</w:t>
+      </w:r>
+      <w:r>
+        <w:rPr>
+          <w:rFonts w:ascii="Times New Roman" w:hAnsi="Times New Roman" w:cs="Times New Roman"/>
+          <w:bCs/>
+          <w:color w:val="000000" w:themeColor="text1"/>
+          <w:sz w:val="28"/>
+          <w:szCs w:val="28"/>
+          <w:lang w:eastAsia="en-US"/>
+        </w:rPr>
+        <w:t>.</w:t>
+      </w:r>
+    </w:p>
+    <w:p>
+      <w:pPr>
+        <w:spacing w:after="0" w:line="360" w:lineRule="auto"/>
+        <w:ind w:firstLine="709"/>
+        <w:jc w:val="both"/>
+        <w:rPr>
+          <w:rFonts w:ascii="Times New Roman" w:hAnsi="Times New Roman" w:cs="Times New Roman"/>
+          <w:b/>
+          <w:color w:val="000000" w:themeColor="text1"/>
+          <w:sz w:val="28"/>
+          <w:szCs w:val="28"/>
+          <w:lang w:eastAsia="en-US"/>
+        </w:rPr>
+      </w:pPr>
+      <w:r>
+        <w:rPr>
+          <w:rFonts w:ascii="Times New Roman" w:hAnsi="Times New Roman" w:cs="Times New Roman"/>
+          <w:b/>
+          <w:color w:val="000000" w:themeColor="text1"/>
+          <w:sz w:val="28"/>
+          <w:szCs w:val="28"/>
+          <w:lang w:eastAsia="en-US"/>
+        </w:rPr>
+        <w:t>Результаты экспериментов</w:t>
+      </w:r>
+    </w:p>
+    <w:p>
+      <w:pPr>
+        <w:spacing w:after="0" w:line="360" w:lineRule="auto"/>
+        <w:ind w:firstLine="709"/>
+        <w:jc w:val="both"/>
+        <w:rPr>
+          <w:rFonts w:ascii="Times New Roman" w:hAnsi="Times New Roman" w:cs="Times New Roman"/>
+          <w:bCs/>
+          <w:color w:val="000000" w:themeColor="text1"/>
+          <w:sz w:val="28"/>
+          <w:szCs w:val="28"/>
+          <w:lang w:eastAsia="en-US"/>
+        </w:rPr>
+      </w:pPr>
+      <w:r>
+        <w:rPr>
+          <w:rFonts w:ascii="Times New Roman" w:hAnsi="Times New Roman" w:cs="Times New Roman"/>
+          <w:bCs/>
+          <w:color w:val="000000" w:themeColor="text1"/>
+          <w:sz w:val="28"/>
+          <w:szCs w:val="28"/>
+          <w:lang w:eastAsia="en-US"/>
+        </w:rPr>
         <w:t>При обучении нейронной сети подбиралось и анализировалось количество эпох. Графики потерь и категориальной точности для обучающейся модели</w:t>
       </w:r>
       <w:r>
@@ -2262,6 +3857,7 @@
           <w:szCs w:val="28"/>
           <w:lang w:eastAsia="en-US"/>
         </w:rPr>
+        <w:lastRenderedPageBreak/>
         <w:drawing>
           <wp:inline distT="0" distB="0" distL="0" distR="0" wp14:anchorId="519FE215" wp14:editId="2DF6042B">
             <wp:extent cx="5438135" cy="2724150"/>
@@ -2373,10 +3969,9 @@
           <w:szCs w:val="28"/>
           <w:lang w:eastAsia="en-US"/>
         </w:rPr>
-        <w:lastRenderedPageBreak/>
         <w:drawing>
-          <wp:inline distT="0" distB="0" distL="0" distR="0" wp14:anchorId="1E52F90A" wp14:editId="29517130">
-            <wp:extent cx="5172075" cy="2590926"/>
+          <wp:inline distT="0" distB="0" distL="0" distR="0" wp14:anchorId="1E52F90A" wp14:editId="50AF6973">
+            <wp:extent cx="5438021" cy="2724150"/>
             <wp:effectExtent l="0" t="0" r="0" b="0"/>
             <wp:docPr id="4" name="Picture 4"/>
             <wp:cNvGraphicFramePr>
@@ -2398,7 +3993,7 @@
                   <pic:spPr>
                     <a:xfrm>
                       <a:off x="0" y="0"/>
-                      <a:ext cx="5184466" cy="2597133"/>
+                      <a:ext cx="5457965" cy="2734141"/>
                     </a:xfrm>
                     <a:prstGeom prst="rect">
                       <a:avLst/>
@@ -2481,6 +4076,7 @@
           <w:szCs w:val="28"/>
           <w:lang w:eastAsia="en-US"/>
         </w:rPr>
+        <w:lastRenderedPageBreak/>
         <w:drawing>
           <wp:inline distT="0" distB="0" distL="0" distR="0" wp14:anchorId="3B100171" wp14:editId="12343E7F">
             <wp:extent cx="5057775" cy="2497010"/>
@@ -2646,16 +4242,25 @@
           <w:sz w:val="28"/>
           <w:szCs w:val="28"/>
         </w:rPr>
-        <w:t>Метод перевода дактильных жестов в текст, основанный на совместном использовании рекуррентных нейронных сетей, представляет собой перспективное направление в области компьютерного зрения и обработки естественных языков для людей с ограниченными возможностями слуха. Данный подход успешно решает ключевые задачи: вариабельность исполнения жестов и необходимость ана</w:t>
-      </w:r>
-      <w:r>
-        <w:rPr>
-          <w:rFonts w:ascii="Times New Roman" w:hAnsi="Times New Roman" w:cs="Times New Roman"/>
-          <w:sz w:val="28"/>
-          <w:szCs w:val="28"/>
-        </w:rPr>
-        <w:lastRenderedPageBreak/>
-        <w:t xml:space="preserve">лиза временных последовательностей. </w:t>
+        <w:t xml:space="preserve">Метод перевода </w:t>
+      </w:r>
+      <w:proofErr w:type="spellStart"/>
+      <w:r>
+        <w:rPr>
+          <w:rFonts w:ascii="Times New Roman" w:hAnsi="Times New Roman" w:cs="Times New Roman"/>
+          <w:sz w:val="28"/>
+          <w:szCs w:val="28"/>
+        </w:rPr>
+        <w:t>дактильных</w:t>
+      </w:r>
+      <w:proofErr w:type="spellEnd"/>
+      <w:r>
+        <w:rPr>
+          <w:rFonts w:ascii="Times New Roman" w:hAnsi="Times New Roman" w:cs="Times New Roman"/>
+          <w:sz w:val="28"/>
+          <w:szCs w:val="28"/>
+        </w:rPr>
+        <w:t xml:space="preserve"> жестов в текст, основанный на совместном использовании рекуррентных нейронных сетей, представляет собой перспективное направление в области компьютерного зрения и обработки естественных языков для людей с ограниченными возможностями слуха. Данный подход успешно решает ключевые задачи: вариабельность исполнения жестов и необходимость анализа временных последовательностей. </w:t>
       </w:r>
       <w:r>
         <w:rPr>
@@ -2686,7 +4291,25 @@
           <w:sz w:val="28"/>
           <w:szCs w:val="28"/>
         </w:rPr>
-        <w:t>Предложенная архитектура нейронной сети способна распознавать элементы дактильного русского языка с категориальной точностью 92,54% и может служить основой системы автоматического сурдоперевода и других человеко-машинных интерфейсов, позволяющих взаимодействовать с программами посредством жестов</w:t>
+        <w:t xml:space="preserve">Предложенная архитектура нейронной сети способна распознавать элементы </w:t>
+      </w:r>
+      <w:proofErr w:type="spellStart"/>
+      <w:r>
+        <w:rPr>
+          <w:rFonts w:ascii="Times New Roman" w:hAnsi="Times New Roman" w:cs="Times New Roman"/>
+          <w:sz w:val="28"/>
+          <w:szCs w:val="28"/>
+        </w:rPr>
+        <w:t>дактильного</w:t>
+      </w:r>
+      <w:proofErr w:type="spellEnd"/>
+      <w:r>
+        <w:rPr>
+          <w:rFonts w:ascii="Times New Roman" w:hAnsi="Times New Roman" w:cs="Times New Roman"/>
+          <w:sz w:val="28"/>
+          <w:szCs w:val="28"/>
+        </w:rPr>
+        <w:t xml:space="preserve"> русского языка с категориальной точностью 92,54% и может служить основой системы автоматического сурдоперевода и других человеко-машинных интерфейсов, позволяющих взаимодействовать с программами посредством жестов</w:t>
       </w:r>
       <w:r>
         <w:rPr>
@@ -2711,6 +4334,18 @@
         <w:ind w:firstLine="709"/>
         <w:jc w:val="both"/>
         <w:rPr>
+          <w:rFonts w:ascii="Times New Roman" w:hAnsi="Times New Roman" w:cs="Times New Roman"/>
+          <w:sz w:val="28"/>
+          <w:szCs w:val="28"/>
+        </w:rPr>
+      </w:pPr>
+    </w:p>
+    <w:p>
+      <w:pPr>
+        <w:spacing w:after="0" w:line="360" w:lineRule="auto"/>
+        <w:ind w:firstLine="709"/>
+        <w:jc w:val="both"/>
+        <w:rPr>
           <w:rFonts w:ascii="Times New Roman" w:eastAsia="Times New Roman" w:hAnsi="Times New Roman" w:cs="Times New Roman"/>
           <w:b/>
           <w:bCs/>
@@ -2728,6 +4363,7 @@
           <w:sz w:val="28"/>
           <w:szCs w:val="28"/>
         </w:rPr>
+        <w:lastRenderedPageBreak/>
         <w:t>Список</w:t>
       </w:r>
       <w:r>
@@ -2781,7 +4417,16 @@
           <w:sz w:val="28"/>
           <w:szCs w:val="28"/>
         </w:rPr>
-        <w:t>Булыгин, Д.А. Распознавание жестов рук в режиме реального времени / Д.А. Булыгин, Т.Е. Мамонова // Системы анализа и обработки данных. – №1 (78), С.25-40, 2020.</w:t>
+        <w:t>Д.А. Булыгин, Т.Е. Мамонова</w:t>
+      </w:r>
+      <w:r>
+        <w:rPr>
+          <w:rFonts w:ascii="Times New Roman" w:hAnsi="Times New Roman" w:cs="Times New Roman"/>
+          <w:color w:val="000000" w:themeColor="text1"/>
+          <w:sz w:val="28"/>
+          <w:szCs w:val="28"/>
+        </w:rPr>
+        <w:t>, Распознавание жестов рук в режиме реального времени // Системы анализа и обработки данных. – №1 (78), С.25-40, 2020.</w:t>
       </w:r>
     </w:p>
     <w:p>
@@ -2811,7 +4456,25 @@
           <w:sz w:val="28"/>
           <w:szCs w:val="28"/>
         </w:rPr>
-        <w:t>Рюмин, Д.А. Метод автоматического видеоанализа движений рук и распознавания жестов в человеко-машинных интерфейсах // Научно-технический вестник информационных технологий, механики и оптики. – №4, С. 525-531, 2020.</w:t>
+        <w:t>Д.А. Рюмин</w:t>
+      </w:r>
+      <w:r>
+        <w:rPr>
+          <w:rFonts w:ascii="Times New Roman" w:hAnsi="Times New Roman" w:cs="Times New Roman"/>
+          <w:color w:val="000000" w:themeColor="text1"/>
+          <w:sz w:val="28"/>
+          <w:szCs w:val="28"/>
+        </w:rPr>
+        <w:t>,</w:t>
+      </w:r>
+      <w:r>
+        <w:rPr>
+          <w:rFonts w:ascii="Times New Roman" w:hAnsi="Times New Roman" w:cs="Times New Roman"/>
+          <w:color w:val="000000" w:themeColor="text1"/>
+          <w:sz w:val="28"/>
+          <w:szCs w:val="28"/>
+        </w:rPr>
+        <w:t xml:space="preserve"> Метод автоматического видеоанализа движений рук и распознавания жестов в человеко-машинных интерфейсах // Научно-технический вестник информационных технологий, механики и оптики. – №4, С. 525-531, 2020.</w:t>
       </w:r>
     </w:p>
     <w:p>
@@ -2841,7 +4504,45 @@
           <w:sz w:val="28"/>
           <w:szCs w:val="28"/>
         </w:rPr>
-        <w:t>Рюмин, Д.А. Аналитический обзор моделей и методов автоматического распознавания жестов и</w:t>
+        <w:t xml:space="preserve">Д.А. Рюмин, И.А. </w:t>
+      </w:r>
+      <w:proofErr w:type="spellStart"/>
+      <w:r>
+        <w:rPr>
+          <w:rFonts w:ascii="Times New Roman" w:hAnsi="Times New Roman" w:cs="Times New Roman"/>
+          <w:color w:val="000000" w:themeColor="text1"/>
+          <w:sz w:val="28"/>
+          <w:szCs w:val="28"/>
+        </w:rPr>
+        <w:t>Кагиров</w:t>
+      </w:r>
+      <w:proofErr w:type="spellEnd"/>
+      <w:r>
+        <w:rPr>
+          <w:rFonts w:ascii="Times New Roman" w:hAnsi="Times New Roman" w:cs="Times New Roman"/>
+          <w:color w:val="000000" w:themeColor="text1"/>
+          <w:sz w:val="28"/>
+          <w:szCs w:val="28"/>
+        </w:rPr>
+        <w:t>, А.А. Аксенов, А.А. Карпов</w:t>
+      </w:r>
+      <w:r>
+        <w:rPr>
+          <w:rFonts w:ascii="Times New Roman" w:hAnsi="Times New Roman" w:cs="Times New Roman"/>
+          <w:color w:val="000000" w:themeColor="text1"/>
+          <w:sz w:val="28"/>
+          <w:szCs w:val="28"/>
+        </w:rPr>
+        <w:t>,</w:t>
+      </w:r>
+      <w:r>
+        <w:rPr>
+          <w:rFonts w:ascii="Times New Roman" w:hAnsi="Times New Roman" w:cs="Times New Roman"/>
+          <w:color w:val="000000" w:themeColor="text1"/>
+          <w:sz w:val="28"/>
+          <w:szCs w:val="28"/>
+        </w:rPr>
+        <w:t xml:space="preserve"> Аналитический обзор моделей и методов автоматического распознавания жестов и</w:t>
       </w:r>
       <w:r>
         <w:rPr>
@@ -2859,7 +4560,25 @@
           <w:sz w:val="28"/>
           <w:szCs w:val="28"/>
         </w:rPr>
-        <w:t>жестовых языков / Д.А. Рюмин, И.А. Кагиров, А.А. Аксенов, А.А. Карпов // Информационноуправляющие системы. – №6 (115), С.10-20, 2021.</w:t>
+        <w:t>жестовых языков // Информационно</w:t>
+      </w:r>
+      <w:r>
+        <w:rPr>
+          <w:rFonts w:ascii="Times New Roman" w:hAnsi="Times New Roman" w:cs="Times New Roman"/>
+          <w:color w:val="000000" w:themeColor="text1"/>
+          <w:sz w:val="28"/>
+          <w:szCs w:val="28"/>
+        </w:rPr>
+        <w:t>-</w:t>
+      </w:r>
+      <w:r>
+        <w:rPr>
+          <w:rFonts w:ascii="Times New Roman" w:hAnsi="Times New Roman" w:cs="Times New Roman"/>
+          <w:color w:val="000000" w:themeColor="text1"/>
+          <w:sz w:val="28"/>
+          <w:szCs w:val="28"/>
+        </w:rPr>
+        <w:t>управляющие системы. – №6 (115), С.10-20, 2021.</w:t>
       </w:r>
     </w:p>
     <w:p>
@@ -4179,28 +5898,28 @@
 </file>
 
 <file path=customXml/item1.xml><?xml version="1.0" encoding="utf-8"?>
-<b:Sources xmlns:b="http://schemas.openxmlformats.org/officeDocument/2006/bibliography" xmlns="http://schemas.openxmlformats.org/officeDocument/2006/bibliography" SelectedStyle="\APASixthEditionOfficeOnline.xsl" StyleName="APA" Version="6"/>
-</file>
-
-<file path=customXml/item2.xml><?xml version="1.0" encoding="utf-8"?>
 <go:gDocsCustomXmlDataStorage xmlns:go="http://customooxmlschemas.google.com/" xmlns:r="http://schemas.openxmlformats.org/officeDocument/2006/relationships" uri="GoogleDocsCustomDataVersion1">
   <go:docsCustomData xmlns:go="http://customooxmlschemas.google.com/" roundtripDataSignature="AMtx7mjJPU0YYwyelSJqUZoToqEmT893yg==">AMUW2mW+oKJFJLwrnfrIpK4XlUZ22gydTH7BZWglhSnbKUoYUOakFz+fZWOxG8DF7H4y3ckKVWS2r0GAef5XP0507FvLvMZW/QS5BsXAWnbjr5NnochGOe43gX1SV2wffk5/kl4gHTMTt6N39nZL6cnp84+kIppBeyCCAwth4bd88dHzzfO/uxesXIFfLy9dzW48PxkfBHD/ie/UEt2pWmVug04Yppy+S2vyLj+M+mqGTLXi8Gpew/NhtvYOUEIUW4pjz8UIshipTWj6FxGPhlYn7roiTmP6nZS6i+ivSD9bbdZl8JUKnLAYeQ2w5QCXoANkQyBTfjrsywgnSeVIt9Fdp+Vuh8wpqF7LCinTzxzF8+CzbRVoOG4=</go:docsCustomData>
 </go:gDocsCustomXmlDataStorage>
 </file>
 
-<file path=customXml/itemProps1.xml><?xml version="1.0" encoding="utf-8"?>
-<ds:datastoreItem xmlns:ds="http://schemas.openxmlformats.org/officeDocument/2006/customXml" ds:itemID="{62B61E88-98B4-461B-95FF-38B86F8C13D0}">
-  <ds:schemaRefs>
-    <ds:schemaRef ds:uri="http://schemas.openxmlformats.org/officeDocument/2006/bibliography"/>
-  </ds:schemaRefs>
-</ds:datastoreItem>
+<file path=customXml/item2.xml><?xml version="1.0" encoding="utf-8"?>
+<b:Sources xmlns:b="http://schemas.openxmlformats.org/officeDocument/2006/bibliography" xmlns="http://schemas.openxmlformats.org/officeDocument/2006/bibliography" SelectedStyle="\APASixthEditionOfficeOnline.xsl" StyleName="APA" Version="6"/>
 </file>
 
-<file path=customXml/itemProps2.xml><?xml version="1.0" encoding="utf-8"?>
+<file path=customXml/itemProps1.xml><?xml version="1.0" encoding="utf-8"?>
 <ds:datastoreItem xmlns:ds="http://schemas.openxmlformats.org/officeDocument/2006/customXml" ds:itemID="{11111111-1234-1234-1234-123412341234}">
   <ds:schemaRefs>
     <ds:schemaRef ds:uri="http://customooxmlschemas.google.com/"/>
     <ds:schemaRef ds:uri="http://schemas.openxmlformats.org/officeDocument/2006/relationships"/>
   </ds:schemaRefs>
 </ds:datastoreItem>
+</file>
+
+<file path=customXml/itemProps2.xml><?xml version="1.0" encoding="utf-8"?>
+<ds:datastoreItem xmlns:ds="http://schemas.openxmlformats.org/officeDocument/2006/customXml" ds:itemID="{62B61E88-98B4-461B-95FF-38B86F8C13D0}">
+  <ds:schemaRefs>
+    <ds:schemaRef ds:uri="http://schemas.openxmlformats.org/officeDocument/2006/bibliography"/>
+  </ds:schemaRefs>
+</ds:datastoreItem>
 </file>